--- a/app/templates/sol_luna/ROJO.docx
+++ b/app/templates/sol_luna/ROJO.docx
@@ -317,7 +317,7 @@
           <w:sz w:val="18"/>
           <w:szCs w:val="18"/>
         </w:rPr>
-        <w:t xml:space="preserve">, QUIEN ME MANIFESTO SER DE NACIONALIDAD: PERUANA; «_IDENT» CON DOCUMENTO NACIONAL DE IDENTIDAD NUMERO: </w:t>
+        <w:t xml:space="preserve">, QUIEN ME MANIFESTO SER DE NACIONALIDAD: PERUANA; «IDENT» CON DOCUMENTO NACIONAL DE IDENTIDAD NUMERO: </w:t>
       </w:r>
       <w:r>
         <w:rPr>
@@ -326,7 +326,7 @@
           <w:szCs w:val="18"/>
           <w:lang w:val="es-ES_tradnl"/>
         </w:rPr>
-        <w:t>«_DNI»</w:t>
+        <w:t>«DNI»</w:t>
       </w:r>
       <w:r>
         <w:rPr>
@@ -336,7 +336,7 @@
           <w:sz w:val="18"/>
           <w:szCs w:val="18"/>
         </w:rPr>
-        <w:t xml:space="preserve">; DE ESTADO CIVIL: «_ESTADO_CIVIL»; DE PROFESION U OCUPACION: «OCUPACION1»; CON DOMICILIO EN «DIRECCION1» Y </w:t>
+        <w:t xml:space="preserve">; DE ESTADO CIVIL: «ESTADO_CIVIL»; DE PROFESION U OCUPACION: «OCUPACION»; CON DOMICILIO EN «DIRECCION» Y </w:t>
       </w:r>
       <w:r>
         <w:rPr>
@@ -347,17 +347,39 @@
           <w:szCs w:val="18"/>
           <w:lang w:val="es-ES_tradnl"/>
         </w:rPr>
-        <w:t>«COPROPIETARIO»</w:t>
+        <w:t>«</w:t>
       </w:r>
       <w:r>
         <w:rPr>
           <w:rFonts w:ascii="Arial" w:hAnsi="Arial" w:cs="Arial"/>
+          <w:b/>
+          <w:bCs/>
+          <w:sz w:val="18"/>
+          <w:szCs w:val="18"/>
+          <w:lang w:val="es-ES_tradnl"/>
+        </w:rPr>
+        <w:t>COPROP</w:t>
+      </w:r>
+      <w:r>
+        <w:rPr>
+          <w:rFonts w:ascii="Arial" w:hAnsi="Arial" w:cs="Arial"/>
+          <w:b/>
+          <w:bCs/>
+          <w:sz w:val="18"/>
+          <w:szCs w:val="18"/>
+          <w:lang w:val="es-ES_tradnl"/>
+        </w:rPr>
+        <w:t>»</w:t>
+      </w:r>
+      <w:r>
+        <w:rPr>
+          <w:rFonts w:ascii="Arial" w:hAnsi="Arial" w:cs="Arial"/>
           <w:bCs/>
           <w:color w:val="000000"/>
           <w:sz w:val="18"/>
           <w:szCs w:val="18"/>
         </w:rPr>
-        <w:t xml:space="preserve">, QUIEN ME MANIFESTO SER DE NACIONALIDAD: PERUANA; «_IDENT_2» CON DOCUMENTO NACIONAL DE IDENTIDAD NUMERO: </w:t>
+        <w:t xml:space="preserve">, QUIEN ME MANIFESTO SER DE NACIONALIDAD: PERUANA; «IDENT2» CON DOCUMENTO NACIONAL DE IDENTIDAD NUMERO: </w:t>
       </w:r>
       <w:r>
         <w:rPr>
@@ -366,7 +388,7 @@
           <w:szCs w:val="18"/>
           <w:lang w:val="es-ES_tradnl"/>
         </w:rPr>
-        <w:t>«_DNI2»</w:t>
+        <w:t>«DNI2»</w:t>
       </w:r>
       <w:r>
         <w:rPr>
@@ -376,7 +398,7 @@
           <w:sz w:val="18"/>
           <w:szCs w:val="18"/>
         </w:rPr>
-        <w:t>; DE ESTADO CIVIL: «_ESTADO_CIVIL_2»; DE PROFESION U OCUPACION: «OCUPACION2»; CON DOMICILIO EN «DIRECCION2»</w:t>
+        <w:t>; DE ESTADO CIVIL: «ESTADO_CIVIL2»; DE PROFESION U OCUPACION: «OCUPACION2»; CON DOMICILIO EN «DIRECCION2»</w:t>
       </w:r>
       <w:r>
         <w:rPr>
@@ -402,7 +424,7 @@
           <w:sz w:val="18"/>
           <w:szCs w:val="18"/>
         </w:rPr>
-        <w:t xml:space="preserve">; EN LOS TÉRMINOS Y CONDICIONES SIGUIENTES: </w:t>
+        <w:t>; EN LOS TÉRMINOS Y CONDICIONES SIGUIENTES:</w:t>
       </w:r>
     </w:p>
     <w:p>
@@ -465,35 +487,27 @@
           <w:sz w:val="18"/>
           <w:szCs w:val="18"/>
         </w:rPr>
+        <w:t xml:space="preserve"> DECLARA SER PROPIETARIO DEL</w:t>
+      </w:r>
+      <w:r>
+        <w:rPr>
+          <w:rFonts w:asciiTheme="minorBidi" w:eastAsia="Calibri" w:hAnsiTheme="minorBidi" w:cstheme="minorBidi"/>
+          <w:sz w:val="18"/>
+          <w:szCs w:val="18"/>
+          <w:lang w:val="es-PE" w:eastAsia="en-US"/>
+        </w:rPr>
         <w:t xml:space="preserve"> </w:t>
       </w:r>
       <w:r>
         <w:rPr>
           <w:rFonts w:asciiTheme="minorBidi" w:hAnsiTheme="minorBidi" w:cstheme="minorBidi"/>
-          <w:sz w:val="18"/>
-          <w:szCs w:val="18"/>
-        </w:rPr>
-        <w:t>DECLARA SER PROPIETARIO DEL</w:t>
-      </w:r>
-      <w:r>
-        <w:rPr>
-          <w:rFonts w:asciiTheme="minorBidi" w:eastAsia="Calibri" w:hAnsiTheme="minorBidi" w:cstheme="minorBidi"/>
-          <w:sz w:val="18"/>
-          <w:szCs w:val="18"/>
-          <w:lang w:val="es-PE" w:eastAsia="en-US"/>
-        </w:rPr>
-        <w:t xml:space="preserve"> </w:t>
-      </w:r>
-      <w:r>
-        <w:rPr>
-          <w:rFonts w:asciiTheme="minorBidi" w:hAnsiTheme="minorBidi" w:cstheme="minorBidi"/>
           <w:b/>
           <w:bCs/>
           <w:caps/>
           <w:sz w:val="18"/>
           <w:szCs w:val="18"/>
         </w:rPr>
-        <w:t>«DATOSLOTE»,</w:t>
+        <w:t>«</w:t>
       </w:r>
       <w:r>
         <w:rPr>
@@ -504,7 +518,18 @@
           <w:sz w:val="18"/>
           <w:szCs w:val="18"/>
         </w:rPr>
-        <w:t xml:space="preserve"> DISTRITO DE PAIJAN, PROVINCIA DE ASCOPE, DEPARTAMENTO DE LA LIBERTAD</w:t>
+        <w:t>NOMBRE_PREDIO</w:t>
+      </w:r>
+      <w:r>
+        <w:rPr>
+          <w:rFonts w:asciiTheme="minorBidi" w:hAnsiTheme="minorBidi" w:cstheme="minorBidi"/>
+          <w:b/>
+          <w:bCs/>
+          <w:caps/>
+          <w:sz w:val="18"/>
+          <w:szCs w:val="18"/>
+        </w:rPr>
+        <w:t>», DISTRITO DE PAIJAN, PROVINCIA DE ASCOPE, DEPARTAMENTO DE LA LIBERTAD</w:t>
       </w:r>
       <w:r>
         <w:rPr>
@@ -550,16 +575,25 @@
           <w:sz w:val="18"/>
           <w:szCs w:val="18"/>
         </w:rPr>
-        <w:t xml:space="preserve"> </w:t>
-      </w:r>
-      <w:r>
-        <w:rPr>
-          <w:rFonts w:asciiTheme="minorBidi" w:hAnsiTheme="minorBidi" w:cstheme="minorBidi"/>
-          <w:b/>
-          <w:sz w:val="18"/>
-          <w:szCs w:val="18"/>
-        </w:rPr>
-        <w:t>«_PR»</w:t>
+        <w:t xml:space="preserve"> «</w:t>
+      </w:r>
+      <w:r>
+        <w:rPr>
+          <w:rFonts w:asciiTheme="minorBidi" w:hAnsiTheme="minorBidi" w:cstheme="minorBidi"/>
+          <w:b/>
+          <w:sz w:val="18"/>
+          <w:szCs w:val="18"/>
+        </w:rPr>
+        <w:t>PARTIDA</w:t>
+      </w:r>
+      <w:r>
+        <w:rPr>
+          <w:rFonts w:asciiTheme="minorBidi" w:hAnsiTheme="minorBidi" w:cstheme="minorBidi"/>
+          <w:b/>
+          <w:sz w:val="18"/>
+          <w:szCs w:val="18"/>
+        </w:rPr>
+        <w:t>»</w:t>
       </w:r>
       <w:r>
         <w:rPr>
@@ -1170,15 +1204,7 @@
           <w:sz w:val="18"/>
           <w:szCs w:val="18"/>
         </w:rPr>
-        <w:t xml:space="preserve"> IMPORTE DE VENTA Y FORMA DE PAGO</w:t>
-      </w:r>
-      <w:r>
-        <w:rPr>
-          <w:rFonts w:asciiTheme="minorBidi" w:hAnsiTheme="minorBidi" w:cstheme="minorBidi"/>
-          <w:sz w:val="18"/>
-          <w:szCs w:val="18"/>
-        </w:rPr>
-        <w:t xml:space="preserve">: </w:t>
+        <w:t xml:space="preserve"> IMPORTE DE VENTA Y FORMA DE PAGO: </w:t>
       </w:r>
     </w:p>
     <w:p>
@@ -1216,15 +1242,7 @@
           <w:sz w:val="18"/>
           <w:szCs w:val="18"/>
         </w:rPr>
-        <w:t>, TRANSFIERE, EN VENTA REAL Y ENAJENACION PERPETUA</w:t>
-      </w:r>
-      <w:r>
-        <w:rPr>
-          <w:rFonts w:asciiTheme="minorBidi" w:hAnsiTheme="minorBidi" w:cstheme="minorBidi"/>
-          <w:sz w:val="18"/>
-          <w:szCs w:val="18"/>
-        </w:rPr>
-        <w:t xml:space="preserve">, EL </w:t>
+        <w:t xml:space="preserve">, TRANSFIERE, EN VENTA REAL Y ENAJENACION PERPETUA, EL </w:t>
       </w:r>
       <w:r>
         <w:rPr>
@@ -1270,7 +1288,7 @@
           <w:sz w:val="18"/>
           <w:szCs w:val="18"/>
         </w:rPr>
-        <w:t xml:space="preserve">«_AREA» M2 («_AREA_TEXTO» METROS CUADRADOS) </w:t>
+        <w:t xml:space="preserve">«AREA» M2 («AREA_TEXTO» METROS CUADRADOS) </w:t>
       </w:r>
       <w:r>
         <w:rPr>
@@ -1288,35 +1306,23 @@
           <w:sz w:val="18"/>
           <w:szCs w:val="18"/>
         </w:rPr>
-        <w:t>“</w:t>
-      </w:r>
-      <w:r>
-        <w:rPr>
-          <w:rFonts w:asciiTheme="minorBidi" w:hAnsiTheme="minorBidi" w:cstheme="minorBidi"/>
-          <w:b/>
-          <w:bCs/>
-          <w:sz w:val="18"/>
-          <w:szCs w:val="18"/>
-        </w:rPr>
-        <w:t>SOL &amp; LUNA MALABRIGO CAMPO CLUB</w:t>
-      </w:r>
-      <w:r>
-        <w:rPr>
-          <w:rFonts w:asciiTheme="minorBidi" w:hAnsiTheme="minorBidi" w:cstheme="minorBidi"/>
-          <w:b/>
-          <w:bCs/>
-          <w:sz w:val="18"/>
-          <w:szCs w:val="18"/>
-        </w:rPr>
-        <w:t>”</w:t>
-      </w:r>
-      <w:r>
-        <w:rPr>
-          <w:rFonts w:asciiTheme="minorBidi" w:hAnsiTheme="minorBidi" w:cstheme="minorBidi"/>
-          <w:sz w:val="18"/>
-          <w:szCs w:val="18"/>
-        </w:rPr>
-        <w:t xml:space="preserve"> A FAVOR DE </w:t>
+        <w:t>“SOL &amp; LUNA MALABRIGO CAMPO CLUB”</w:t>
+      </w:r>
+      <w:r>
+        <w:rPr>
+          <w:rFonts w:asciiTheme="minorBidi" w:hAnsiTheme="minorBidi" w:cstheme="minorBidi"/>
+          <w:sz w:val="18"/>
+          <w:szCs w:val="18"/>
+        </w:rPr>
+        <w:t xml:space="preserve"> A FAVOR DE</w:t>
+      </w:r>
+      <w:r>
+        <w:rPr>
+          <w:rFonts w:asciiTheme="minorBidi" w:hAnsiTheme="minorBidi" w:cstheme="minorBidi"/>
+          <w:sz w:val="18"/>
+          <w:szCs w:val="18"/>
+        </w:rPr>
+        <w:t xml:space="preserve"> </w:t>
       </w:r>
       <w:r>
         <w:rPr>
@@ -1363,7 +1369,7 @@
           <w:sz w:val="18"/>
           <w:szCs w:val="18"/>
         </w:rPr>
-        <w:t>_PRECIO»(«_PRECIO_TEXTO» Y «_PRECIO_DECIMAL»/100 SOLES)</w:t>
+        <w:t>PRECIO»(«PRECIO_TEXTO» Y «PRECIO_DECIMAL»/100 SOLES)</w:t>
       </w:r>
       <w:r>
         <w:rPr>
@@ -1372,14 +1378,6 @@
           <w:szCs w:val="18"/>
         </w:rPr>
         <w:t>.</w:t>
-      </w:r>
-      <w:r>
-        <w:rPr>
-          <w:rFonts w:asciiTheme="minorBidi" w:hAnsiTheme="minorBidi" w:cstheme="minorBidi"/>
-          <w:sz w:val="18"/>
-          <w:szCs w:val="18"/>
-        </w:rPr>
-        <w:t xml:space="preserve"> </w:t>
       </w:r>
     </w:p>
     <w:p>
@@ -1468,7 +1466,7 @@
           <w:sz w:val="18"/>
           <w:szCs w:val="18"/>
         </w:rPr>
-        <w:t>_PAGO»(«_PAGO_TEXTO» Y «_PAGO_DECIMAL»/100 SOLES)</w:t>
+        <w:t>PAGO»(«PAGO_TEXTO» Y «PAGO_DECIMAL»/100 SOLES)</w:t>
       </w:r>
       <w:r>
         <w:rPr>
@@ -1557,7 +1555,7 @@
           <w:sz w:val="18"/>
           <w:szCs w:val="18"/>
         </w:rPr>
-        <w:t>_SALDO»(«_</w:t>
+        <w:t>SALDO»(«</w:t>
       </w:r>
       <w:r>
         <w:rPr>
@@ -1566,7 +1564,7 @@
           <w:sz w:val="18"/>
           <w:szCs w:val="18"/>
         </w:rPr>
-        <w:t>SALDO_TEXTO» Y «_SALDO_DECIMAL»/100 SOLES)</w:t>
+        <w:t>SALDO_TEXTO» Y «SALDO_DECIMAL»/100 SOLES)</w:t>
       </w:r>
       <w:r>
         <w:rPr>
@@ -1592,7 +1590,25 @@
           <w:sz w:val="18"/>
           <w:szCs w:val="18"/>
         </w:rPr>
-        <w:t>«FPAGOTOTAL_TEXTO»</w:t>
+        <w:t>«</w:t>
+      </w:r>
+      <w:r>
+        <w:rPr>
+          <w:rFonts w:ascii="Arial" w:hAnsi="Arial" w:cs="Arial"/>
+          <w:b/>
+          <w:sz w:val="18"/>
+          <w:szCs w:val="18"/>
+        </w:rPr>
+        <w:t>FECHA_PAGO</w:t>
+      </w:r>
+      <w:r>
+        <w:rPr>
+          <w:rFonts w:ascii="Arial" w:hAnsi="Arial" w:cs="Arial"/>
+          <w:b/>
+          <w:sz w:val="18"/>
+          <w:szCs w:val="18"/>
+        </w:rPr>
+        <w:t>»</w:t>
       </w:r>
       <w:r>
         <w:rPr>
@@ -2253,7 +2269,7 @@
           <w:sz w:val="18"/>
           <w:szCs w:val="18"/>
         </w:rPr>
-        <w:t>18</w:t>
+        <w:t>«ENTREGA»</w:t>
       </w:r>
       <w:r>
         <w:rPr>
@@ -2273,7 +2289,7 @@
           <w:sz w:val="18"/>
           <w:szCs w:val="18"/>
         </w:rPr>
-        <w:t>DIECIOCHO</w:t>
+        <w:t>«ENTREGA_TEXTO»</w:t>
       </w:r>
       <w:r>
         <w:rPr>
@@ -2291,15 +2307,15 @@
           <w:sz w:val="18"/>
           <w:szCs w:val="18"/>
         </w:rPr>
-        <w:t>MESES CONTADOS A PARTIR DE LA SUSCRIPCION DE LA PRESENTE MINUTA</w:t>
-      </w:r>
-      <w:r>
-        <w:rPr>
-          <w:rFonts w:asciiTheme="minorBidi" w:hAnsiTheme="minorBidi" w:cstheme="minorBidi"/>
-          <w:sz w:val="18"/>
-          <w:szCs w:val="18"/>
-        </w:rPr>
-        <w:t xml:space="preserve">. </w:t>
+        <w:t>MESES CONTADOS A PARTIR DE LA SUSCRIPCION DE LA PRESENTE MINUTA.</w:t>
+      </w:r>
+      <w:r>
+        <w:rPr>
+          <w:rFonts w:asciiTheme="minorBidi" w:hAnsiTheme="minorBidi" w:cstheme="minorBidi"/>
+          <w:sz w:val="18"/>
+          <w:szCs w:val="18"/>
+        </w:rPr>
+        <w:t xml:space="preserve"> </w:t>
       </w:r>
     </w:p>
     <w:p>
@@ -2663,7 +2679,7 @@
           <w:sz w:val="18"/>
           <w:szCs w:val="18"/>
         </w:rPr>
-        <w:t xml:space="preserve">EN ESE SENTIDO NO HABRÁ LUGAR A REEMBOLSO NI COMPENSACIÓN POR NINGUNA DE LAS PARTES SI EL INMUEBLE DE QUE SE TRATA TUVIERE DENTRO DE SUS LINDEROS MAYOR O MENOR EXTENSIÓN/ES DE LO QUE SE INDIQUE EN LA PARTIDA REGISTRAL DONDE SE INSCRIBA EL MISMO UNA </w:t>
+        <w:t xml:space="preserve">EN ESE SENTIDO NO HABRÁ LUGAR A REEMBOLSO NI COMPENSACIÓN POR NINGUNA DE LAS PARTES SI EL INMUEBLE DE QUE SE TRATA TUVIERE DENTRO DE SUS LINDEROS MAYOR O MENOR </w:t>
       </w:r>
       <w:r>
         <w:rPr>
@@ -2672,7 +2688,7 @@
           <w:szCs w:val="18"/>
         </w:rPr>
         <w:lastRenderedPageBreak/>
-        <w:t>VEZ CONCLUIDA LA EDIFICACIÓN. LAS PARTES ACUERDAN QUE LA VARIACIÓN DEL AREA DE EL INMUEBLE SE REALIZARÁ Y REGULARÁ CONFORME AL ORDENAMIENTO JURÍDICO NACIONAL.</w:t>
+        <w:t>EXTENSIÓN/ES DE LO QUE SE INDIQUE EN LA PARTIDA REGISTRAL DONDE SE INSCRIBA EL MISMO UNA VEZ CONCLUIDA LA EDIFICACIÓN. LAS PARTES ACUERDAN QUE LA VARIACIÓN DEL AREA DE EL INMUEBLE SE REALIZARÁ Y REGULARÁ CONFORME AL ORDENAMIENTO JURÍDICO NACIONAL.</w:t>
       </w:r>
       <w:r>
         <w:rPr>
@@ -3301,15 +3317,23 @@
           <w:sz w:val="18"/>
           <w:szCs w:val="18"/>
         </w:rPr>
-        <w:t>TRUJILLO</w:t>
-      </w:r>
-      <w:r>
-        <w:rPr>
-          <w:rFonts w:asciiTheme="minorBidi" w:hAnsiTheme="minorBidi" w:cstheme="minorBidi"/>
-          <w:sz w:val="18"/>
-          <w:szCs w:val="18"/>
-        </w:rPr>
-        <w:t>, «FECHA_TEXTO».</w:t>
+        <w:t>TRUJILLO, «</w:t>
+      </w:r>
+      <w:r>
+        <w:rPr>
+          <w:rFonts w:asciiTheme="minorBidi" w:hAnsiTheme="minorBidi" w:cstheme="minorBidi"/>
+          <w:sz w:val="18"/>
+          <w:szCs w:val="18"/>
+        </w:rPr>
+        <w:t>FECHA</w:t>
+      </w:r>
+      <w:r>
+        <w:rPr>
+          <w:rFonts w:asciiTheme="minorBidi" w:hAnsiTheme="minorBidi" w:cstheme="minorBidi"/>
+          <w:sz w:val="18"/>
+          <w:szCs w:val="18"/>
+        </w:rPr>
+        <w:t>».</w:t>
       </w:r>
     </w:p>
     <w:p>
@@ -3322,6 +3346,12 @@
           <w:sz w:val="18"/>
           <w:szCs w:val="18"/>
         </w:rPr>
+        <w:sectPr>
+          <w:pgSz w:w="11906" w:h="16838"/>
+          <w:pgMar w:top="1440" w:right="1440" w:bottom="1440" w:left="1440" w:header="709" w:footer="709" w:gutter="0"/>
+          <w:cols w:space="708"/>
+          <w:docGrid w:linePitch="360"/>
+        </w:sectPr>
       </w:pPr>
     </w:p>
     <w:p>
@@ -3352,34 +3382,6 @@
           <w:szCs w:val="18"/>
         </w:rPr>
       </w:pPr>
-      <w:r>
-        <w:rPr>
-          <w:rFonts w:asciiTheme="minorBidi" w:hAnsiTheme="minorBidi" w:cstheme="minorBidi"/>
-          <w:b/>
-          <w:bCs/>
-          <w:sz w:val="18"/>
-          <w:szCs w:val="18"/>
-        </w:rPr>
-        <w:t xml:space="preserve"> </w:t>
-      </w:r>
-    </w:p>
-    <w:p>
-      <w:pPr>
-        <w:widowControl w:val="0"/>
-        <w:autoSpaceDE w:val="0"/>
-        <w:autoSpaceDN w:val="0"/>
-        <w:adjustRightInd w:val="0"/>
-        <w:spacing w:line="300" w:lineRule="auto"/>
-        <w:ind w:left="709"/>
-        <w:jc w:val="both"/>
-        <w:rPr>
-          <w:rFonts w:asciiTheme="minorBidi" w:hAnsiTheme="minorBidi" w:cstheme="minorBidi"/>
-          <w:b/>
-          <w:bCs/>
-          <w:sz w:val="18"/>
-          <w:szCs w:val="18"/>
-        </w:rPr>
-      </w:pPr>
     </w:p>
     <w:p>
       <w:pPr>
@@ -3439,25 +3441,421 @@
         <w:autoSpaceDN w:val="0"/>
         <w:adjustRightInd w:val="0"/>
         <w:spacing w:line="300" w:lineRule="auto"/>
-        <w:jc w:val="both"/>
-        <w:rPr>
-          <w:rFonts w:asciiTheme="minorBidi" w:hAnsiTheme="minorBidi" w:cstheme="minorBidi"/>
-          <w:b/>
-          <w:bCs/>
-          <w:sz w:val="18"/>
-          <w:szCs w:val="18"/>
-        </w:rPr>
-      </w:pPr>
-      <w:r>
-        <w:rPr>
-          <w:rFonts w:asciiTheme="minorBidi" w:hAnsiTheme="minorBidi" w:cstheme="minorBidi"/>
-          <w:b/>
-          <w:bCs/>
-          <w:sz w:val="18"/>
-          <w:szCs w:val="18"/>
-        </w:rPr>
-        <w:t>______________________________________                                   ________________________________</w:t>
-      </w:r>
+        <w:jc w:val="center"/>
+        <w:rPr>
+          <w:rFonts w:asciiTheme="minorBidi" w:hAnsiTheme="minorBidi" w:cstheme="minorBidi"/>
+          <w:b/>
+          <w:bCs/>
+          <w:sz w:val="18"/>
+          <w:szCs w:val="18"/>
+        </w:rPr>
+      </w:pPr>
+    </w:p>
+    <w:p>
+      <w:pPr>
+        <w:widowControl w:val="0"/>
+        <w:autoSpaceDE w:val="0"/>
+        <w:autoSpaceDN w:val="0"/>
+        <w:adjustRightInd w:val="0"/>
+        <w:spacing w:line="300" w:lineRule="auto"/>
+        <w:jc w:val="center"/>
+        <w:rPr>
+          <w:rFonts w:asciiTheme="minorBidi" w:hAnsiTheme="minorBidi" w:cstheme="minorBidi"/>
+          <w:b/>
+          <w:bCs/>
+          <w:sz w:val="18"/>
+          <w:szCs w:val="18"/>
+        </w:rPr>
+      </w:pPr>
+      <w:r>
+        <w:rPr>
+          <w:rFonts w:asciiTheme="minorBidi" w:hAnsiTheme="minorBidi" w:cstheme="minorBidi"/>
+          <w:b/>
+          <w:bCs/>
+          <w:sz w:val="18"/>
+          <w:szCs w:val="18"/>
+        </w:rPr>
+        <w:t>______________________________________</w:t>
+      </w:r>
+    </w:p>
+    <w:p>
+      <w:pPr>
+        <w:widowControl w:val="0"/>
+        <w:autoSpaceDE w:val="0"/>
+        <w:autoSpaceDN w:val="0"/>
+        <w:adjustRightInd w:val="0"/>
+        <w:spacing w:line="300" w:lineRule="auto"/>
+        <w:jc w:val="center"/>
+        <w:rPr>
+          <w:rFonts w:asciiTheme="minorBidi" w:eastAsia="Arial Unicode MS" w:hAnsiTheme="minorBidi" w:cstheme="minorBidi"/>
+          <w:b/>
+          <w:bCs/>
+          <w:sz w:val="18"/>
+          <w:szCs w:val="18"/>
+          <w:lang w:val="pt-BR"/>
+        </w:rPr>
+      </w:pPr>
+      <w:r>
+        <w:rPr>
+          <w:rFonts w:asciiTheme="minorBidi" w:eastAsia="Arial Unicode MS" w:hAnsiTheme="minorBidi" w:cstheme="minorBidi"/>
+          <w:b/>
+          <w:bCs/>
+          <w:sz w:val="18"/>
+          <w:szCs w:val="18"/>
+          <w:lang w:val="pt-BR"/>
+        </w:rPr>
+        <w:t>ILICH ALEXANDER MERCEDES VALVERDE</w:t>
+      </w:r>
+    </w:p>
+    <w:p>
+      <w:pPr>
+        <w:pStyle w:val="NormalWeb"/>
+        <w:spacing w:before="0" w:beforeAutospacing="0" w:after="0" w:afterAutospacing="0" w:line="300" w:lineRule="auto"/>
+        <w:jc w:val="center"/>
+        <w:rPr>
+          <w:rFonts w:asciiTheme="minorBidi" w:hAnsiTheme="minorBidi" w:cstheme="minorBidi"/>
+          <w:sz w:val="18"/>
+          <w:szCs w:val="18"/>
+        </w:rPr>
+      </w:pPr>
+    </w:p>
+    <w:p>
+      <w:pPr>
+        <w:widowControl w:val="0"/>
+        <w:autoSpaceDE w:val="0"/>
+        <w:autoSpaceDN w:val="0"/>
+        <w:adjustRightInd w:val="0"/>
+        <w:spacing w:line="300" w:lineRule="auto"/>
+        <w:jc w:val="center"/>
+        <w:rPr>
+          <w:rFonts w:asciiTheme="minorBidi" w:hAnsiTheme="minorBidi" w:cstheme="minorBidi"/>
+          <w:b/>
+          <w:bCs/>
+          <w:sz w:val="18"/>
+          <w:szCs w:val="18"/>
+        </w:rPr>
+      </w:pPr>
+    </w:p>
+    <w:p>
+      <w:pPr>
+        <w:widowControl w:val="0"/>
+        <w:autoSpaceDE w:val="0"/>
+        <w:autoSpaceDN w:val="0"/>
+        <w:adjustRightInd w:val="0"/>
+        <w:spacing w:line="300" w:lineRule="auto"/>
+        <w:jc w:val="center"/>
+        <w:rPr>
+          <w:rFonts w:asciiTheme="minorBidi" w:hAnsiTheme="minorBidi" w:cstheme="minorBidi"/>
+          <w:b/>
+          <w:bCs/>
+          <w:sz w:val="18"/>
+          <w:szCs w:val="18"/>
+        </w:rPr>
+      </w:pPr>
+    </w:p>
+    <w:p>
+      <w:pPr>
+        <w:widowControl w:val="0"/>
+        <w:autoSpaceDE w:val="0"/>
+        <w:autoSpaceDN w:val="0"/>
+        <w:adjustRightInd w:val="0"/>
+        <w:spacing w:line="300" w:lineRule="auto"/>
+        <w:jc w:val="center"/>
+        <w:rPr>
+          <w:rFonts w:asciiTheme="minorBidi" w:hAnsiTheme="minorBidi" w:cstheme="minorBidi"/>
+          <w:b/>
+          <w:bCs/>
+          <w:sz w:val="18"/>
+          <w:szCs w:val="18"/>
+        </w:rPr>
+      </w:pPr>
+    </w:p>
+    <w:p>
+      <w:pPr>
+        <w:widowControl w:val="0"/>
+        <w:autoSpaceDE w:val="0"/>
+        <w:autoSpaceDN w:val="0"/>
+        <w:adjustRightInd w:val="0"/>
+        <w:spacing w:line="300" w:lineRule="auto"/>
+        <w:jc w:val="center"/>
+        <w:rPr>
+          <w:rFonts w:ascii="Arial" w:eastAsia="Arial Unicode MS" w:hAnsi="Arial" w:cs="Arial"/>
+          <w:b/>
+          <w:bCs/>
+          <w:sz w:val="18"/>
+          <w:szCs w:val="18"/>
+          <w:lang w:val="pt-BR"/>
+        </w:rPr>
+      </w:pPr>
+    </w:p>
+    <w:p>
+      <w:pPr>
+        <w:widowControl w:val="0"/>
+        <w:autoSpaceDE w:val="0"/>
+        <w:autoSpaceDN w:val="0"/>
+        <w:adjustRightInd w:val="0"/>
+        <w:spacing w:line="300" w:lineRule="auto"/>
+        <w:jc w:val="center"/>
+        <w:rPr>
+          <w:rFonts w:ascii="Arial" w:eastAsia="Arial Unicode MS" w:hAnsi="Arial" w:cs="Arial"/>
+          <w:b/>
+          <w:bCs/>
+          <w:sz w:val="18"/>
+          <w:szCs w:val="18"/>
+          <w:lang w:val="pt-BR"/>
+        </w:rPr>
+      </w:pPr>
+      <w:r>
+        <w:rPr>
+          <w:rFonts w:ascii="Arial" w:hAnsi="Arial" w:cs="Arial"/>
+          <w:b/>
+          <w:bCs/>
+          <w:sz w:val="18"/>
+          <w:szCs w:val="18"/>
+        </w:rPr>
+        <w:t>______________________________________</w:t>
+      </w:r>
+    </w:p>
+    <w:p>
+      <w:pPr>
+        <w:widowControl w:val="0"/>
+        <w:autoSpaceDE w:val="0"/>
+        <w:autoSpaceDN w:val="0"/>
+        <w:adjustRightInd w:val="0"/>
+        <w:spacing w:line="300" w:lineRule="auto"/>
+        <w:jc w:val="center"/>
+        <w:rPr>
+          <w:rFonts w:ascii="Arial" w:hAnsi="Arial" w:cs="Arial"/>
+          <w:b/>
+          <w:bCs/>
+          <w:sz w:val="18"/>
+          <w:szCs w:val="18"/>
+          <w:lang w:val="es-ES_tradnl"/>
+        </w:rPr>
+      </w:pPr>
+      <w:r>
+        <w:rPr>
+          <w:rFonts w:ascii="Arial" w:hAnsi="Arial" w:cs="Arial"/>
+          <w:b/>
+          <w:bCs/>
+          <w:sz w:val="18"/>
+          <w:szCs w:val="18"/>
+          <w:lang w:val="es-ES_tradnl"/>
+        </w:rPr>
+        <w:t>«COPROPIETARIO»</w:t>
+      </w:r>
+    </w:p>
+    <w:p>
+      <w:pPr>
+        <w:pStyle w:val="NormalWeb"/>
+        <w:spacing w:before="0" w:beforeAutospacing="0" w:after="0" w:afterAutospacing="0" w:line="300" w:lineRule="auto"/>
+        <w:jc w:val="center"/>
+        <w:rPr>
+          <w:rFonts w:asciiTheme="minorBidi" w:hAnsiTheme="minorBidi" w:cstheme="minorBidi"/>
+          <w:sz w:val="18"/>
+          <w:szCs w:val="18"/>
+        </w:rPr>
+      </w:pPr>
+    </w:p>
+    <w:p>
+      <w:pPr>
+        <w:pStyle w:val="NormalWeb"/>
+        <w:spacing w:before="0" w:beforeAutospacing="0" w:after="0" w:afterAutospacing="0" w:line="300" w:lineRule="auto"/>
+        <w:jc w:val="center"/>
+        <w:rPr>
+          <w:rFonts w:asciiTheme="minorBidi" w:hAnsiTheme="minorBidi" w:cstheme="minorBidi"/>
+          <w:sz w:val="18"/>
+          <w:szCs w:val="18"/>
+        </w:rPr>
+      </w:pPr>
+    </w:p>
+    <w:p>
+      <w:pPr>
+        <w:widowControl w:val="0"/>
+        <w:autoSpaceDE w:val="0"/>
+        <w:autoSpaceDN w:val="0"/>
+        <w:adjustRightInd w:val="0"/>
+        <w:spacing w:line="300" w:lineRule="auto"/>
+        <w:jc w:val="center"/>
+        <w:rPr>
+          <w:rFonts w:asciiTheme="minorBidi" w:hAnsiTheme="minorBidi" w:cstheme="minorBidi"/>
+          <w:b/>
+          <w:bCs/>
+          <w:sz w:val="18"/>
+          <w:szCs w:val="18"/>
+        </w:rPr>
+      </w:pPr>
+    </w:p>
+    <w:p>
+      <w:pPr>
+        <w:widowControl w:val="0"/>
+        <w:autoSpaceDE w:val="0"/>
+        <w:autoSpaceDN w:val="0"/>
+        <w:adjustRightInd w:val="0"/>
+        <w:spacing w:line="300" w:lineRule="auto"/>
+        <w:jc w:val="center"/>
+        <w:rPr>
+          <w:rFonts w:asciiTheme="minorBidi" w:hAnsiTheme="minorBidi" w:cstheme="minorBidi"/>
+          <w:b/>
+          <w:bCs/>
+          <w:sz w:val="18"/>
+          <w:szCs w:val="18"/>
+        </w:rPr>
+      </w:pPr>
+    </w:p>
+    <w:p>
+      <w:pPr>
+        <w:widowControl w:val="0"/>
+        <w:autoSpaceDE w:val="0"/>
+        <w:autoSpaceDN w:val="0"/>
+        <w:adjustRightInd w:val="0"/>
+        <w:spacing w:line="300" w:lineRule="auto"/>
+        <w:jc w:val="center"/>
+        <w:rPr>
+          <w:rFonts w:asciiTheme="minorBidi" w:hAnsiTheme="minorBidi" w:cstheme="minorBidi"/>
+          <w:b/>
+          <w:bCs/>
+          <w:sz w:val="18"/>
+          <w:szCs w:val="18"/>
+        </w:rPr>
+      </w:pPr>
+    </w:p>
+    <w:p>
+      <w:pPr>
+        <w:widowControl w:val="0"/>
+        <w:autoSpaceDE w:val="0"/>
+        <w:autoSpaceDN w:val="0"/>
+        <w:adjustRightInd w:val="0"/>
+        <w:spacing w:line="300" w:lineRule="auto"/>
+        <w:jc w:val="center"/>
+        <w:rPr>
+          <w:rFonts w:asciiTheme="minorBidi" w:hAnsiTheme="minorBidi" w:cstheme="minorBidi"/>
+          <w:b/>
+          <w:bCs/>
+          <w:sz w:val="18"/>
+          <w:szCs w:val="18"/>
+        </w:rPr>
+      </w:pPr>
+    </w:p>
+    <w:p>
+      <w:pPr>
+        <w:widowControl w:val="0"/>
+        <w:autoSpaceDE w:val="0"/>
+        <w:autoSpaceDN w:val="0"/>
+        <w:adjustRightInd w:val="0"/>
+        <w:spacing w:line="300" w:lineRule="auto"/>
+        <w:jc w:val="center"/>
+        <w:rPr>
+          <w:rFonts w:asciiTheme="minorBidi" w:hAnsiTheme="minorBidi" w:cstheme="minorBidi"/>
+          <w:b/>
+          <w:bCs/>
+          <w:sz w:val="18"/>
+          <w:szCs w:val="18"/>
+        </w:rPr>
+      </w:pPr>
+    </w:p>
+    <w:p>
+      <w:pPr>
+        <w:widowControl w:val="0"/>
+        <w:autoSpaceDE w:val="0"/>
+        <w:autoSpaceDN w:val="0"/>
+        <w:adjustRightInd w:val="0"/>
+        <w:spacing w:line="300" w:lineRule="auto"/>
+        <w:jc w:val="center"/>
+        <w:rPr>
+          <w:rFonts w:asciiTheme="minorBidi" w:hAnsiTheme="minorBidi" w:cstheme="minorBidi"/>
+          <w:b/>
+          <w:bCs/>
+          <w:sz w:val="18"/>
+          <w:szCs w:val="18"/>
+        </w:rPr>
+      </w:pPr>
+    </w:p>
+    <w:p>
+      <w:pPr>
+        <w:widowControl w:val="0"/>
+        <w:autoSpaceDE w:val="0"/>
+        <w:autoSpaceDN w:val="0"/>
+        <w:adjustRightInd w:val="0"/>
+        <w:spacing w:line="300" w:lineRule="auto"/>
+        <w:jc w:val="center"/>
+        <w:rPr>
+          <w:rFonts w:ascii="Arial" w:hAnsi="Arial" w:cs="Arial"/>
+          <w:b/>
+          <w:bCs/>
+          <w:sz w:val="18"/>
+          <w:szCs w:val="18"/>
+          <w:lang w:val="es-ES_tradnl"/>
+        </w:rPr>
+      </w:pPr>
+    </w:p>
+    <w:p>
+      <w:pPr>
+        <w:widowControl w:val="0"/>
+        <w:autoSpaceDE w:val="0"/>
+        <w:autoSpaceDN w:val="0"/>
+        <w:adjustRightInd w:val="0"/>
+        <w:spacing w:line="300" w:lineRule="auto"/>
+        <w:jc w:val="center"/>
+        <w:rPr>
+          <w:rFonts w:asciiTheme="minorBidi" w:hAnsiTheme="minorBidi" w:cstheme="minorBidi"/>
+          <w:b/>
+          <w:bCs/>
+          <w:sz w:val="18"/>
+          <w:szCs w:val="18"/>
+        </w:rPr>
+      </w:pPr>
+      <w:r>
+        <w:rPr>
+          <w:rFonts w:asciiTheme="minorBidi" w:hAnsiTheme="minorBidi" w:cstheme="minorBidi"/>
+          <w:b/>
+          <w:bCs/>
+          <w:sz w:val="18"/>
+          <w:szCs w:val="18"/>
+        </w:rPr>
+        <w:t>______________________________________</w:t>
+      </w:r>
+    </w:p>
+    <w:p>
+      <w:pPr>
+        <w:widowControl w:val="0"/>
+        <w:autoSpaceDE w:val="0"/>
+        <w:autoSpaceDN w:val="0"/>
+        <w:adjustRightInd w:val="0"/>
+        <w:spacing w:line="300" w:lineRule="auto"/>
+        <w:jc w:val="center"/>
+        <w:rPr>
+          <w:rFonts w:asciiTheme="minorBidi" w:eastAsia="Arial Unicode MS" w:hAnsiTheme="minorBidi" w:cstheme="minorBidi"/>
+          <w:b/>
+          <w:bCs/>
+          <w:sz w:val="18"/>
+          <w:szCs w:val="18"/>
+          <w:lang w:val="pt-BR"/>
+        </w:rPr>
+      </w:pPr>
+      <w:r>
+        <w:rPr>
+          <w:rFonts w:asciiTheme="minorBidi" w:hAnsiTheme="minorBidi" w:cstheme="minorBidi"/>
+          <w:b/>
+          <w:bCs/>
+          <w:sz w:val="18"/>
+          <w:szCs w:val="18"/>
+          <w:lang w:val="es-ES_tradnl"/>
+        </w:rPr>
+        <w:t>«TITULAR»</w:t>
+      </w:r>
+    </w:p>
+    <w:p>
+      <w:pPr>
+        <w:pStyle w:val="NormalWeb"/>
+        <w:spacing w:before="0" w:beforeAutospacing="0" w:after="0" w:afterAutospacing="0" w:line="300" w:lineRule="auto"/>
+        <w:jc w:val="center"/>
+        <w:rPr>
+          <w:rFonts w:asciiTheme="minorBidi" w:hAnsiTheme="minorBidi" w:cstheme="minorBidi"/>
+          <w:sz w:val="18"/>
+          <w:szCs w:val="18"/>
+        </w:rPr>
+      </w:pPr>
     </w:p>
     <w:p>
       <w:pPr>
@@ -3468,36 +3866,13 @@
         <w:spacing w:line="300" w:lineRule="auto"/>
         <w:jc w:val="both"/>
         <w:rPr>
-          <w:rFonts w:asciiTheme="minorBidi" w:eastAsia="Arial Unicode MS" w:hAnsiTheme="minorBidi" w:cstheme="minorBidi"/>
-          <w:b/>
-          <w:bCs/>
-          <w:sz w:val="18"/>
-          <w:szCs w:val="18"/>
-          <w:lang w:val="pt-BR"/>
-        </w:rPr>
-      </w:pPr>
-      <w:r>
-        <w:rPr>
-          <w:rFonts w:asciiTheme="minorBidi" w:eastAsia="Arial Unicode MS" w:hAnsiTheme="minorBidi" w:cstheme="minorBidi"/>
-          <w:b/>
-          <w:bCs/>
-          <w:sz w:val="18"/>
-          <w:szCs w:val="18"/>
-          <w:lang w:val="pt-BR"/>
-        </w:rPr>
-        <w:t xml:space="preserve">ILICH ALEXANDER MERCEDES VALVERDE                                     </w:t>
-      </w:r>
-      <w:r>
-        <w:rPr>
-          <w:rFonts w:asciiTheme="minorBidi" w:hAnsiTheme="minorBidi" w:cstheme="minorBidi"/>
-          <w:b/>
-          <w:bCs/>
-          <w:sz w:val="18"/>
-          <w:szCs w:val="18"/>
-          <w:lang w:val="es-ES_tradnl"/>
-        </w:rPr>
-        <w:t>«TITULAR»</w:t>
-      </w:r>
+          <w:rFonts w:asciiTheme="minorBidi" w:hAnsiTheme="minorBidi" w:cstheme="minorBidi"/>
+          <w:b/>
+          <w:bCs/>
+          <w:sz w:val="18"/>
+          <w:szCs w:val="18"/>
+        </w:rPr>
+      </w:pPr>
     </w:p>
     <w:p>
       <w:pPr>
@@ -3508,12 +3883,11 @@
         <w:spacing w:line="300" w:lineRule="auto"/>
         <w:jc w:val="both"/>
         <w:rPr>
-          <w:rFonts w:ascii="Arial" w:eastAsia="Arial Unicode MS" w:hAnsi="Arial" w:cs="Arial"/>
-          <w:b/>
-          <w:bCs/>
-          <w:sz w:val="18"/>
-          <w:szCs w:val="18"/>
-          <w:lang w:val="pt-BR"/>
+          <w:rFonts w:asciiTheme="minorBidi" w:hAnsiTheme="minorBidi" w:cstheme="minorBidi"/>
+          <w:b/>
+          <w:bCs/>
+          <w:sz w:val="18"/>
+          <w:szCs w:val="18"/>
         </w:rPr>
       </w:pPr>
     </w:p>
@@ -3526,12 +3900,11 @@
         <w:spacing w:line="300" w:lineRule="auto"/>
         <w:jc w:val="both"/>
         <w:rPr>
-          <w:rFonts w:ascii="Arial" w:eastAsia="Arial Unicode MS" w:hAnsi="Arial" w:cs="Arial"/>
-          <w:b/>
-          <w:bCs/>
-          <w:sz w:val="18"/>
-          <w:szCs w:val="18"/>
-          <w:lang w:val="pt-BR"/>
+          <w:rFonts w:asciiTheme="minorBidi" w:hAnsiTheme="minorBidi" w:cstheme="minorBidi"/>
+          <w:b/>
+          <w:bCs/>
+          <w:sz w:val="18"/>
+          <w:szCs w:val="18"/>
         </w:rPr>
       </w:pPr>
     </w:p>
@@ -3544,12 +3917,11 @@
         <w:spacing w:line="300" w:lineRule="auto"/>
         <w:jc w:val="both"/>
         <w:rPr>
-          <w:rFonts w:ascii="Arial" w:eastAsia="Arial Unicode MS" w:hAnsi="Arial" w:cs="Arial"/>
-          <w:b/>
-          <w:bCs/>
-          <w:sz w:val="18"/>
-          <w:szCs w:val="18"/>
-          <w:lang w:val="pt-BR"/>
+          <w:rFonts w:asciiTheme="minorBidi" w:hAnsiTheme="minorBidi" w:cstheme="minorBidi"/>
+          <w:b/>
+          <w:bCs/>
+          <w:sz w:val="18"/>
+          <w:szCs w:val="18"/>
         </w:rPr>
       </w:pPr>
     </w:p>
@@ -3562,201 +3934,19 @@
         <w:spacing w:line="300" w:lineRule="auto"/>
         <w:jc w:val="both"/>
         <w:rPr>
-          <w:rFonts w:ascii="Arial" w:eastAsia="Arial Unicode MS" w:hAnsi="Arial" w:cs="Arial"/>
-          <w:b/>
-          <w:bCs/>
-          <w:sz w:val="18"/>
-          <w:szCs w:val="18"/>
-          <w:lang w:val="pt-BR"/>
-        </w:rPr>
-      </w:pPr>
-    </w:p>
-    <w:p>
-      <w:pPr>
-        <w:widowControl w:val="0"/>
-        <w:autoSpaceDE w:val="0"/>
-        <w:autoSpaceDN w:val="0"/>
-        <w:adjustRightInd w:val="0"/>
-        <w:spacing w:line="300" w:lineRule="auto"/>
-        <w:jc w:val="both"/>
-        <w:rPr>
-          <w:rFonts w:ascii="Arial" w:eastAsia="Arial Unicode MS" w:hAnsi="Arial" w:cs="Arial"/>
-          <w:b/>
-          <w:bCs/>
-          <w:sz w:val="18"/>
-          <w:szCs w:val="18"/>
-          <w:lang w:val="pt-BR"/>
-        </w:rPr>
-      </w:pPr>
-    </w:p>
-    <w:p>
-      <w:pPr>
-        <w:widowControl w:val="0"/>
-        <w:autoSpaceDE w:val="0"/>
-        <w:autoSpaceDN w:val="0"/>
-        <w:adjustRightInd w:val="0"/>
-        <w:spacing w:line="300" w:lineRule="auto"/>
-        <w:jc w:val="both"/>
-        <w:rPr>
-          <w:rFonts w:ascii="Arial" w:eastAsia="Arial Unicode MS" w:hAnsi="Arial" w:cs="Arial"/>
-          <w:b/>
-          <w:bCs/>
-          <w:sz w:val="18"/>
-          <w:szCs w:val="18"/>
-          <w:lang w:val="pt-BR"/>
-        </w:rPr>
-      </w:pPr>
-    </w:p>
-    <w:p>
-      <w:pPr>
-        <w:widowControl w:val="0"/>
-        <w:autoSpaceDE w:val="0"/>
-        <w:autoSpaceDN w:val="0"/>
-        <w:adjustRightInd w:val="0"/>
-        <w:spacing w:line="300" w:lineRule="auto"/>
-        <w:jc w:val="both"/>
-        <w:rPr>
-          <w:rFonts w:ascii="Arial" w:eastAsia="Arial Unicode MS" w:hAnsi="Arial" w:cs="Arial"/>
-          <w:b/>
-          <w:bCs/>
-          <w:sz w:val="18"/>
-          <w:szCs w:val="18"/>
-          <w:lang w:val="pt-BR"/>
-        </w:rPr>
-      </w:pPr>
-      <w:r>
-        <w:rPr>
-          <w:rFonts w:ascii="Arial" w:hAnsi="Arial" w:cs="Arial"/>
-          <w:b/>
-          <w:bCs/>
-          <w:sz w:val="18"/>
-          <w:szCs w:val="18"/>
-        </w:rPr>
-        <w:t>______________________________________</w:t>
-      </w:r>
-    </w:p>
-    <w:p>
-      <w:pPr>
-        <w:widowControl w:val="0"/>
-        <w:autoSpaceDE w:val="0"/>
-        <w:autoSpaceDN w:val="0"/>
-        <w:adjustRightInd w:val="0"/>
-        <w:spacing w:line="300" w:lineRule="auto"/>
-        <w:jc w:val="both"/>
-        <w:rPr>
-          <w:rFonts w:ascii="Arial" w:eastAsia="Arial Unicode MS" w:hAnsi="Arial" w:cs="Arial"/>
-          <w:b/>
-          <w:bCs/>
-          <w:sz w:val="18"/>
-          <w:szCs w:val="18"/>
-          <w:lang w:val="pt-BR"/>
-        </w:rPr>
-      </w:pPr>
-      <w:r>
-        <w:rPr>
-          <w:rFonts w:ascii="Arial" w:hAnsi="Arial" w:cs="Arial"/>
-          <w:b/>
-          <w:bCs/>
-          <w:sz w:val="18"/>
-          <w:szCs w:val="18"/>
-          <w:lang w:val="es-ES_tradnl"/>
-        </w:rPr>
-        <w:t>«COPROPIETARIO»</w:t>
-      </w:r>
-    </w:p>
-    <w:p>
-      <w:pPr>
-        <w:widowControl w:val="0"/>
-        <w:autoSpaceDE w:val="0"/>
-        <w:autoSpaceDN w:val="0"/>
-        <w:adjustRightInd w:val="0"/>
-        <w:spacing w:line="300" w:lineRule="auto"/>
-        <w:jc w:val="both"/>
-        <w:rPr>
           <w:rFonts w:asciiTheme="minorBidi" w:eastAsia="Arial Unicode MS" w:hAnsiTheme="minorBidi" w:cstheme="minorBidi"/>
           <w:b/>
           <w:bCs/>
           <w:sz w:val="18"/>
           <w:szCs w:val="18"/>
-          <w:lang w:val="es-PE"/>
-        </w:rPr>
-      </w:pPr>
-    </w:p>
-    <w:p>
-      <w:pPr>
-        <w:widowControl w:val="0"/>
-        <w:autoSpaceDE w:val="0"/>
-        <w:autoSpaceDN w:val="0"/>
-        <w:adjustRightInd w:val="0"/>
-        <w:spacing w:line="300" w:lineRule="auto"/>
-        <w:jc w:val="both"/>
-        <w:rPr>
-          <w:rFonts w:asciiTheme="minorBidi" w:eastAsia="Arial Unicode MS" w:hAnsiTheme="minorBidi" w:cstheme="minorBidi"/>
-          <w:b/>
-          <w:bCs/>
-          <w:sz w:val="18"/>
-          <w:szCs w:val="18"/>
-          <w:lang w:val="es-PE"/>
-        </w:rPr>
-      </w:pPr>
-    </w:p>
-    <w:p>
-      <w:pPr>
-        <w:widowControl w:val="0"/>
-        <w:autoSpaceDE w:val="0"/>
-        <w:autoSpaceDN w:val="0"/>
-        <w:adjustRightInd w:val="0"/>
-        <w:spacing w:line="300" w:lineRule="auto"/>
-        <w:jc w:val="both"/>
-        <w:rPr>
-          <w:rFonts w:asciiTheme="minorBidi" w:eastAsia="Arial Unicode MS" w:hAnsiTheme="minorBidi" w:cstheme="minorBidi"/>
-          <w:b/>
-          <w:bCs/>
-          <w:sz w:val="18"/>
-          <w:szCs w:val="18"/>
-          <w:lang w:val="es-PE"/>
-        </w:rPr>
-      </w:pPr>
-    </w:p>
-    <w:p>
-      <w:pPr>
-        <w:widowControl w:val="0"/>
-        <w:autoSpaceDE w:val="0"/>
-        <w:autoSpaceDN w:val="0"/>
-        <w:adjustRightInd w:val="0"/>
-        <w:spacing w:line="300" w:lineRule="auto"/>
-        <w:jc w:val="both"/>
-        <w:rPr>
-          <w:rFonts w:asciiTheme="minorBidi" w:eastAsia="Arial Unicode MS" w:hAnsiTheme="minorBidi" w:cstheme="minorBidi"/>
-          <w:b/>
-          <w:bCs/>
-          <w:sz w:val="18"/>
-          <w:szCs w:val="18"/>
-          <w:lang w:val="es-PE"/>
-        </w:rPr>
-      </w:pPr>
-    </w:p>
-    <w:p>
-      <w:pPr>
-        <w:widowControl w:val="0"/>
-        <w:autoSpaceDE w:val="0"/>
-        <w:autoSpaceDN w:val="0"/>
-        <w:adjustRightInd w:val="0"/>
-        <w:spacing w:line="300" w:lineRule="auto"/>
-        <w:jc w:val="both"/>
-        <w:rPr>
-          <w:rFonts w:asciiTheme="minorBidi" w:eastAsia="Arial Unicode MS" w:hAnsiTheme="minorBidi" w:cstheme="minorBidi"/>
-          <w:b/>
-          <w:bCs/>
-          <w:sz w:val="18"/>
-          <w:szCs w:val="18"/>
         </w:rPr>
       </w:pPr>
     </w:p>
     <w:sectPr>
+      <w:type w:val="continuous"/>
       <w:pgSz w:w="11906" w:h="16838"/>
       <w:pgMar w:top="1440" w:right="1440" w:bottom="1440" w:left="1440" w:header="709" w:footer="709" w:gutter="0"/>
-      <w:cols w:space="708"/>
+      <w:cols w:num="2" w:space="708"/>
       <w:docGrid w:linePitch="360"/>
     </w:sectPr>
   </w:body>
@@ -5354,7 +5544,7 @@
   <w:style w:type="paragraph" w:default="1" w:styleId="Normal">
     <w:name w:val="Normal"/>
     <w:qFormat/>
-    <w:rsid w:val="002233D5"/>
+    <w:rsid w:val="00323BDF"/>
     <w:rPr>
       <w:rFonts w:ascii="Times New Roman" w:eastAsia="Times New Roman" w:hAnsi="Times New Roman"/>
       <w:lang w:val="es-ES" w:eastAsia="es-ES"/>
@@ -5526,7 +5716,6 @@
   <w:style w:type="character" w:default="1" w:styleId="Fuentedeprrafopredeter">
     <w:name w:val="Default Paragraph Font"/>
     <w:uiPriority w:val="1"/>
-    <w:semiHidden/>
     <w:unhideWhenUsed/>
   </w:style>
   <w:style w:type="table" w:default="1" w:styleId="Tablanormal">

--- a/app/templates/sol_luna/ROJO.docx
+++ b/app/templates/sol_luna/ROJO.docx
@@ -336,11 +336,41 @@
           <w:sz w:val="18"/>
           <w:szCs w:val="18"/>
         </w:rPr>
-        <w:t xml:space="preserve">; DE ESTADO CIVIL: «ESTADO_CIVIL»; DE PROFESION U OCUPACION: «OCUPACION»; CON DOMICILIO EN «DIRECCION» Y </w:t>
+        <w:t>; DE ESTADO CIVIL: «ESTADO_CIVIL»; DE PROFESION U OCUPACION: «OCUPACION»; CON DOMICILIO EN «DIRECCION»</w:t>
       </w:r>
       <w:r>
         <w:rPr>
           <w:rFonts w:ascii="Arial" w:hAnsi="Arial" w:cs="Arial"/>
+          <w:bCs/>
+          <w:color w:val="000000"/>
+          <w:sz w:val="18"/>
+          <w:szCs w:val="18"/>
+        </w:rPr>
+        <w:t xml:space="preserve">, </w:t>
+      </w:r>
+      <w:r>
+        <w:rPr>
+          <w:rFonts w:ascii="Arial" w:hAnsi="Arial" w:cs="Arial"/>
+          <w:bCs/>
+          <w:color w:val="000000"/>
+          <w:sz w:val="18"/>
+          <w:szCs w:val="18"/>
+        </w:rPr>
+        <w:t>«UBIGEO»</w:t>
+      </w:r>
+      <w:r>
+        <w:rPr>
+          <w:rFonts w:ascii="Arial" w:hAnsi="Arial" w:cs="Arial"/>
+          <w:bCs/>
+          <w:color w:val="000000"/>
+          <w:sz w:val="18"/>
+          <w:szCs w:val="18"/>
+        </w:rPr>
+        <w:t xml:space="preserve"> Y </w:t>
+      </w:r>
+      <w:r>
+        <w:rPr>
+          <w:rFonts w:ascii="Arial" w:hAnsi="Arial" w:cs="Arial"/>
           <w:b/>
           <w:bCs/>
           <w:sz w:val="18"/>
@@ -403,6 +433,26 @@
       <w:r>
         <w:rPr>
           <w:rFonts w:ascii="Arial" w:hAnsi="Arial" w:cs="Arial"/>
+          <w:bCs/>
+          <w:color w:val="000000"/>
+          <w:sz w:val="18"/>
+          <w:szCs w:val="18"/>
+        </w:rPr>
+        <w:t xml:space="preserve">, </w:t>
+      </w:r>
+      <w:r>
+        <w:rPr>
+          <w:rFonts w:ascii="Arial" w:hAnsi="Arial" w:cs="Arial"/>
+          <w:bCs/>
+          <w:color w:val="000000"/>
+          <w:sz w:val="18"/>
+          <w:szCs w:val="18"/>
+        </w:rPr>
+        <w:t>«UBIGEO2»</w:t>
+      </w:r>
+      <w:r>
+        <w:rPr>
+          <w:rFonts w:ascii="Arial" w:hAnsi="Arial" w:cs="Arial"/>
           <w:sz w:val="18"/>
           <w:szCs w:val="18"/>
         </w:rPr>
@@ -416,7 +466,7 @@
           <w:sz w:val="18"/>
           <w:szCs w:val="18"/>
         </w:rPr>
-        <w:t>LOS COMPRADORES</w:t>
+        <w:t>«COMPRADOR»</w:t>
       </w:r>
       <w:r>
         <w:rPr>
@@ -798,7 +848,7 @@
           <w:sz w:val="18"/>
           <w:szCs w:val="18"/>
         </w:rPr>
-        <w:t>LOS COMPRADORES</w:t>
+        <w:t>«COMPRADOR»</w:t>
       </w:r>
       <w:r>
         <w:rPr>
@@ -1332,7 +1382,7 @@
           <w:sz w:val="18"/>
           <w:szCs w:val="18"/>
         </w:rPr>
-        <w:t>LOS COMPRADORES</w:t>
+        <w:t>«COMPRADOR»</w:t>
       </w:r>
       <w:r>
         <w:rPr>
@@ -1482,7 +1532,15 @@
           <w:sz w:val="18"/>
           <w:szCs w:val="18"/>
         </w:rPr>
-        <w:t xml:space="preserve">LOS COMPRADORES </w:t>
+        <w:t>«COMPRADOR»</w:t>
+      </w:r>
+      <w:r>
+        <w:rPr>
+          <w:rFonts w:asciiTheme="minorBidi" w:hAnsiTheme="minorBidi" w:cstheme="minorBidi"/>
+          <w:sz w:val="18"/>
+          <w:szCs w:val="18"/>
+        </w:rPr>
+        <w:t xml:space="preserve"> </w:t>
       </w:r>
       <w:r>
         <w:rPr>
@@ -1498,7 +1556,15 @@
           <w:sz w:val="18"/>
           <w:szCs w:val="18"/>
         </w:rPr>
-        <w:t xml:space="preserve">LOS COMPRADORES </w:t>
+        <w:t>«COMPRADOR»</w:t>
+      </w:r>
+      <w:r>
+        <w:rPr>
+          <w:rFonts w:asciiTheme="minorBidi" w:hAnsiTheme="minorBidi" w:cstheme="minorBidi"/>
+          <w:sz w:val="18"/>
+          <w:szCs w:val="18"/>
+        </w:rPr>
+        <w:t xml:space="preserve"> </w:t>
       </w:r>
       <w:r>
         <w:rPr>
@@ -1757,7 +1823,7 @@
           <w:sz w:val="18"/>
           <w:szCs w:val="18"/>
         </w:rPr>
-        <w:t>LOS COMPRADORES</w:t>
+        <w:t>«COMPRADOR»</w:t>
       </w:r>
       <w:r>
         <w:rPr>
@@ -1794,7 +1860,7 @@
           <w:sz w:val="18"/>
           <w:szCs w:val="18"/>
         </w:rPr>
-        <w:t>LOS COMPRADORES</w:t>
+        <w:t>«COMPRADOR»</w:t>
       </w:r>
       <w:r>
         <w:rPr>
@@ -1865,7 +1931,7 @@
           <w:sz w:val="18"/>
           <w:szCs w:val="18"/>
         </w:rPr>
-        <w:t>LOS COMPRADORES</w:t>
+        <w:t>«COMPRADOR»</w:t>
       </w:r>
       <w:r>
         <w:rPr>
@@ -2227,7 +2293,7 @@
           <w:sz w:val="18"/>
           <w:szCs w:val="18"/>
         </w:rPr>
-        <w:t>LOS COMPRADORES</w:t>
+        <w:t>«COMPRADOR»</w:t>
       </w:r>
       <w:r>
         <w:rPr>
@@ -2433,7 +2499,7 @@
           <w:sz w:val="18"/>
           <w:szCs w:val="18"/>
         </w:rPr>
-        <w:t>LOS COMPRADORES</w:t>
+        <w:t>«COMPRADOR»</w:t>
       </w:r>
       <w:r>
         <w:rPr>
@@ -2840,7 +2906,7 @@
           <w:sz w:val="18"/>
           <w:szCs w:val="18"/>
         </w:rPr>
-        <w:t>LOS COMPRADORES</w:t>
+        <w:t>«COMPRADOR»</w:t>
       </w:r>
       <w:r>
         <w:rPr>
@@ -2916,7 +2982,7 @@
           <w:sz w:val="18"/>
           <w:szCs w:val="18"/>
         </w:rPr>
-        <w:t>LOS COMPRADORES</w:t>
+        <w:t>«COMPRADOR»</w:t>
       </w:r>
       <w:r>
         <w:rPr>
@@ -3138,7 +3204,7 @@
           <w:sz w:val="18"/>
           <w:szCs w:val="18"/>
         </w:rPr>
-        <w:t>LOS COMPRADORES</w:t>
+        <w:t>«COMPRADOR»</w:t>
       </w:r>
       <w:r>
         <w:rPr>
@@ -3642,7 +3708,29 @@
           <w:szCs w:val="18"/>
           <w:lang w:val="es-ES_tradnl"/>
         </w:rPr>
-        <w:t>«COPROPIETARIO»</w:t>
+        <w:t>«</w:t>
+      </w:r>
+      <w:r>
+        <w:rPr>
+          <w:rFonts w:ascii="Arial" w:hAnsi="Arial" w:cs="Arial"/>
+          <w:b/>
+          <w:bCs/>
+          <w:sz w:val="18"/>
+          <w:szCs w:val="18"/>
+          <w:lang w:val="es-ES_tradnl"/>
+        </w:rPr>
+        <w:t>COPROP</w:t>
+      </w:r>
+      <w:r>
+        <w:rPr>
+          <w:rFonts w:ascii="Arial" w:hAnsi="Arial" w:cs="Arial"/>
+          <w:b/>
+          <w:bCs/>
+          <w:sz w:val="18"/>
+          <w:szCs w:val="18"/>
+          <w:lang w:val="es-ES_tradnl"/>
+        </w:rPr>
+        <w:t>»</w:t>
       </w:r>
     </w:p>
     <w:p>

--- a/app/templates/sol_luna/ROJO.docx
+++ b/app/templates/sol_luna/ROJO.docx
@@ -2455,7 +2455,6 @@
           <w:szCs w:val="18"/>
         </w:rPr>
       </w:pPr>
-      <w:proofErr w:type="gramStart"/>
       <w:r>
         <w:rPr>
           <w:rFonts w:asciiTheme="minorBidi" w:hAnsiTheme="minorBidi" w:cstheme="minorBidi"/>
@@ -2474,7 +2473,6 @@
         </w:rPr>
         <w:t>.-</w:t>
       </w:r>
-      <w:proofErr w:type="gramEnd"/>
       <w:r>
         <w:rPr>
           <w:rFonts w:asciiTheme="minorBidi" w:hAnsiTheme="minorBidi" w:cstheme="minorBidi"/>
@@ -2539,7 +2537,6 @@
           <w:szCs w:val="18"/>
         </w:rPr>
       </w:pPr>
-      <w:proofErr w:type="gramStart"/>
       <w:r>
         <w:rPr>
           <w:rFonts w:asciiTheme="minorBidi" w:hAnsiTheme="minorBidi" w:cstheme="minorBidi"/>
@@ -2558,7 +2555,6 @@
         </w:rPr>
         <w:t>.-</w:t>
       </w:r>
-      <w:proofErr w:type="gramEnd"/>
       <w:r>
         <w:rPr>
           <w:rFonts w:asciiTheme="minorBidi" w:hAnsiTheme="minorBidi" w:cstheme="minorBidi"/>
@@ -2667,7 +2663,6 @@
           <w:szCs w:val="18"/>
         </w:rPr>
       </w:pPr>
-      <w:proofErr w:type="gramStart"/>
       <w:r>
         <w:rPr>
           <w:rFonts w:asciiTheme="minorBidi" w:hAnsiTheme="minorBidi" w:cstheme="minorBidi"/>
@@ -2684,16 +2679,7 @@
           <w:sz w:val="18"/>
           <w:szCs w:val="18"/>
         </w:rPr>
-        <w:t>.-</w:t>
-      </w:r>
-      <w:proofErr w:type="gramEnd"/>
-      <w:r>
-        <w:rPr>
-          <w:rFonts w:asciiTheme="minorBidi" w:hAnsiTheme="minorBidi" w:cstheme="minorBidi"/>
-          <w:sz w:val="18"/>
-          <w:szCs w:val="18"/>
-        </w:rPr>
-        <w:t xml:space="preserve"> EQUIVALENCIA ENTRE EL PRECIO Y EL BIEN MATERIA DE VENTA: </w:t>
+        <w:t xml:space="preserve">.- EQUIVALENCIA ENTRE EL PRECIO Y EL BIEN MATERIA DE VENTA: </w:t>
       </w:r>
     </w:p>
     <w:p>
@@ -2776,7 +2762,6 @@
           <w:szCs w:val="18"/>
         </w:rPr>
       </w:pPr>
-      <w:proofErr w:type="gramStart"/>
       <w:r>
         <w:rPr>
           <w:rFonts w:asciiTheme="minorBidi" w:hAnsiTheme="minorBidi" w:cstheme="minorBidi"/>
@@ -2793,16 +2778,7 @@
           <w:sz w:val="18"/>
           <w:szCs w:val="18"/>
         </w:rPr>
-        <w:t>.-</w:t>
-      </w:r>
-      <w:proofErr w:type="gramEnd"/>
-      <w:r>
-        <w:rPr>
-          <w:rFonts w:asciiTheme="minorBidi" w:hAnsiTheme="minorBidi" w:cstheme="minorBidi"/>
-          <w:sz w:val="18"/>
-          <w:szCs w:val="18"/>
-        </w:rPr>
-        <w:t xml:space="preserve"> DECLARACION DE LAS PARTES:</w:t>
+        <w:t>.- DECLARACION DE LAS PARTES:</w:t>
       </w:r>
       <w:r>
         <w:rPr>
@@ -3168,35 +3144,15 @@
           <w:sz w:val="18"/>
           <w:szCs w:val="18"/>
         </w:rPr>
-        <w:t xml:space="preserve">DECIMA </w:t>
-      </w:r>
-      <w:proofErr w:type="gramStart"/>
-      <w:r>
-        <w:rPr>
-          <w:rFonts w:asciiTheme="minorBidi" w:hAnsiTheme="minorBidi" w:cstheme="minorBidi"/>
-          <w:b/>
-          <w:bCs/>
-          <w:sz w:val="18"/>
-          <w:szCs w:val="18"/>
-        </w:rPr>
-        <w:t>PRIMERA</w:t>
-      </w:r>
-      <w:r>
-        <w:rPr>
-          <w:rFonts w:asciiTheme="minorBidi" w:hAnsiTheme="minorBidi" w:cstheme="minorBidi"/>
-          <w:sz w:val="18"/>
-          <w:szCs w:val="18"/>
-        </w:rPr>
-        <w:t>.-</w:t>
-      </w:r>
-      <w:proofErr w:type="gramEnd"/>
-      <w:r>
-        <w:rPr>
-          <w:rFonts w:asciiTheme="minorBidi" w:hAnsiTheme="minorBidi" w:cstheme="minorBidi"/>
-          <w:sz w:val="18"/>
-          <w:szCs w:val="18"/>
-        </w:rPr>
-        <w:t xml:space="preserve"> LOS GASTOS NOTARIALES, REGISTRALES QUE ORIGINE EL PERFECCIONAMIENTO DE ESTE CONTRATO, SERÁN DE CUENTA EXCLUSIVA DE </w:t>
+        <w:t>DECIMA PRIMERA</w:t>
+      </w:r>
+      <w:r>
+        <w:rPr>
+          <w:rFonts w:asciiTheme="minorBidi" w:hAnsiTheme="minorBidi" w:cstheme="minorBidi"/>
+          <w:sz w:val="18"/>
+          <w:szCs w:val="18"/>
+        </w:rPr>
+        <w:t xml:space="preserve">.- LOS GASTOS NOTARIALES, REGISTRALES QUE ORIGINE EL PERFECCIONAMIENTO DE ESTE CONTRATO, SERÁN DE CUENTA EXCLUSIVA DE </w:t>
       </w:r>
       <w:r>
         <w:rPr>
@@ -3245,35 +3201,15 @@
           <w:sz w:val="18"/>
           <w:szCs w:val="18"/>
         </w:rPr>
-        <w:t xml:space="preserve">A </w:t>
-      </w:r>
-      <w:proofErr w:type="gramStart"/>
-      <w:r>
-        <w:rPr>
-          <w:rFonts w:asciiTheme="minorBidi" w:hAnsiTheme="minorBidi" w:cstheme="minorBidi"/>
-          <w:b/>
-          <w:bCs/>
-          <w:sz w:val="18"/>
-          <w:szCs w:val="18"/>
-        </w:rPr>
-        <w:t>SEGUNDA</w:t>
-      </w:r>
-      <w:r>
-        <w:rPr>
-          <w:rFonts w:asciiTheme="minorBidi" w:hAnsiTheme="minorBidi" w:cstheme="minorBidi"/>
-          <w:sz w:val="18"/>
-          <w:szCs w:val="18"/>
-        </w:rPr>
-        <w:t>.-</w:t>
-      </w:r>
-      <w:proofErr w:type="gramEnd"/>
-      <w:r>
-        <w:rPr>
-          <w:rFonts w:asciiTheme="minorBidi" w:hAnsiTheme="minorBidi" w:cstheme="minorBidi"/>
-          <w:sz w:val="18"/>
-          <w:szCs w:val="18"/>
-        </w:rPr>
-        <w:t xml:space="preserve"> </w:t>
+        <w:t>A SEGUNDA</w:t>
+      </w:r>
+      <w:r>
+        <w:rPr>
+          <w:rFonts w:asciiTheme="minorBidi" w:hAnsiTheme="minorBidi" w:cstheme="minorBidi"/>
+          <w:sz w:val="18"/>
+          <w:szCs w:val="18"/>
+        </w:rPr>
+        <w:t xml:space="preserve">.- </w:t>
       </w:r>
       <w:r>
         <w:rPr>
@@ -3329,7 +3265,6 @@
         </w:rPr>
         <w:t xml:space="preserve">DECIMO </w:t>
       </w:r>
-      <w:proofErr w:type="gramStart"/>
       <w:r>
         <w:rPr>
           <w:rFonts w:asciiTheme="minorBidi" w:hAnsiTheme="minorBidi" w:cstheme="minorBidi"/>
@@ -3346,16 +3281,7 @@
           <w:sz w:val="18"/>
           <w:szCs w:val="18"/>
         </w:rPr>
-        <w:t>.-</w:t>
-      </w:r>
-      <w:proofErr w:type="gramEnd"/>
-      <w:r>
-        <w:rPr>
-          <w:rFonts w:asciiTheme="minorBidi" w:hAnsiTheme="minorBidi" w:cstheme="minorBidi"/>
-          <w:sz w:val="18"/>
-          <w:szCs w:val="18"/>
-        </w:rPr>
-        <w:t xml:space="preserve"> AMBAS PARTES CONTRATANTES DEBIDAMENTE ENTERADAS DE LAS CLÁUSULAS Y ESTIPULACIONES DEL PRESENTE CONTRATO LO ACEPTAN EN TODAS Y CADA UNA DE SUS PARTES OBLIGÁNDOSE A SU FIEL Y ESTRICTO CUMPLIMIENTO, SUSCRIBIENDO EL PRESENTE</w:t>
+        <w:t>.- AMBAS PARTES CONTRATANTES DEBIDAMENTE ENTERADAS DE LAS CLÁUSULAS Y ESTIPULACIONES DEL PRESENTE CONTRATO LO ACEPTAN EN TODAS Y CADA UNA DE SUS PARTES OBLIGÁNDOSE A SU FIEL Y ESTRICTO CUMPLIMIENTO, SUSCRIBIENDO EL PRESENTE</w:t>
       </w:r>
       <w:r>
         <w:rPr>
@@ -3671,16 +3597,6 @@
           <w:lang w:val="pt-BR"/>
         </w:rPr>
       </w:pPr>
-      <w:r>
-        <w:rPr>
-          <w:rFonts w:ascii="Arial" w:hAnsi="Arial" w:cs="Arial"/>
-          <w:b/>
-          <w:bCs/>
-          <w:sz w:val="18"/>
-          <w:szCs w:val="18"/>
-        </w:rPr>
-        <w:t>______________________________________</w:t>
-      </w:r>
     </w:p>
     <w:p>
       <w:pPr>
@@ -3691,71 +3607,24 @@
         <w:spacing w:line="300" w:lineRule="auto"/>
         <w:jc w:val="center"/>
         <w:rPr>
+          <w:rFonts w:ascii="Arial" w:eastAsia="Arial Unicode MS" w:hAnsi="Arial" w:cs="Arial"/>
+          <w:b/>
+          <w:bCs/>
+          <w:sz w:val="18"/>
+          <w:szCs w:val="18"/>
+          <w:lang w:val="pt-BR"/>
+        </w:rPr>
+      </w:pPr>
+      <w:r>
+        <w:rPr>
           <w:rFonts w:ascii="Arial" w:hAnsi="Arial" w:cs="Arial"/>
           <w:b/>
           <w:bCs/>
           <w:sz w:val="18"/>
           <w:szCs w:val="18"/>
-          <w:lang w:val="es-ES_tradnl"/>
-        </w:rPr>
-      </w:pPr>
-      <w:r>
-        <w:rPr>
-          <w:rFonts w:ascii="Arial" w:hAnsi="Arial" w:cs="Arial"/>
-          <w:b/>
-          <w:bCs/>
-          <w:sz w:val="18"/>
-          <w:szCs w:val="18"/>
-          <w:lang w:val="es-ES_tradnl"/>
-        </w:rPr>
-        <w:t>«</w:t>
-      </w:r>
-      <w:r>
-        <w:rPr>
-          <w:rFonts w:ascii="Arial" w:hAnsi="Arial" w:cs="Arial"/>
-          <w:b/>
-          <w:bCs/>
-          <w:sz w:val="18"/>
-          <w:szCs w:val="18"/>
-          <w:lang w:val="es-ES_tradnl"/>
-        </w:rPr>
-        <w:t>COPROP</w:t>
-      </w:r>
-      <w:r>
-        <w:rPr>
-          <w:rFonts w:ascii="Arial" w:hAnsi="Arial" w:cs="Arial"/>
-          <w:b/>
-          <w:bCs/>
-          <w:sz w:val="18"/>
-          <w:szCs w:val="18"/>
-          <w:lang w:val="es-ES_tradnl"/>
-        </w:rPr>
-        <w:t>»</w:t>
-      </w:r>
-    </w:p>
-    <w:p>
-      <w:pPr>
-        <w:pStyle w:val="NormalWeb"/>
-        <w:spacing w:before="0" w:beforeAutospacing="0" w:after="0" w:afterAutospacing="0" w:line="300" w:lineRule="auto"/>
-        <w:jc w:val="center"/>
-        <w:rPr>
-          <w:rFonts w:asciiTheme="minorBidi" w:hAnsiTheme="minorBidi" w:cstheme="minorBidi"/>
-          <w:sz w:val="18"/>
-          <w:szCs w:val="18"/>
-        </w:rPr>
-      </w:pPr>
-    </w:p>
-    <w:p>
-      <w:pPr>
-        <w:pStyle w:val="NormalWeb"/>
-        <w:spacing w:before="0" w:beforeAutospacing="0" w:after="0" w:afterAutospacing="0" w:line="300" w:lineRule="auto"/>
-        <w:jc w:val="center"/>
-        <w:rPr>
-          <w:rFonts w:asciiTheme="minorBidi" w:hAnsiTheme="minorBidi" w:cstheme="minorBidi"/>
-          <w:sz w:val="18"/>
-          <w:szCs w:val="18"/>
-        </w:rPr>
-      </w:pPr>
+        </w:rPr>
+        <w:t>______________________________________</w:t>
+      </w:r>
     </w:p>
     <w:p>
       <w:pPr>
@@ -3766,9 +3635,67 @@
         <w:spacing w:line="300" w:lineRule="auto"/>
         <w:jc w:val="center"/>
         <w:rPr>
-          <w:rFonts w:asciiTheme="minorBidi" w:hAnsiTheme="minorBidi" w:cstheme="minorBidi"/>
-          <w:b/>
-          <w:bCs/>
+          <w:rFonts w:ascii="Arial" w:hAnsi="Arial" w:cs="Arial"/>
+          <w:b/>
+          <w:bCs/>
+          <w:sz w:val="18"/>
+          <w:szCs w:val="18"/>
+          <w:lang w:val="es-ES_tradnl"/>
+        </w:rPr>
+      </w:pPr>
+      <w:r>
+        <w:rPr>
+          <w:rFonts w:ascii="Arial" w:hAnsi="Arial" w:cs="Arial"/>
+          <w:b/>
+          <w:bCs/>
+          <w:sz w:val="18"/>
+          <w:szCs w:val="18"/>
+          <w:lang w:val="es-ES_tradnl"/>
+        </w:rPr>
+        <w:t>«</w:t>
+      </w:r>
+      <w:r>
+        <w:rPr>
+          <w:rFonts w:ascii="Arial" w:hAnsi="Arial" w:cs="Arial"/>
+          <w:b/>
+          <w:bCs/>
+          <w:sz w:val="18"/>
+          <w:szCs w:val="18"/>
+          <w:lang w:val="es-ES_tradnl"/>
+        </w:rPr>
+        <w:t>COPROP</w:t>
+      </w:r>
+      <w:r>
+        <w:rPr>
+          <w:rFonts w:ascii="Arial" w:hAnsi="Arial" w:cs="Arial"/>
+          <w:b/>
+          <w:bCs/>
+          <w:sz w:val="18"/>
+          <w:szCs w:val="18"/>
+          <w:lang w:val="es-ES_tradnl"/>
+        </w:rPr>
+        <w:t>»</w:t>
+      </w:r>
+    </w:p>
+    <w:p>
+      <w:pPr>
+        <w:pStyle w:val="NormalWeb"/>
+        <w:spacing w:before="0" w:beforeAutospacing="0" w:after="0" w:afterAutospacing="0" w:line="300" w:lineRule="auto"/>
+        <w:jc w:val="center"/>
+        <w:rPr>
+          <w:rFonts w:asciiTheme="minorBidi" w:hAnsiTheme="minorBidi" w:cstheme="minorBidi"/>
+          <w:sz w:val="18"/>
+          <w:szCs w:val="18"/>
+        </w:rPr>
+      </w:pPr>
+    </w:p>
+    <w:p>
+      <w:pPr>
+        <w:pStyle w:val="NormalWeb"/>
+        <w:spacing w:before="0" w:beforeAutospacing="0" w:after="0" w:afterAutospacing="0" w:line="300" w:lineRule="auto"/>
+        <w:jc w:val="center"/>
+        <w:rPr>
+          <w:rFonts w:asciiTheme="minorBidi" w:hAnsiTheme="minorBidi" w:cstheme="minorBidi"/>
           <w:sz w:val="18"/>
           <w:szCs w:val="18"/>
         </w:rPr>
@@ -3932,103 +3859,6 @@
         </w:rPr>
         <w:t>«TITULAR»</w:t>
       </w:r>
-    </w:p>
-    <w:p>
-      <w:pPr>
-        <w:pStyle w:val="NormalWeb"/>
-        <w:spacing w:before="0" w:beforeAutospacing="0" w:after="0" w:afterAutospacing="0" w:line="300" w:lineRule="auto"/>
-        <w:jc w:val="center"/>
-        <w:rPr>
-          <w:rFonts w:asciiTheme="minorBidi" w:hAnsiTheme="minorBidi" w:cstheme="minorBidi"/>
-          <w:sz w:val="18"/>
-          <w:szCs w:val="18"/>
-        </w:rPr>
-      </w:pPr>
-    </w:p>
-    <w:p>
-      <w:pPr>
-        <w:widowControl w:val="0"/>
-        <w:autoSpaceDE w:val="0"/>
-        <w:autoSpaceDN w:val="0"/>
-        <w:adjustRightInd w:val="0"/>
-        <w:spacing w:line="300" w:lineRule="auto"/>
-        <w:jc w:val="both"/>
-        <w:rPr>
-          <w:rFonts w:asciiTheme="minorBidi" w:hAnsiTheme="minorBidi" w:cstheme="minorBidi"/>
-          <w:b/>
-          <w:bCs/>
-          <w:sz w:val="18"/>
-          <w:szCs w:val="18"/>
-        </w:rPr>
-      </w:pPr>
-    </w:p>
-    <w:p>
-      <w:pPr>
-        <w:widowControl w:val="0"/>
-        <w:autoSpaceDE w:val="0"/>
-        <w:autoSpaceDN w:val="0"/>
-        <w:adjustRightInd w:val="0"/>
-        <w:spacing w:line="300" w:lineRule="auto"/>
-        <w:jc w:val="both"/>
-        <w:rPr>
-          <w:rFonts w:asciiTheme="minorBidi" w:hAnsiTheme="minorBidi" w:cstheme="minorBidi"/>
-          <w:b/>
-          <w:bCs/>
-          <w:sz w:val="18"/>
-          <w:szCs w:val="18"/>
-        </w:rPr>
-      </w:pPr>
-    </w:p>
-    <w:p>
-      <w:pPr>
-        <w:widowControl w:val="0"/>
-        <w:autoSpaceDE w:val="0"/>
-        <w:autoSpaceDN w:val="0"/>
-        <w:adjustRightInd w:val="0"/>
-        <w:spacing w:line="300" w:lineRule="auto"/>
-        <w:jc w:val="both"/>
-        <w:rPr>
-          <w:rFonts w:asciiTheme="minorBidi" w:hAnsiTheme="minorBidi" w:cstheme="minorBidi"/>
-          <w:b/>
-          <w:bCs/>
-          <w:sz w:val="18"/>
-          <w:szCs w:val="18"/>
-        </w:rPr>
-      </w:pPr>
-    </w:p>
-    <w:p>
-      <w:pPr>
-        <w:widowControl w:val="0"/>
-        <w:autoSpaceDE w:val="0"/>
-        <w:autoSpaceDN w:val="0"/>
-        <w:adjustRightInd w:val="0"/>
-        <w:spacing w:line="300" w:lineRule="auto"/>
-        <w:jc w:val="both"/>
-        <w:rPr>
-          <w:rFonts w:asciiTheme="minorBidi" w:hAnsiTheme="minorBidi" w:cstheme="minorBidi"/>
-          <w:b/>
-          <w:bCs/>
-          <w:sz w:val="18"/>
-          <w:szCs w:val="18"/>
-        </w:rPr>
-      </w:pPr>
-    </w:p>
-    <w:p>
-      <w:pPr>
-        <w:widowControl w:val="0"/>
-        <w:autoSpaceDE w:val="0"/>
-        <w:autoSpaceDN w:val="0"/>
-        <w:adjustRightInd w:val="0"/>
-        <w:spacing w:line="300" w:lineRule="auto"/>
-        <w:jc w:val="both"/>
-        <w:rPr>
-          <w:rFonts w:asciiTheme="minorBidi" w:eastAsia="Arial Unicode MS" w:hAnsiTheme="minorBidi" w:cstheme="minorBidi"/>
-          <w:b/>
-          <w:bCs/>
-          <w:sz w:val="18"/>
-          <w:szCs w:val="18"/>
-        </w:rPr>
-      </w:pPr>
     </w:p>
     <w:sectPr>
       <w:type w:val="continuous"/>
@@ -5804,6 +5634,7 @@
   <w:style w:type="character" w:default="1" w:styleId="Fuentedeprrafopredeter">
     <w:name w:val="Default Paragraph Font"/>
     <w:uiPriority w:val="1"/>
+    <w:semiHidden/>
     <w:unhideWhenUsed/>
   </w:style>
   <w:style w:type="table" w:default="1" w:styleId="Tablanormal">

--- a/app/templates/sol_luna/ROJO.docx
+++ b/app/templates/sol_luna/ROJO.docx
@@ -7,7 +7,7 @@
         <w:autoSpaceDE w:val="0"/>
         <w:autoSpaceDN w:val="0"/>
         <w:adjustRightInd w:val="0"/>
-        <w:spacing w:line="300" w:lineRule="auto"/>
+        <w:spacing w:line="302" w:lineRule="auto"/>
         <w:jc w:val="center"/>
         <w:rPr>
           <w:rFonts w:asciiTheme="minorBidi" w:hAnsiTheme="minorBidi" w:cstheme="minorBidi"/>
@@ -33,7 +33,7 @@
         <w:autoSpaceDE w:val="0"/>
         <w:autoSpaceDN w:val="0"/>
         <w:adjustRightInd w:val="0"/>
-        <w:spacing w:line="300" w:lineRule="auto"/>
+        <w:spacing w:line="302" w:lineRule="auto"/>
         <w:jc w:val="center"/>
         <w:rPr>
           <w:rFonts w:asciiTheme="minorBidi" w:hAnsiTheme="minorBidi" w:cstheme="minorBidi"/>
@@ -44,7 +44,7 @@
     </w:p>
     <w:p>
       <w:pPr>
-        <w:spacing w:line="300" w:lineRule="auto"/>
+        <w:spacing w:line="302" w:lineRule="auto"/>
         <w:jc w:val="both"/>
         <w:rPr>
           <w:rFonts w:asciiTheme="minorBidi" w:hAnsiTheme="minorBidi" w:cstheme="minorBidi"/>
@@ -72,7 +72,7 @@
     </w:p>
     <w:p>
       <w:pPr>
-        <w:spacing w:line="300" w:lineRule="auto"/>
+        <w:spacing w:line="302" w:lineRule="auto"/>
         <w:jc w:val="both"/>
         <w:rPr>
           <w:rFonts w:ascii="Arial" w:hAnsi="Arial" w:cs="Arial"/>
@@ -480,7 +480,7 @@
     <w:p>
       <w:pPr>
         <w:pStyle w:val="NormalWeb"/>
-        <w:spacing w:before="0" w:beforeAutospacing="0" w:after="0" w:afterAutospacing="0" w:line="300" w:lineRule="auto"/>
+        <w:spacing w:before="0" w:beforeAutospacing="0" w:after="0" w:afterAutospacing="0" w:line="302" w:lineRule="auto"/>
         <w:jc w:val="both"/>
         <w:rPr>
           <w:rFonts w:asciiTheme="minorBidi" w:hAnsiTheme="minorBidi" w:cstheme="minorBidi"/>
@@ -514,7 +514,7 @@
     <w:p>
       <w:pPr>
         <w:pStyle w:val="NormalWeb"/>
-        <w:spacing w:before="0" w:beforeAutospacing="0" w:after="0" w:afterAutospacing="0" w:line="300" w:lineRule="auto"/>
+        <w:spacing w:before="0" w:beforeAutospacing="0" w:after="0" w:afterAutospacing="0" w:line="302" w:lineRule="auto"/>
         <w:jc w:val="both"/>
         <w:rPr>
           <w:rFonts w:asciiTheme="minorBidi" w:hAnsiTheme="minorBidi" w:cstheme="minorBidi"/>
@@ -728,7 +728,7 @@
     <w:p>
       <w:pPr>
         <w:pStyle w:val="NormalWeb"/>
-        <w:spacing w:before="0" w:beforeAutospacing="0" w:after="0" w:afterAutospacing="0" w:line="300" w:lineRule="auto"/>
+        <w:spacing w:before="0" w:beforeAutospacing="0" w:after="0" w:afterAutospacing="0" w:line="302" w:lineRule="auto"/>
         <w:jc w:val="both"/>
         <w:rPr>
           <w:rFonts w:asciiTheme="minorBidi" w:hAnsiTheme="minorBidi" w:cstheme="minorBidi"/>
@@ -888,7 +888,7 @@
     <w:p>
       <w:pPr>
         <w:pStyle w:val="NormalWeb"/>
-        <w:spacing w:before="0" w:beforeAutospacing="0" w:after="0" w:afterAutospacing="0" w:line="300" w:lineRule="auto"/>
+        <w:spacing w:before="0" w:beforeAutospacing="0" w:after="0" w:afterAutospacing="0" w:line="302" w:lineRule="auto"/>
         <w:jc w:val="both"/>
         <w:rPr>
           <w:rFonts w:asciiTheme="minorBidi" w:hAnsiTheme="minorBidi" w:cstheme="minorBidi"/>
@@ -1052,7 +1052,7 @@
     <w:p>
       <w:pPr>
         <w:pStyle w:val="NormalWeb"/>
-        <w:spacing w:before="0" w:beforeAutospacing="0" w:after="0" w:afterAutospacing="0" w:line="300" w:lineRule="auto"/>
+        <w:spacing w:before="0" w:beforeAutospacing="0" w:after="0" w:afterAutospacing="0" w:line="302" w:lineRule="auto"/>
         <w:jc w:val="both"/>
         <w:rPr>
           <w:rFonts w:asciiTheme="minorBidi" w:hAnsiTheme="minorBidi" w:cstheme="minorBidi"/>
@@ -1063,13 +1063,101 @@
       <w:proofErr w:type="gramStart"/>
       <w:r>
         <w:rPr>
-          <w:rFonts w:asciiTheme="minorBidi" w:hAnsiTheme="minorBidi" w:cstheme="minorBidi"/>
-          <w:b/>
-          <w:bCs/>
-          <w:sz w:val="18"/>
-          <w:szCs w:val="18"/>
-        </w:rPr>
-        <w:t>SEGUNDA</w:t>
+          <w:rFonts w:ascii="Arial" w:hAnsi="Arial" w:cs="Arial"/>
+          <w:b/>
+          <w:bCs/>
+          <w:sz w:val="18"/>
+          <w:szCs w:val="18"/>
+          <w:lang w:eastAsia="en-US"/>
+        </w:rPr>
+        <w:t>SEGUNDA.-</w:t>
+      </w:r>
+      <w:proofErr w:type="gramEnd"/>
+      <w:r>
+        <w:rPr>
+          <w:rFonts w:ascii="Arial" w:hAnsi="Arial" w:cs="Arial"/>
+          <w:b/>
+          <w:bCs/>
+          <w:sz w:val="18"/>
+          <w:szCs w:val="18"/>
+          <w:lang w:eastAsia="en-US"/>
+        </w:rPr>
+        <w:t xml:space="preserve"> </w:t>
+      </w:r>
+      <w:r>
+        <w:rPr>
+          <w:rFonts w:asciiTheme="minorBidi" w:hAnsiTheme="minorBidi" w:cstheme="minorBidi"/>
+          <w:sz w:val="18"/>
+          <w:szCs w:val="18"/>
+        </w:rPr>
+        <w:t xml:space="preserve">SOBRE LA CELEBRACIÓN DEL CONTRATO PREPARATORIO DE COMPRAVENTA DE BIEN FUTURO. </w:t>
+      </w:r>
+    </w:p>
+    <w:p>
+      <w:pPr>
+        <w:pStyle w:val="NormalWeb"/>
+        <w:spacing w:before="0" w:beforeAutospacing="0" w:after="0" w:afterAutospacing="0" w:line="302" w:lineRule="auto"/>
+        <w:jc w:val="both"/>
+        <w:rPr>
+          <w:rFonts w:ascii="Arial" w:eastAsia="Times New Roman" w:hAnsi="Arial" w:cs="Arial"/>
+          <w:sz w:val="18"/>
+          <w:szCs w:val="18"/>
+          <w:lang w:eastAsia="en-US"/>
+        </w:rPr>
+      </w:pPr>
+      <w:r>
+        <w:rPr>
+          <w:rFonts w:ascii="Arial" w:eastAsia="Times New Roman" w:hAnsi="Arial" w:cs="Arial"/>
+          <w:sz w:val="18"/>
+          <w:szCs w:val="18"/>
+          <w:lang w:eastAsia="en-US"/>
+        </w:rPr>
+        <w:t>LAS PARTES DECLARAN QUE, CON ANTERIORIDAD A LA SUSCRIPCIÓN DEL PRESENTE CONTRATO, EL COMPRADOR SUSCRIBIÓ CON LA VENDEDORA UNA FICHA DE SEPARACIÓN Y, DE SER EL CASO, UN CONTRATO DE PROMESA DE VENTA RESPECTO DEL BIEN MATERIA DE LA PRESENTE COMPRAVENTA.</w:t>
+      </w:r>
+    </w:p>
+    <w:p>
+      <w:pPr>
+        <w:pStyle w:val="NormalWeb"/>
+        <w:spacing w:before="0" w:beforeAutospacing="0" w:after="0" w:afterAutospacing="0" w:line="302" w:lineRule="auto"/>
+        <w:jc w:val="both"/>
+        <w:rPr>
+          <w:rFonts w:ascii="Arial" w:eastAsia="Times New Roman" w:hAnsi="Arial" w:cs="Arial"/>
+          <w:sz w:val="18"/>
+          <w:szCs w:val="18"/>
+          <w:lang w:eastAsia="en-US"/>
+        </w:rPr>
+      </w:pPr>
+      <w:r>
+        <w:rPr>
+          <w:rFonts w:ascii="Arial" w:eastAsia="Times New Roman" w:hAnsi="Arial" w:cs="Arial"/>
+          <w:sz w:val="18"/>
+          <w:szCs w:val="18"/>
+          <w:lang w:eastAsia="en-US"/>
+        </w:rPr>
+        <w:t>ASIMISMO, LAS PARTES ACUERDAN QUE, EN CASO DE DISCREPANCIA O DISCONFORMIDAD ENTRE LO ESTABLECIDO EN DICHOS DOCUMENTOS Y EL PRESENTE CONTRATO DEFINITIVO DE COMPRAVENTA, PREVALECERÁ LO DISPUESTO EN ESTE ÚLTIMO.</w:t>
+      </w:r>
+    </w:p>
+    <w:p>
+      <w:pPr>
+        <w:pStyle w:val="NormalWeb"/>
+        <w:spacing w:before="0" w:beforeAutospacing="0" w:after="0" w:afterAutospacing="0" w:line="302" w:lineRule="auto"/>
+        <w:jc w:val="both"/>
+        <w:rPr>
+          <w:rFonts w:asciiTheme="minorBidi" w:hAnsiTheme="minorBidi" w:cstheme="minorBidi"/>
+          <w:sz w:val="18"/>
+          <w:szCs w:val="18"/>
+        </w:rPr>
+      </w:pPr>
+      <w:proofErr w:type="gramStart"/>
+      <w:r>
+        <w:rPr>
+          <w:rFonts w:asciiTheme="minorBidi" w:hAnsiTheme="minorBidi" w:cstheme="minorBidi"/>
+          <w:b/>
+          <w:bCs/>
+          <w:sz w:val="18"/>
+          <w:szCs w:val="18"/>
+        </w:rPr>
+        <w:t>TERCERA</w:t>
       </w:r>
       <w:r>
         <w:rPr>
@@ -1086,7 +1174,117 @@
           <w:sz w:val="18"/>
           <w:szCs w:val="18"/>
         </w:rPr>
-        <w:t xml:space="preserve"> SOBRE LA CELEBRACIÓN DEL CONTRATO PREPARATORIO DE COMPRAVENTA DE BIEN FUTURO.</w:t>
+        <w:t xml:space="preserve"> IMPORTE DE VENTA Y FORMA DE PAGO: </w:t>
+      </w:r>
+    </w:p>
+    <w:p>
+      <w:pPr>
+        <w:pStyle w:val="NormalWeb"/>
+        <w:spacing w:before="0" w:beforeAutospacing="0" w:after="0" w:afterAutospacing="0" w:line="302" w:lineRule="auto"/>
+        <w:jc w:val="both"/>
+        <w:rPr>
+          <w:rFonts w:asciiTheme="minorBidi" w:hAnsiTheme="minorBidi" w:cstheme="minorBidi"/>
+          <w:sz w:val="18"/>
+          <w:szCs w:val="18"/>
+        </w:rPr>
+      </w:pPr>
+      <w:r>
+        <w:rPr>
+          <w:rFonts w:asciiTheme="minorBidi" w:hAnsiTheme="minorBidi" w:cstheme="minorBidi"/>
+          <w:sz w:val="18"/>
+          <w:szCs w:val="18"/>
+        </w:rPr>
+        <w:t xml:space="preserve">POR INTERMEDIO DEL PRESENTE CONTRATO, </w:t>
+      </w:r>
+      <w:r>
+        <w:rPr>
+          <w:rFonts w:asciiTheme="minorBidi" w:hAnsiTheme="minorBidi" w:cstheme="minorBidi"/>
+          <w:b/>
+          <w:bCs/>
+          <w:sz w:val="18"/>
+          <w:szCs w:val="18"/>
+        </w:rPr>
+        <w:t>LA VENDEDORA</w:t>
+      </w:r>
+      <w:r>
+        <w:rPr>
+          <w:rFonts w:asciiTheme="minorBidi" w:hAnsiTheme="minorBidi" w:cstheme="minorBidi"/>
+          <w:sz w:val="18"/>
+          <w:szCs w:val="18"/>
+        </w:rPr>
+        <w:t xml:space="preserve">, TRANSFIERE, EN VENTA REAL Y ENAJENACION PERPETUA, EL </w:t>
+      </w:r>
+      <w:r>
+        <w:rPr>
+          <w:rFonts w:asciiTheme="minorBidi" w:hAnsiTheme="minorBidi" w:cstheme="minorBidi"/>
+          <w:b/>
+          <w:bCs/>
+          <w:sz w:val="18"/>
+          <w:szCs w:val="18"/>
+        </w:rPr>
+        <w:t xml:space="preserve">LOTE «LOTE», </w:t>
+      </w:r>
+      <w:r>
+        <w:rPr>
+          <w:rFonts w:asciiTheme="minorBidi" w:hAnsiTheme="minorBidi" w:cstheme="minorBidi"/>
+          <w:sz w:val="18"/>
+          <w:szCs w:val="18"/>
+        </w:rPr>
+        <w:t xml:space="preserve">DE LA </w:t>
+      </w:r>
+      <w:r>
+        <w:rPr>
+          <w:rFonts w:asciiTheme="minorBidi" w:hAnsiTheme="minorBidi" w:cstheme="minorBidi"/>
+          <w:b/>
+          <w:bCs/>
+          <w:sz w:val="18"/>
+          <w:szCs w:val="18"/>
+        </w:rPr>
+        <w:t xml:space="preserve">MANZANA «MZ», </w:t>
+      </w:r>
+      <w:r>
+        <w:rPr>
+          <w:rFonts w:asciiTheme="minorBidi" w:hAnsiTheme="minorBidi" w:cstheme="minorBidi"/>
+          <w:sz w:val="18"/>
+          <w:szCs w:val="18"/>
+        </w:rPr>
+        <w:t xml:space="preserve">CON UN AREA DE </w:t>
+      </w:r>
+      <w:r>
+        <w:rPr>
+          <w:rFonts w:asciiTheme="minorBidi" w:hAnsiTheme="minorBidi" w:cstheme="minorBidi"/>
+          <w:b/>
+          <w:bCs/>
+          <w:sz w:val="18"/>
+          <w:szCs w:val="18"/>
+        </w:rPr>
+        <w:t xml:space="preserve">«AREA» M2 («AREA_TEXTO» METROS CUADRADOS) </w:t>
+      </w:r>
+      <w:r>
+        <w:rPr>
+          <w:rFonts w:asciiTheme="minorBidi" w:hAnsiTheme="minorBidi" w:cstheme="minorBidi"/>
+          <w:sz w:val="18"/>
+          <w:szCs w:val="18"/>
+        </w:rPr>
+        <w:t xml:space="preserve">DEL PROYECTO DENOMINADO </w:t>
+      </w:r>
+      <w:r>
+        <w:rPr>
+          <w:rFonts w:asciiTheme="minorBidi" w:hAnsiTheme="minorBidi" w:cstheme="minorBidi"/>
+          <w:b/>
+          <w:bCs/>
+          <w:sz w:val="18"/>
+          <w:szCs w:val="18"/>
+        </w:rPr>
+        <w:t>“SOL &amp; LUNA MALABRIGO CAMPO CLUB”</w:t>
+      </w:r>
+      <w:r>
+        <w:rPr>
+          <w:rFonts w:asciiTheme="minorBidi" w:hAnsiTheme="minorBidi" w:cstheme="minorBidi"/>
+          <w:sz w:val="18"/>
+          <w:szCs w:val="18"/>
+        </w:rPr>
+        <w:t xml:space="preserve"> A FAVOR DE</w:t>
       </w:r>
       <w:r>
         <w:rPr>
@@ -1096,344 +1294,84 @@
         </w:rPr>
         <w:t xml:space="preserve"> </w:t>
       </w:r>
+      <w:r>
+        <w:rPr>
+          <w:rFonts w:asciiTheme="minorBidi" w:hAnsiTheme="minorBidi" w:cstheme="minorBidi"/>
+          <w:b/>
+          <w:bCs/>
+          <w:sz w:val="18"/>
+          <w:szCs w:val="18"/>
+        </w:rPr>
+        <w:t>«COMPRADOR»</w:t>
+      </w:r>
+      <w:r>
+        <w:rPr>
+          <w:rFonts w:asciiTheme="minorBidi" w:hAnsiTheme="minorBidi" w:cstheme="minorBidi"/>
+          <w:sz w:val="18"/>
+          <w:szCs w:val="18"/>
+        </w:rPr>
+        <w:t xml:space="preserve">, POR LA SUMA TOTAL DE </w:t>
+      </w:r>
+      <w:r>
+        <w:rPr>
+          <w:rFonts w:asciiTheme="minorBidi" w:hAnsiTheme="minorBidi" w:cstheme="minorBidi"/>
+          <w:b/>
+          <w:sz w:val="18"/>
+          <w:szCs w:val="18"/>
+        </w:rPr>
+        <w:t>S</w:t>
+      </w:r>
+      <w:proofErr w:type="gramStart"/>
+      <w:r>
+        <w:rPr>
+          <w:rFonts w:asciiTheme="minorBidi" w:hAnsiTheme="minorBidi" w:cstheme="minorBidi"/>
+          <w:b/>
+          <w:sz w:val="18"/>
+          <w:szCs w:val="18"/>
+        </w:rPr>
+        <w:t>/«</w:t>
+      </w:r>
+      <w:proofErr w:type="gramEnd"/>
+      <w:r>
+        <w:rPr>
+          <w:rFonts w:asciiTheme="minorBidi" w:hAnsiTheme="minorBidi" w:cstheme="minorBidi"/>
+          <w:b/>
+          <w:sz w:val="18"/>
+          <w:szCs w:val="18"/>
+        </w:rPr>
+        <w:t>PRECIO»</w:t>
+      </w:r>
+      <w:r>
+        <w:rPr>
+          <w:rFonts w:asciiTheme="minorBidi" w:hAnsiTheme="minorBidi" w:cstheme="minorBidi"/>
+          <w:b/>
+          <w:sz w:val="18"/>
+          <w:szCs w:val="18"/>
+        </w:rPr>
+        <w:t xml:space="preserve"> </w:t>
+      </w:r>
+      <w:r>
+        <w:rPr>
+          <w:rFonts w:asciiTheme="minorBidi" w:hAnsiTheme="minorBidi" w:cstheme="minorBidi"/>
+          <w:b/>
+          <w:sz w:val="18"/>
+          <w:szCs w:val="18"/>
+        </w:rPr>
+        <w:t>(«PRECIO_TEXTO» Y «PRECIO_DECIMAL»/100 SOLES)</w:t>
+      </w:r>
+      <w:r>
+        <w:rPr>
+          <w:rFonts w:asciiTheme="minorBidi" w:hAnsiTheme="minorBidi" w:cstheme="minorBidi"/>
+          <w:sz w:val="18"/>
+          <w:szCs w:val="18"/>
+        </w:rPr>
+        <w:t>.</w:t>
+      </w:r>
     </w:p>
     <w:p>
       <w:pPr>
         <w:pStyle w:val="NormalWeb"/>
-        <w:spacing w:before="0" w:beforeAutospacing="0" w:after="0" w:afterAutospacing="0" w:line="300" w:lineRule="auto"/>
-        <w:jc w:val="both"/>
-        <w:rPr>
-          <w:rFonts w:asciiTheme="minorBidi" w:hAnsiTheme="minorBidi" w:cstheme="minorBidi"/>
-          <w:sz w:val="18"/>
-          <w:szCs w:val="18"/>
-        </w:rPr>
-      </w:pPr>
-      <w:r>
-        <w:rPr>
-          <w:rFonts w:asciiTheme="minorBidi" w:hAnsiTheme="minorBidi" w:cstheme="minorBidi"/>
-          <w:sz w:val="18"/>
-          <w:szCs w:val="18"/>
-        </w:rPr>
-        <w:t xml:space="preserve">LAS PARTES RECONOCEN Y DECLARAN QUE </w:t>
-      </w:r>
-      <w:r>
-        <w:rPr>
-          <w:rFonts w:asciiTheme="minorBidi" w:hAnsiTheme="minorBidi" w:cstheme="minorBidi"/>
-          <w:sz w:val="18"/>
-          <w:szCs w:val="18"/>
-        </w:rPr>
-        <w:t>ANTERIOR A ESTA MINUTA,</w:t>
-      </w:r>
-      <w:r>
-        <w:rPr>
-          <w:rFonts w:asciiTheme="minorBidi" w:hAnsiTheme="minorBidi" w:cstheme="minorBidi"/>
-          <w:sz w:val="18"/>
-          <w:szCs w:val="18"/>
-        </w:rPr>
-        <w:t xml:space="preserve"> CELEBRARON Y SUSCRIBIERON UN CONTRATO </w:t>
-      </w:r>
-      <w:r>
-        <w:rPr>
-          <w:rFonts w:asciiTheme="minorBidi" w:hAnsiTheme="minorBidi" w:cstheme="minorBidi"/>
-          <w:sz w:val="18"/>
-          <w:szCs w:val="18"/>
-        </w:rPr>
-        <w:t>DE PROMESA DE VENTA</w:t>
-      </w:r>
-      <w:r>
-        <w:rPr>
-          <w:rFonts w:asciiTheme="minorBidi" w:hAnsiTheme="minorBidi" w:cstheme="minorBidi"/>
-          <w:sz w:val="18"/>
-          <w:szCs w:val="18"/>
-        </w:rPr>
-        <w:t xml:space="preserve">, EN CONSECUENCIA, CON LA CELEBRACION DEL PRESENTE CONTRATO DEFINITIVO DE COMPRAVENTA, DENTRO DEL PLAZO PACTADO, SE ESTA CUMPLIENDO CON LOS COMPROMISOS Y ACUERDOS CONTENIDOS EN EL MENCIONADO CONTRATO </w:t>
-      </w:r>
-      <w:r>
-        <w:rPr>
-          <w:rFonts w:asciiTheme="minorBidi" w:hAnsiTheme="minorBidi" w:cstheme="minorBidi"/>
-          <w:sz w:val="18"/>
-          <w:szCs w:val="18"/>
-        </w:rPr>
-        <w:t>PRIVADO DE PROMESA DE VENTA</w:t>
-      </w:r>
-      <w:r>
-        <w:rPr>
-          <w:rFonts w:asciiTheme="minorBidi" w:hAnsiTheme="minorBidi" w:cstheme="minorBidi"/>
-          <w:sz w:val="18"/>
-          <w:szCs w:val="18"/>
-        </w:rPr>
-        <w:t>.</w:t>
-      </w:r>
-      <w:r>
-        <w:rPr>
-          <w:rFonts w:asciiTheme="minorBidi" w:hAnsiTheme="minorBidi" w:cstheme="minorBidi"/>
-          <w:sz w:val="18"/>
-          <w:szCs w:val="18"/>
-        </w:rPr>
-        <w:t xml:space="preserve"> </w:t>
-      </w:r>
-    </w:p>
-    <w:p>
-      <w:pPr>
-        <w:pStyle w:val="NormalWeb"/>
-        <w:spacing w:before="0" w:beforeAutospacing="0" w:after="0" w:afterAutospacing="0" w:line="300" w:lineRule="auto"/>
-        <w:jc w:val="both"/>
-        <w:rPr>
-          <w:rFonts w:asciiTheme="minorBidi" w:hAnsiTheme="minorBidi" w:cstheme="minorBidi"/>
-          <w:sz w:val="18"/>
-          <w:szCs w:val="18"/>
-        </w:rPr>
-      </w:pPr>
-      <w:r>
-        <w:rPr>
-          <w:rFonts w:asciiTheme="minorBidi" w:hAnsiTheme="minorBidi" w:cstheme="minorBidi"/>
-          <w:sz w:val="18"/>
-          <w:szCs w:val="18"/>
-        </w:rPr>
-        <w:t xml:space="preserve">ASIMISMO, LAS PARTES RECONOCEN Y DECLARAN QUE EN CASO DE DISCREPANCIA O DISCONFORMIDAD ENTRE LOS ACUERDOS ADOPTADOS EN EL CONTRATO </w:t>
-      </w:r>
-      <w:r>
-        <w:rPr>
-          <w:rFonts w:asciiTheme="minorBidi" w:hAnsiTheme="minorBidi" w:cstheme="minorBidi"/>
-          <w:sz w:val="18"/>
-          <w:szCs w:val="18"/>
-        </w:rPr>
-        <w:t>PRIVADO</w:t>
-      </w:r>
-      <w:r>
-        <w:rPr>
-          <w:rFonts w:asciiTheme="minorBidi" w:hAnsiTheme="minorBidi" w:cstheme="minorBidi"/>
-          <w:sz w:val="18"/>
-          <w:szCs w:val="18"/>
-        </w:rPr>
-        <w:t xml:space="preserve"> Y EL PRESENTE CONTRATO DEFINITIVO, PREVALECEN LOS ACUERDOS DEL CONTRATO DEFINITIVO.</w:t>
-      </w:r>
-      <w:r>
-        <w:rPr>
-          <w:rFonts w:asciiTheme="minorBidi" w:hAnsiTheme="minorBidi" w:cstheme="minorBidi"/>
-          <w:sz w:val="18"/>
-          <w:szCs w:val="18"/>
-        </w:rPr>
-        <w:t xml:space="preserve"> </w:t>
-      </w:r>
-    </w:p>
-    <w:p>
-      <w:pPr>
-        <w:pStyle w:val="NormalWeb"/>
-        <w:spacing w:before="0" w:beforeAutospacing="0" w:after="0" w:afterAutospacing="0" w:line="300" w:lineRule="auto"/>
-        <w:jc w:val="both"/>
-        <w:rPr>
-          <w:rFonts w:asciiTheme="minorBidi" w:hAnsiTheme="minorBidi" w:cstheme="minorBidi"/>
-          <w:sz w:val="18"/>
-          <w:szCs w:val="18"/>
-        </w:rPr>
-      </w:pPr>
-      <w:proofErr w:type="gramStart"/>
-      <w:r>
-        <w:rPr>
-          <w:rFonts w:asciiTheme="minorBidi" w:hAnsiTheme="minorBidi" w:cstheme="minorBidi"/>
-          <w:b/>
-          <w:bCs/>
-          <w:sz w:val="18"/>
-          <w:szCs w:val="18"/>
-        </w:rPr>
-        <w:t>TERCERA</w:t>
-      </w:r>
-      <w:r>
-        <w:rPr>
-          <w:rFonts w:asciiTheme="minorBidi" w:hAnsiTheme="minorBidi" w:cstheme="minorBidi"/>
-          <w:sz w:val="18"/>
-          <w:szCs w:val="18"/>
-        </w:rPr>
-        <w:t>.-</w:t>
-      </w:r>
-      <w:proofErr w:type="gramEnd"/>
-      <w:r>
-        <w:rPr>
-          <w:rFonts w:asciiTheme="minorBidi" w:hAnsiTheme="minorBidi" w:cstheme="minorBidi"/>
-          <w:sz w:val="18"/>
-          <w:szCs w:val="18"/>
-        </w:rPr>
-        <w:t xml:space="preserve"> IMPORTE DE VENTA Y FORMA DE PAGO: </w:t>
-      </w:r>
-    </w:p>
-    <w:p>
-      <w:pPr>
-        <w:pStyle w:val="NormalWeb"/>
-        <w:spacing w:before="0" w:beforeAutospacing="0" w:after="0" w:afterAutospacing="0" w:line="300" w:lineRule="auto"/>
-        <w:jc w:val="both"/>
-        <w:rPr>
-          <w:rFonts w:asciiTheme="minorBidi" w:hAnsiTheme="minorBidi" w:cstheme="minorBidi"/>
-          <w:sz w:val="18"/>
-          <w:szCs w:val="18"/>
-        </w:rPr>
-      </w:pPr>
-      <w:r>
-        <w:rPr>
-          <w:rFonts w:asciiTheme="minorBidi" w:hAnsiTheme="minorBidi" w:cstheme="minorBidi"/>
-          <w:sz w:val="18"/>
-          <w:szCs w:val="18"/>
-        </w:rPr>
-        <w:t xml:space="preserve">POR INTERMEDIO DEL PRESENTE CONTRATO, </w:t>
-      </w:r>
-      <w:r>
-        <w:rPr>
-          <w:rFonts w:asciiTheme="minorBidi" w:hAnsiTheme="minorBidi" w:cstheme="minorBidi"/>
-          <w:b/>
-          <w:bCs/>
-          <w:sz w:val="18"/>
-          <w:szCs w:val="18"/>
-        </w:rPr>
-        <w:t>LA VENDEDORA</w:t>
-      </w:r>
-      <w:r>
-        <w:rPr>
-          <w:rFonts w:asciiTheme="minorBidi" w:hAnsiTheme="minorBidi" w:cstheme="minorBidi"/>
-          <w:sz w:val="18"/>
-          <w:szCs w:val="18"/>
-        </w:rPr>
-        <w:t xml:space="preserve">, TRANSFIERE, EN VENTA REAL Y ENAJENACION PERPETUA, EL </w:t>
-      </w:r>
-      <w:r>
-        <w:rPr>
-          <w:rFonts w:asciiTheme="minorBidi" w:hAnsiTheme="minorBidi" w:cstheme="minorBidi"/>
-          <w:b/>
-          <w:bCs/>
-          <w:sz w:val="18"/>
-          <w:szCs w:val="18"/>
-        </w:rPr>
-        <w:t xml:space="preserve">LOTE «LOTE», </w:t>
-      </w:r>
-      <w:r>
-        <w:rPr>
-          <w:rFonts w:asciiTheme="minorBidi" w:hAnsiTheme="minorBidi" w:cstheme="minorBidi"/>
-          <w:sz w:val="18"/>
-          <w:szCs w:val="18"/>
-        </w:rPr>
-        <w:t xml:space="preserve">DE LA </w:t>
-      </w:r>
-      <w:r>
-        <w:rPr>
-          <w:rFonts w:asciiTheme="minorBidi" w:hAnsiTheme="minorBidi" w:cstheme="minorBidi"/>
-          <w:b/>
-          <w:bCs/>
-          <w:sz w:val="18"/>
-          <w:szCs w:val="18"/>
-        </w:rPr>
-        <w:t xml:space="preserve">MANZANA «MZ», </w:t>
-      </w:r>
-      <w:r>
-        <w:rPr>
-          <w:rFonts w:asciiTheme="minorBidi" w:hAnsiTheme="minorBidi" w:cstheme="minorBidi"/>
-          <w:sz w:val="18"/>
-          <w:szCs w:val="18"/>
-        </w:rPr>
-        <w:t xml:space="preserve">CON UN AREA DE </w:t>
-      </w:r>
-      <w:r>
-        <w:rPr>
-          <w:rFonts w:asciiTheme="minorBidi" w:hAnsiTheme="minorBidi" w:cstheme="minorBidi"/>
-          <w:b/>
-          <w:bCs/>
-          <w:sz w:val="18"/>
-          <w:szCs w:val="18"/>
-        </w:rPr>
-        <w:t xml:space="preserve">«AREA» M2 («AREA_TEXTO» METROS CUADRADOS) </w:t>
-      </w:r>
-      <w:r>
-        <w:rPr>
-          <w:rFonts w:asciiTheme="minorBidi" w:hAnsiTheme="minorBidi" w:cstheme="minorBidi"/>
-          <w:sz w:val="18"/>
-          <w:szCs w:val="18"/>
-        </w:rPr>
-        <w:t xml:space="preserve">DEL PROYECTO DENOMINADO </w:t>
-      </w:r>
-      <w:r>
-        <w:rPr>
-          <w:rFonts w:asciiTheme="minorBidi" w:hAnsiTheme="minorBidi" w:cstheme="minorBidi"/>
-          <w:b/>
-          <w:bCs/>
-          <w:sz w:val="18"/>
-          <w:szCs w:val="18"/>
-        </w:rPr>
-        <w:t>“SOL &amp; LUNA MALABRIGO CAMPO CLUB”</w:t>
-      </w:r>
-      <w:r>
-        <w:rPr>
-          <w:rFonts w:asciiTheme="minorBidi" w:hAnsiTheme="minorBidi" w:cstheme="minorBidi"/>
-          <w:sz w:val="18"/>
-          <w:szCs w:val="18"/>
-        </w:rPr>
-        <w:t xml:space="preserve"> A FAVOR DE</w:t>
-      </w:r>
-      <w:r>
-        <w:rPr>
-          <w:rFonts w:asciiTheme="minorBidi" w:hAnsiTheme="minorBidi" w:cstheme="minorBidi"/>
-          <w:sz w:val="18"/>
-          <w:szCs w:val="18"/>
-        </w:rPr>
-        <w:t xml:space="preserve"> </w:t>
-      </w:r>
-      <w:r>
-        <w:rPr>
-          <w:rFonts w:asciiTheme="minorBidi" w:hAnsiTheme="minorBidi" w:cstheme="minorBidi"/>
-          <w:b/>
-          <w:bCs/>
-          <w:sz w:val="18"/>
-          <w:szCs w:val="18"/>
-        </w:rPr>
-        <w:t>«COMPRADOR»</w:t>
-      </w:r>
-      <w:r>
-        <w:rPr>
-          <w:rFonts w:asciiTheme="minorBidi" w:hAnsiTheme="minorBidi" w:cstheme="minorBidi"/>
-          <w:sz w:val="18"/>
-          <w:szCs w:val="18"/>
-        </w:rPr>
-        <w:t xml:space="preserve">, POR LA SUMA TOTAL DE </w:t>
-      </w:r>
-      <w:r>
-        <w:rPr>
-          <w:rFonts w:asciiTheme="minorBidi" w:hAnsiTheme="minorBidi" w:cstheme="minorBidi"/>
-          <w:b/>
-          <w:sz w:val="18"/>
-          <w:szCs w:val="18"/>
-        </w:rPr>
-        <w:t>S</w:t>
-      </w:r>
-      <w:proofErr w:type="gramStart"/>
-      <w:r>
-        <w:rPr>
-          <w:rFonts w:asciiTheme="minorBidi" w:hAnsiTheme="minorBidi" w:cstheme="minorBidi"/>
-          <w:b/>
-          <w:sz w:val="18"/>
-          <w:szCs w:val="18"/>
-        </w:rPr>
-        <w:t>/«</w:t>
-      </w:r>
-      <w:proofErr w:type="gramEnd"/>
-      <w:r>
-        <w:rPr>
-          <w:rFonts w:asciiTheme="minorBidi" w:hAnsiTheme="minorBidi" w:cstheme="minorBidi"/>
-          <w:b/>
-          <w:sz w:val="18"/>
-          <w:szCs w:val="18"/>
-        </w:rPr>
-        <w:t>PRECIO»(«PRECIO_TEXTO» Y «PRECIO_DECIMAL»/100 SOLES)</w:t>
-      </w:r>
-      <w:r>
-        <w:rPr>
-          <w:rFonts w:asciiTheme="minorBidi" w:hAnsiTheme="minorBidi" w:cstheme="minorBidi"/>
-          <w:sz w:val="18"/>
-          <w:szCs w:val="18"/>
-        </w:rPr>
-        <w:t>.</w:t>
-      </w:r>
-    </w:p>
-    <w:p>
-      <w:pPr>
-        <w:pStyle w:val="NormalWeb"/>
-        <w:spacing w:before="0" w:beforeAutospacing="0" w:after="0" w:afterAutospacing="0" w:line="300" w:lineRule="auto"/>
+        <w:spacing w:before="0" w:beforeAutospacing="0" w:after="0" w:afterAutospacing="0" w:line="302" w:lineRule="auto"/>
         <w:jc w:val="both"/>
         <w:rPr>
           <w:rFonts w:asciiTheme="minorBidi" w:hAnsiTheme="minorBidi" w:cstheme="minorBidi"/>
@@ -1454,7 +1392,7 @@
     <w:p>
       <w:pPr>
         <w:pStyle w:val="NormalWeb"/>
-        <w:spacing w:before="0" w:beforeAutospacing="0" w:after="0" w:afterAutospacing="0" w:line="300" w:lineRule="auto"/>
+        <w:spacing w:before="0" w:beforeAutospacing="0" w:after="0" w:afterAutospacing="0" w:line="302" w:lineRule="auto"/>
         <w:jc w:val="both"/>
         <w:rPr>
           <w:rFonts w:asciiTheme="minorBidi" w:hAnsiTheme="minorBidi" w:cstheme="minorBidi"/>
@@ -1516,7 +1454,27 @@
           <w:sz w:val="18"/>
           <w:szCs w:val="18"/>
         </w:rPr>
-        <w:t>PAGO»(«PAGO_TEXTO» Y «PAGO_DECIMAL»/100 SOLES)</w:t>
+        <w:t>PAGO»</w:t>
+      </w:r>
+      <w:r>
+        <w:rPr>
+          <w:rFonts w:asciiTheme="minorBidi" w:hAnsiTheme="minorBidi" w:cstheme="minorBidi"/>
+          <w:b/>
+          <w:bCs/>
+          <w:sz w:val="18"/>
+          <w:szCs w:val="18"/>
+        </w:rPr>
+        <w:t xml:space="preserve"> </w:t>
+      </w:r>
+      <w:r>
+        <w:rPr>
+          <w:rFonts w:asciiTheme="minorBidi" w:hAnsiTheme="minorBidi" w:cstheme="minorBidi"/>
+          <w:b/>
+          <w:bCs/>
+          <w:sz w:val="18"/>
+          <w:szCs w:val="18"/>
+        </w:rPr>
+        <w:t>(«PAGO_TEXTO» Y «PAGO_DECIMAL»/100 SOLES)</w:t>
       </w:r>
       <w:r>
         <w:rPr>
@@ -1578,7 +1536,7 @@
     <w:p>
       <w:pPr>
         <w:pStyle w:val="NormalWeb"/>
-        <w:spacing w:before="0" w:beforeAutospacing="0" w:after="0" w:afterAutospacing="0" w:line="300" w:lineRule="auto"/>
+        <w:spacing w:before="0" w:beforeAutospacing="0" w:after="0" w:afterAutospacing="0" w:line="302" w:lineRule="auto"/>
         <w:jc w:val="both"/>
         <w:rPr>
           <w:rFonts w:asciiTheme="minorBidi" w:hAnsiTheme="minorBidi" w:cstheme="minorBidi"/>
@@ -1621,7 +1579,25 @@
           <w:sz w:val="18"/>
           <w:szCs w:val="18"/>
         </w:rPr>
-        <w:t>SALDO»(«</w:t>
+        <w:t>SALDO»</w:t>
+      </w:r>
+      <w:r>
+        <w:rPr>
+          <w:rFonts w:asciiTheme="minorBidi" w:hAnsiTheme="minorBidi" w:cstheme="minorBidi"/>
+          <w:b/>
+          <w:sz w:val="18"/>
+          <w:szCs w:val="18"/>
+        </w:rPr>
+        <w:t xml:space="preserve"> </w:t>
+      </w:r>
+      <w:r>
+        <w:rPr>
+          <w:rFonts w:asciiTheme="minorBidi" w:hAnsiTheme="minorBidi" w:cstheme="minorBidi"/>
+          <w:b/>
+          <w:sz w:val="18"/>
+          <w:szCs w:val="18"/>
+        </w:rPr>
+        <w:t>(«</w:t>
       </w:r>
       <w:r>
         <w:rPr>
@@ -1696,7 +1672,7 @@
     <w:p>
       <w:pPr>
         <w:pStyle w:val="NormalWeb"/>
-        <w:spacing w:before="0" w:beforeAutospacing="0" w:after="0" w:afterAutospacing="0" w:line="300" w:lineRule="auto"/>
+        <w:spacing w:before="0" w:beforeAutospacing="0" w:after="0" w:afterAutospacing="0" w:line="302" w:lineRule="auto"/>
         <w:jc w:val="both"/>
         <w:rPr>
           <w:rFonts w:asciiTheme="minorBidi" w:hAnsiTheme="minorBidi" w:cstheme="minorBidi"/>
@@ -1715,7 +1691,7 @@
     </w:p>
     <w:p>
       <w:pPr>
-        <w:spacing w:line="300" w:lineRule="auto"/>
+        <w:spacing w:line="302" w:lineRule="auto"/>
         <w:jc w:val="both"/>
         <w:rPr>
           <w:rFonts w:asciiTheme="minorBidi" w:hAnsiTheme="minorBidi" w:cstheme="minorBidi"/>
@@ -1780,7 +1756,7 @@
           <w:tab w:val="left" w:pos="283"/>
         </w:tabs>
         <w:suppressAutoHyphens/>
-        <w:spacing w:line="300" w:lineRule="auto"/>
+        <w:spacing w:line="302" w:lineRule="auto"/>
         <w:ind w:left="0" w:firstLine="0"/>
         <w:jc w:val="both"/>
         <w:rPr>
@@ -2017,7 +1993,7 @@
     </w:p>
     <w:p>
       <w:pPr>
-        <w:spacing w:line="300" w:lineRule="auto"/>
+        <w:spacing w:line="302" w:lineRule="auto"/>
         <w:jc w:val="both"/>
         <w:rPr>
           <w:rFonts w:asciiTheme="minorBidi" w:hAnsiTheme="minorBidi" w:cstheme="minorBidi"/>
@@ -2077,7 +2053,7 @@
     <w:p>
       <w:pPr>
         <w:pStyle w:val="NormalWeb"/>
-        <w:spacing w:before="0" w:beforeAutospacing="0" w:after="0" w:afterAutospacing="0" w:line="300" w:lineRule="auto"/>
+        <w:spacing w:before="0" w:beforeAutospacing="0" w:after="0" w:afterAutospacing="0" w:line="302" w:lineRule="auto"/>
         <w:jc w:val="both"/>
         <w:rPr>
           <w:rFonts w:asciiTheme="minorBidi" w:hAnsiTheme="minorBidi" w:cstheme="minorBidi"/>
@@ -2237,7 +2213,7 @@
     <w:p>
       <w:pPr>
         <w:pStyle w:val="NormalWeb"/>
-        <w:spacing w:before="0" w:beforeAutospacing="0" w:after="0" w:afterAutospacing="0" w:line="300" w:lineRule="auto"/>
+        <w:spacing w:before="0" w:beforeAutospacing="0" w:after="0" w:afterAutospacing="0" w:line="302" w:lineRule="auto"/>
         <w:jc w:val="both"/>
         <w:rPr>
           <w:rFonts w:asciiTheme="minorBidi" w:hAnsiTheme="minorBidi" w:cstheme="minorBidi"/>
@@ -2387,7 +2363,7 @@
     <w:p>
       <w:pPr>
         <w:pStyle w:val="NormalWeb"/>
-        <w:spacing w:before="0" w:beforeAutospacing="0" w:after="0" w:afterAutospacing="0" w:line="300" w:lineRule="auto"/>
+        <w:spacing w:before="0" w:beforeAutospacing="0" w:after="0" w:afterAutospacing="0" w:line="302" w:lineRule="auto"/>
         <w:jc w:val="both"/>
         <w:rPr>
           <w:rFonts w:asciiTheme="minorBidi" w:hAnsiTheme="minorBidi" w:cstheme="minorBidi"/>
@@ -2447,7 +2423,7 @@
     <w:p>
       <w:pPr>
         <w:pStyle w:val="NormalWeb"/>
-        <w:spacing w:before="0" w:beforeAutospacing="0" w:after="0" w:afterAutospacing="0" w:line="300" w:lineRule="auto"/>
+        <w:spacing w:before="0" w:beforeAutospacing="0" w:after="0" w:afterAutospacing="0" w:line="302" w:lineRule="auto"/>
         <w:jc w:val="both"/>
         <w:rPr>
           <w:rFonts w:asciiTheme="minorBidi" w:hAnsiTheme="minorBidi" w:cstheme="minorBidi"/>
@@ -2529,7 +2505,7 @@
     <w:p>
       <w:pPr>
         <w:pStyle w:val="NormalWeb"/>
-        <w:spacing w:before="0" w:beforeAutospacing="0" w:after="0" w:afterAutospacing="0" w:line="300" w:lineRule="auto"/>
+        <w:spacing w:before="0" w:beforeAutospacing="0" w:after="0" w:afterAutospacing="0" w:line="302" w:lineRule="auto"/>
         <w:jc w:val="both"/>
         <w:rPr>
           <w:rFonts w:asciiTheme="minorBidi" w:hAnsiTheme="minorBidi" w:cstheme="minorBidi"/>
@@ -2655,7 +2631,7 @@
     <w:p>
       <w:pPr>
         <w:pStyle w:val="NormalWeb"/>
-        <w:spacing w:before="0" w:beforeAutospacing="0" w:after="0" w:afterAutospacing="0" w:line="300" w:lineRule="auto"/>
+        <w:spacing w:before="0" w:beforeAutospacing="0" w:after="0" w:afterAutospacing="0" w:line="302" w:lineRule="auto"/>
         <w:jc w:val="both"/>
         <w:rPr>
           <w:rFonts w:asciiTheme="minorBidi" w:hAnsiTheme="minorBidi" w:cstheme="minorBidi"/>
@@ -2685,7 +2661,7 @@
     <w:p>
       <w:pPr>
         <w:pStyle w:val="NormalWeb"/>
-        <w:spacing w:before="0" w:beforeAutospacing="0" w:after="0" w:afterAutospacing="0" w:line="300" w:lineRule="auto"/>
+        <w:spacing w:before="0" w:beforeAutospacing="0" w:after="0" w:afterAutospacing="0" w:line="302" w:lineRule="auto"/>
         <w:jc w:val="both"/>
         <w:rPr>
           <w:rFonts w:asciiTheme="minorBidi" w:hAnsiTheme="minorBidi" w:cstheme="minorBidi"/>
@@ -2731,7 +2707,7 @@
           <w:sz w:val="18"/>
           <w:szCs w:val="18"/>
         </w:rPr>
-        <w:t xml:space="preserve">EN ESE SENTIDO NO HABRÁ LUGAR A REEMBOLSO NI COMPENSACIÓN POR NINGUNA DE LAS PARTES SI EL INMUEBLE DE QUE SE TRATA TUVIERE DENTRO DE SUS LINDEROS MAYOR O MENOR </w:t>
+        <w:t xml:space="preserve">EN ESE SENTIDO NO HABRÁ LUGAR A REEMBOLSO NI COMPENSACIÓN POR NINGUNA DE LAS PARTES </w:t>
       </w:r>
       <w:r>
         <w:rPr>
@@ -2740,7 +2716,7 @@
           <w:szCs w:val="18"/>
         </w:rPr>
         <w:lastRenderedPageBreak/>
-        <w:t>EXTENSIÓN/ES DE LO QUE SE INDIQUE EN LA PARTIDA REGISTRAL DONDE SE INSCRIBA EL MISMO UNA VEZ CONCLUIDA LA EDIFICACIÓN. LAS PARTES ACUERDAN QUE LA VARIACIÓN DEL AREA DE EL INMUEBLE SE REALIZARÁ Y REGULARÁ CONFORME AL ORDENAMIENTO JURÍDICO NACIONAL.</w:t>
+        <w:t>SI EL INMUEBLE DE QUE SE TRATA TUVIERE DENTRO DE SUS LINDEROS MAYOR O MENOR EXTENSIÓN/ES DE LO QUE SE INDIQUE EN LA PARTIDA REGISTRAL DONDE SE INSCRIBA EL MISMO UNA VEZ CONCLUIDA LA EDIFICACIÓN. LAS PARTES ACUERDAN QUE LA VARIACIÓN DEL AREA DE EL INMUEBLE SE REALIZARÁ Y REGULARÁ CONFORME AL ORDENAMIENTO JURÍDICO NACIONAL.</w:t>
       </w:r>
       <w:r>
         <w:rPr>
@@ -2754,7 +2730,7 @@
     <w:p>
       <w:pPr>
         <w:pStyle w:val="NormalWeb"/>
-        <w:spacing w:before="0" w:beforeAutospacing="0" w:after="0" w:afterAutospacing="0" w:line="300" w:lineRule="auto"/>
+        <w:spacing w:before="0" w:beforeAutospacing="0" w:after="0" w:afterAutospacing="0" w:line="302" w:lineRule="auto"/>
         <w:jc w:val="both"/>
         <w:rPr>
           <w:rFonts w:asciiTheme="minorBidi" w:hAnsiTheme="minorBidi" w:cstheme="minorBidi"/>
@@ -2800,7 +2776,7 @@
     <w:p>
       <w:pPr>
         <w:pStyle w:val="NormalWeb"/>
-        <w:spacing w:before="0" w:beforeAutospacing="0" w:after="0" w:afterAutospacing="0" w:line="300" w:lineRule="auto"/>
+        <w:spacing w:before="0" w:beforeAutospacing="0" w:after="0" w:afterAutospacing="0" w:line="302" w:lineRule="auto"/>
         <w:jc w:val="both"/>
         <w:rPr>
           <w:rFonts w:asciiTheme="minorBidi" w:hAnsiTheme="minorBidi" w:cstheme="minorBidi"/>
@@ -2852,7 +2828,7 @@
     <w:p>
       <w:pPr>
         <w:pStyle w:val="NormalWeb"/>
-        <w:spacing w:before="0" w:beforeAutospacing="0" w:after="0" w:afterAutospacing="0" w:line="300" w:lineRule="auto"/>
+        <w:spacing w:before="0" w:beforeAutospacing="0" w:after="0" w:afterAutospacing="0" w:line="302" w:lineRule="auto"/>
         <w:jc w:val="both"/>
         <w:rPr>
           <w:rFonts w:asciiTheme="minorBidi" w:hAnsiTheme="minorBidi" w:cstheme="minorBidi"/>
@@ -2928,7 +2904,7 @@
     <w:p>
       <w:pPr>
         <w:pStyle w:val="NormalWeb"/>
-        <w:spacing w:before="0" w:beforeAutospacing="0" w:after="0" w:afterAutospacing="0" w:line="300" w:lineRule="auto"/>
+        <w:spacing w:before="0" w:beforeAutospacing="0" w:after="0" w:afterAutospacing="0" w:line="302" w:lineRule="auto"/>
         <w:jc w:val="both"/>
         <w:rPr>
           <w:rFonts w:asciiTheme="minorBidi" w:hAnsiTheme="minorBidi" w:cstheme="minorBidi"/>
@@ -2988,7 +2964,7 @@
     <w:p>
       <w:pPr>
         <w:pStyle w:val="NormalWeb"/>
-        <w:spacing w:before="0" w:beforeAutospacing="0" w:after="0" w:afterAutospacing="0" w:line="300" w:lineRule="auto"/>
+        <w:spacing w:before="0" w:beforeAutospacing="0" w:after="0" w:afterAutospacing="0" w:line="302" w:lineRule="auto"/>
         <w:jc w:val="both"/>
         <w:rPr>
           <w:rFonts w:asciiTheme="minorBidi" w:hAnsiTheme="minorBidi" w:cstheme="minorBidi"/>
@@ -3024,7 +3000,7 @@
     <w:p>
       <w:pPr>
         <w:pStyle w:val="NormalWeb"/>
-        <w:spacing w:before="0" w:beforeAutospacing="0" w:after="0" w:afterAutospacing="0" w:line="300" w:lineRule="auto"/>
+        <w:spacing w:before="0" w:beforeAutospacing="0" w:after="0" w:afterAutospacing="0" w:line="302" w:lineRule="auto"/>
         <w:jc w:val="both"/>
         <w:rPr>
           <w:rFonts w:asciiTheme="minorBidi" w:hAnsiTheme="minorBidi" w:cstheme="minorBidi"/>
@@ -3092,7 +3068,7 @@
     <w:p>
       <w:pPr>
         <w:pStyle w:val="NormalWeb"/>
-        <w:spacing w:before="0" w:beforeAutospacing="0" w:after="0" w:afterAutospacing="0" w:line="300" w:lineRule="auto"/>
+        <w:spacing w:before="0" w:beforeAutospacing="0" w:after="0" w:afterAutospacing="0" w:line="302" w:lineRule="auto"/>
         <w:jc w:val="both"/>
         <w:rPr>
           <w:rFonts w:asciiTheme="minorBidi" w:hAnsiTheme="minorBidi" w:cstheme="minorBidi"/>
@@ -3128,7 +3104,7 @@
     <w:p>
       <w:pPr>
         <w:pStyle w:val="NormalWeb"/>
-        <w:spacing w:before="0" w:beforeAutospacing="0" w:after="0" w:afterAutospacing="0" w:line="300" w:lineRule="auto"/>
+        <w:spacing w:before="0" w:beforeAutospacing="0" w:after="0" w:afterAutospacing="0" w:line="302" w:lineRule="auto"/>
         <w:jc w:val="both"/>
         <w:rPr>
           <w:rFonts w:asciiTheme="minorBidi" w:hAnsiTheme="minorBidi" w:cstheme="minorBidi"/>
@@ -3174,7 +3150,7 @@
     <w:p>
       <w:pPr>
         <w:pStyle w:val="NormalWeb"/>
-        <w:spacing w:before="0" w:beforeAutospacing="0" w:after="0" w:afterAutospacing="0" w:line="300" w:lineRule="auto"/>
+        <w:spacing w:before="0" w:beforeAutospacing="0" w:after="0" w:afterAutospacing="0" w:line="302" w:lineRule="auto"/>
         <w:jc w:val="both"/>
         <w:rPr>
           <w:rFonts w:asciiTheme="minorBidi" w:hAnsiTheme="minorBidi" w:cstheme="minorBidi"/>
@@ -3226,7 +3202,7 @@
     <w:p>
       <w:pPr>
         <w:pStyle w:val="NormalWeb"/>
-        <w:spacing w:before="0" w:beforeAutospacing="0" w:after="0" w:afterAutospacing="0" w:line="300" w:lineRule="auto"/>
+        <w:spacing w:before="0" w:beforeAutospacing="0" w:after="0" w:afterAutospacing="0" w:line="302" w:lineRule="auto"/>
         <w:jc w:val="both"/>
         <w:rPr>
           <w:rFonts w:asciiTheme="minorBidi" w:hAnsiTheme="minorBidi" w:cstheme="minorBidi"/>
@@ -3247,7 +3223,7 @@
     <w:p>
       <w:pPr>
         <w:pStyle w:val="NormalWeb"/>
-        <w:spacing w:before="0" w:beforeAutospacing="0" w:after="0" w:afterAutospacing="0" w:line="300" w:lineRule="auto"/>
+        <w:spacing w:before="0" w:beforeAutospacing="0" w:after="0" w:afterAutospacing="0" w:line="302" w:lineRule="auto"/>
         <w:jc w:val="both"/>
         <w:rPr>
           <w:rFonts w:asciiTheme="minorBidi" w:hAnsiTheme="minorBidi" w:cstheme="minorBidi"/>
@@ -3295,7 +3271,7 @@
     <w:p>
       <w:pPr>
         <w:pStyle w:val="NormalWeb"/>
-        <w:spacing w:before="0" w:beforeAutospacing="0" w:after="0" w:afterAutospacing="0" w:line="300" w:lineRule="auto"/>
+        <w:spacing w:before="0" w:beforeAutospacing="0" w:after="0" w:afterAutospacing="0" w:line="302" w:lineRule="auto"/>
         <w:jc w:val="both"/>
         <w:rPr>
           <w:rFonts w:asciiTheme="minorBidi" w:hAnsiTheme="minorBidi" w:cstheme="minorBidi"/>
@@ -3331,7 +3307,7 @@
     <w:p>
       <w:pPr>
         <w:pStyle w:val="NormalWeb"/>
-        <w:spacing w:before="0" w:beforeAutospacing="0" w:after="0" w:afterAutospacing="0" w:line="300" w:lineRule="auto"/>
+        <w:spacing w:before="0" w:beforeAutospacing="0" w:after="0" w:afterAutospacing="0" w:line="302" w:lineRule="auto"/>
         <w:jc w:val="both"/>
         <w:rPr>
           <w:rFonts w:asciiTheme="minorBidi" w:hAnsiTheme="minorBidi" w:cstheme="minorBidi"/>
@@ -3349,7 +3325,7 @@
     <w:p>
       <w:pPr>
         <w:pStyle w:val="NormalWeb"/>
-        <w:spacing w:before="0" w:beforeAutospacing="0" w:after="0" w:afterAutospacing="0" w:line="300" w:lineRule="auto"/>
+        <w:spacing w:before="0" w:beforeAutospacing="0" w:after="0" w:afterAutospacing="0" w:line="302" w:lineRule="auto"/>
         <w:jc w:val="both"/>
         <w:rPr>
           <w:rFonts w:asciiTheme="minorBidi" w:hAnsiTheme="minorBidi" w:cstheme="minorBidi"/>
@@ -3364,7 +3340,7 @@
         <w:autoSpaceDE w:val="0"/>
         <w:autoSpaceDN w:val="0"/>
         <w:adjustRightInd w:val="0"/>
-        <w:spacing w:line="300" w:lineRule="auto"/>
+        <w:spacing w:line="302" w:lineRule="auto"/>
         <w:jc w:val="both"/>
         <w:rPr>
           <w:rFonts w:asciiTheme="minorBidi" w:hAnsiTheme="minorBidi" w:cstheme="minorBidi"/>
@@ -3381,7 +3357,7 @@
         <w:autoSpaceDE w:val="0"/>
         <w:autoSpaceDN w:val="0"/>
         <w:adjustRightInd w:val="0"/>
-        <w:spacing w:line="300" w:lineRule="auto"/>
+        <w:spacing w:line="302" w:lineRule="auto"/>
         <w:jc w:val="both"/>
         <w:rPr>
           <w:rFonts w:asciiTheme="minorBidi" w:hAnsiTheme="minorBidi" w:cstheme="minorBidi"/>
@@ -3398,7 +3374,7 @@
         <w:autoSpaceDE w:val="0"/>
         <w:autoSpaceDN w:val="0"/>
         <w:adjustRightInd w:val="0"/>
-        <w:spacing w:line="300" w:lineRule="auto"/>
+        <w:spacing w:line="302" w:lineRule="auto"/>
         <w:jc w:val="both"/>
         <w:rPr>
           <w:rFonts w:asciiTheme="minorBidi" w:hAnsiTheme="minorBidi" w:cstheme="minorBidi"/>
@@ -3415,7 +3391,7 @@
         <w:autoSpaceDE w:val="0"/>
         <w:autoSpaceDN w:val="0"/>
         <w:adjustRightInd w:val="0"/>
-        <w:spacing w:line="300" w:lineRule="auto"/>
+        <w:spacing w:line="302" w:lineRule="auto"/>
         <w:jc w:val="both"/>
         <w:rPr>
           <w:rFonts w:asciiTheme="minorBidi" w:hAnsiTheme="minorBidi" w:cstheme="minorBidi"/>
@@ -3432,7 +3408,7 @@
         <w:autoSpaceDE w:val="0"/>
         <w:autoSpaceDN w:val="0"/>
         <w:adjustRightInd w:val="0"/>
-        <w:spacing w:line="300" w:lineRule="auto"/>
+        <w:spacing w:line="302" w:lineRule="auto"/>
         <w:jc w:val="center"/>
         <w:rPr>
           <w:rFonts w:asciiTheme="minorBidi" w:hAnsiTheme="minorBidi" w:cstheme="minorBidi"/>
@@ -3449,7 +3425,7 @@
         <w:autoSpaceDE w:val="0"/>
         <w:autoSpaceDN w:val="0"/>
         <w:adjustRightInd w:val="0"/>
-        <w:spacing w:line="300" w:lineRule="auto"/>
+        <w:spacing w:line="302" w:lineRule="auto"/>
         <w:jc w:val="center"/>
         <w:rPr>
           <w:rFonts w:asciiTheme="minorBidi" w:hAnsiTheme="minorBidi" w:cstheme="minorBidi"/>
@@ -3476,7 +3452,7 @@
         <w:autoSpaceDE w:val="0"/>
         <w:autoSpaceDN w:val="0"/>
         <w:adjustRightInd w:val="0"/>
-        <w:spacing w:line="300" w:lineRule="auto"/>
+        <w:spacing w:line="302" w:lineRule="auto"/>
         <w:jc w:val="center"/>
         <w:rPr>
           <w:rFonts w:asciiTheme="minorBidi" w:eastAsia="Arial Unicode MS" w:hAnsiTheme="minorBidi" w:cstheme="minorBidi"/>
@@ -3502,7 +3478,7 @@
     <w:p>
       <w:pPr>
         <w:pStyle w:val="NormalWeb"/>
-        <w:spacing w:before="0" w:beforeAutospacing="0" w:after="0" w:afterAutospacing="0" w:line="300" w:lineRule="auto"/>
+        <w:spacing w:before="0" w:beforeAutospacing="0" w:after="0" w:afterAutospacing="0" w:line="302" w:lineRule="auto"/>
         <w:jc w:val="center"/>
         <w:rPr>
           <w:rFonts w:asciiTheme="minorBidi" w:hAnsiTheme="minorBidi" w:cstheme="minorBidi"/>
@@ -3517,7 +3493,7 @@
         <w:autoSpaceDE w:val="0"/>
         <w:autoSpaceDN w:val="0"/>
         <w:adjustRightInd w:val="0"/>
-        <w:spacing w:line="300" w:lineRule="auto"/>
+        <w:spacing w:line="302" w:lineRule="auto"/>
         <w:jc w:val="center"/>
         <w:rPr>
           <w:rFonts w:asciiTheme="minorBidi" w:hAnsiTheme="minorBidi" w:cstheme="minorBidi"/>
@@ -3534,7 +3510,7 @@
         <w:autoSpaceDE w:val="0"/>
         <w:autoSpaceDN w:val="0"/>
         <w:adjustRightInd w:val="0"/>
-        <w:spacing w:line="300" w:lineRule="auto"/>
+        <w:spacing w:line="302" w:lineRule="auto"/>
         <w:jc w:val="center"/>
         <w:rPr>
           <w:rFonts w:asciiTheme="minorBidi" w:hAnsiTheme="minorBidi" w:cstheme="minorBidi"/>
@@ -3551,7 +3527,7 @@
         <w:autoSpaceDE w:val="0"/>
         <w:autoSpaceDN w:val="0"/>
         <w:adjustRightInd w:val="0"/>
-        <w:spacing w:line="300" w:lineRule="auto"/>
+        <w:spacing w:line="302" w:lineRule="auto"/>
         <w:jc w:val="center"/>
         <w:rPr>
           <w:rFonts w:asciiTheme="minorBidi" w:hAnsiTheme="minorBidi" w:cstheme="minorBidi"/>
@@ -3568,7 +3544,7 @@
         <w:autoSpaceDE w:val="0"/>
         <w:autoSpaceDN w:val="0"/>
         <w:adjustRightInd w:val="0"/>
-        <w:spacing w:line="300" w:lineRule="auto"/>
+        <w:spacing w:line="302" w:lineRule="auto"/>
         <w:jc w:val="center"/>
         <w:rPr>
           <w:rFonts w:ascii="Arial" w:eastAsia="Arial Unicode MS" w:hAnsi="Arial" w:cs="Arial"/>
@@ -3586,7 +3562,7 @@
         <w:autoSpaceDE w:val="0"/>
         <w:autoSpaceDN w:val="0"/>
         <w:adjustRightInd w:val="0"/>
-        <w:spacing w:line="300" w:lineRule="auto"/>
+        <w:spacing w:line="302" w:lineRule="auto"/>
         <w:jc w:val="center"/>
         <w:rPr>
           <w:rFonts w:ascii="Arial" w:eastAsia="Arial Unicode MS" w:hAnsi="Arial" w:cs="Arial"/>
@@ -3604,7 +3580,7 @@
         <w:autoSpaceDE w:val="0"/>
         <w:autoSpaceDN w:val="0"/>
         <w:adjustRightInd w:val="0"/>
-        <w:spacing w:line="300" w:lineRule="auto"/>
+        <w:spacing w:line="302" w:lineRule="auto"/>
         <w:jc w:val="center"/>
         <w:rPr>
           <w:rFonts w:ascii="Arial" w:eastAsia="Arial Unicode MS" w:hAnsi="Arial" w:cs="Arial"/>
@@ -3632,7 +3608,7 @@
         <w:autoSpaceDE w:val="0"/>
         <w:autoSpaceDN w:val="0"/>
         <w:adjustRightInd w:val="0"/>
-        <w:spacing w:line="300" w:lineRule="auto"/>
+        <w:spacing w:line="302" w:lineRule="auto"/>
         <w:jc w:val="center"/>
         <w:rPr>
           <w:rFonts w:ascii="Arial" w:hAnsi="Arial" w:cs="Arial"/>
@@ -3680,7 +3656,7 @@
     <w:p>
       <w:pPr>
         <w:pStyle w:val="NormalWeb"/>
-        <w:spacing w:before="0" w:beforeAutospacing="0" w:after="0" w:afterAutospacing="0" w:line="300" w:lineRule="auto"/>
+        <w:spacing w:before="0" w:beforeAutospacing="0" w:after="0" w:afterAutospacing="0" w:line="302" w:lineRule="auto"/>
         <w:jc w:val="center"/>
         <w:rPr>
           <w:rFonts w:asciiTheme="minorBidi" w:hAnsiTheme="minorBidi" w:cstheme="minorBidi"/>
@@ -3692,7 +3668,7 @@
     <w:p>
       <w:pPr>
         <w:pStyle w:val="NormalWeb"/>
-        <w:spacing w:before="0" w:beforeAutospacing="0" w:after="0" w:afterAutospacing="0" w:line="300" w:lineRule="auto"/>
+        <w:spacing w:before="0" w:beforeAutospacing="0" w:after="0" w:afterAutospacing="0" w:line="302" w:lineRule="auto"/>
         <w:jc w:val="center"/>
         <w:rPr>
           <w:rFonts w:asciiTheme="minorBidi" w:hAnsiTheme="minorBidi" w:cstheme="minorBidi"/>
@@ -3707,7 +3683,7 @@
         <w:autoSpaceDE w:val="0"/>
         <w:autoSpaceDN w:val="0"/>
         <w:adjustRightInd w:val="0"/>
-        <w:spacing w:line="300" w:lineRule="auto"/>
+        <w:spacing w:line="302" w:lineRule="auto"/>
         <w:jc w:val="center"/>
         <w:rPr>
           <w:rFonts w:asciiTheme="minorBidi" w:hAnsiTheme="minorBidi" w:cstheme="minorBidi"/>
@@ -3724,7 +3700,7 @@
         <w:autoSpaceDE w:val="0"/>
         <w:autoSpaceDN w:val="0"/>
         <w:adjustRightInd w:val="0"/>
-        <w:spacing w:line="300" w:lineRule="auto"/>
+        <w:spacing w:line="302" w:lineRule="auto"/>
         <w:jc w:val="center"/>
         <w:rPr>
           <w:rFonts w:asciiTheme="minorBidi" w:hAnsiTheme="minorBidi" w:cstheme="minorBidi"/>
@@ -3741,7 +3717,7 @@
         <w:autoSpaceDE w:val="0"/>
         <w:autoSpaceDN w:val="0"/>
         <w:adjustRightInd w:val="0"/>
-        <w:spacing w:line="300" w:lineRule="auto"/>
+        <w:spacing w:line="302" w:lineRule="auto"/>
         <w:jc w:val="center"/>
         <w:rPr>
           <w:rFonts w:asciiTheme="minorBidi" w:hAnsiTheme="minorBidi" w:cstheme="minorBidi"/>
@@ -3758,7 +3734,7 @@
         <w:autoSpaceDE w:val="0"/>
         <w:autoSpaceDN w:val="0"/>
         <w:adjustRightInd w:val="0"/>
-        <w:spacing w:line="300" w:lineRule="auto"/>
+        <w:spacing w:line="302" w:lineRule="auto"/>
         <w:jc w:val="center"/>
         <w:rPr>
           <w:rFonts w:asciiTheme="minorBidi" w:hAnsiTheme="minorBidi" w:cstheme="minorBidi"/>
@@ -3775,7 +3751,7 @@
         <w:autoSpaceDE w:val="0"/>
         <w:autoSpaceDN w:val="0"/>
         <w:adjustRightInd w:val="0"/>
-        <w:spacing w:line="300" w:lineRule="auto"/>
+        <w:spacing w:line="302" w:lineRule="auto"/>
         <w:jc w:val="center"/>
         <w:rPr>
           <w:rFonts w:asciiTheme="minorBidi" w:hAnsiTheme="minorBidi" w:cstheme="minorBidi"/>
@@ -3785,6 +3761,16 @@
           <w:szCs w:val="18"/>
         </w:rPr>
       </w:pPr>
+      <w:r>
+        <w:rPr>
+          <w:rFonts w:asciiTheme="minorBidi" w:hAnsiTheme="minorBidi" w:cstheme="minorBidi"/>
+          <w:b/>
+          <w:bCs/>
+          <w:sz w:val="18"/>
+          <w:szCs w:val="18"/>
+        </w:rPr>
+        <w:t>______________________________________</w:t>
+      </w:r>
     </w:p>
     <w:p>
       <w:pPr>
@@ -3792,52 +3778,7 @@
         <w:autoSpaceDE w:val="0"/>
         <w:autoSpaceDN w:val="0"/>
         <w:adjustRightInd w:val="0"/>
-        <w:spacing w:line="300" w:lineRule="auto"/>
-        <w:jc w:val="center"/>
-        <w:rPr>
-          <w:rFonts w:ascii="Arial" w:hAnsi="Arial" w:cs="Arial"/>
-          <w:b/>
-          <w:bCs/>
-          <w:sz w:val="18"/>
-          <w:szCs w:val="18"/>
-          <w:lang w:val="es-ES_tradnl"/>
-        </w:rPr>
-      </w:pPr>
-    </w:p>
-    <w:p>
-      <w:pPr>
-        <w:widowControl w:val="0"/>
-        <w:autoSpaceDE w:val="0"/>
-        <w:autoSpaceDN w:val="0"/>
-        <w:adjustRightInd w:val="0"/>
-        <w:spacing w:line="300" w:lineRule="auto"/>
-        <w:jc w:val="center"/>
-        <w:rPr>
-          <w:rFonts w:asciiTheme="minorBidi" w:hAnsiTheme="minorBidi" w:cstheme="minorBidi"/>
-          <w:b/>
-          <w:bCs/>
-          <w:sz w:val="18"/>
-          <w:szCs w:val="18"/>
-        </w:rPr>
-      </w:pPr>
-      <w:r>
-        <w:rPr>
-          <w:rFonts w:asciiTheme="minorBidi" w:hAnsiTheme="minorBidi" w:cstheme="minorBidi"/>
-          <w:b/>
-          <w:bCs/>
-          <w:sz w:val="18"/>
-          <w:szCs w:val="18"/>
-        </w:rPr>
-        <w:t>______________________________________</w:t>
-      </w:r>
-    </w:p>
-    <w:p>
-      <w:pPr>
-        <w:widowControl w:val="0"/>
-        <w:autoSpaceDE w:val="0"/>
-        <w:autoSpaceDN w:val="0"/>
-        <w:adjustRightInd w:val="0"/>
-        <w:spacing w:line="300" w:lineRule="auto"/>
+        <w:spacing w:line="302" w:lineRule="auto"/>
         <w:jc w:val="center"/>
         <w:rPr>
           <w:rFonts w:asciiTheme="minorBidi" w:eastAsia="Arial Unicode MS" w:hAnsiTheme="minorBidi" w:cstheme="minorBidi"/>
@@ -5176,7 +5117,7 @@
     <w:lsdException w:name="E-mail Signature" w:semiHidden="1" w:unhideWhenUsed="1"/>
     <w:lsdException w:name="HTML Top of Form" w:semiHidden="1" w:unhideWhenUsed="1"/>
     <w:lsdException w:name="HTML Bottom of Form" w:semiHidden="1" w:unhideWhenUsed="1"/>
-    <w:lsdException w:name="Normal (Web)" w:semiHidden="1" w:uiPriority="0" w:unhideWhenUsed="1"/>
+    <w:lsdException w:name="Normal (Web)" w:semiHidden="1" w:unhideWhenUsed="1"/>
     <w:lsdException w:name="HTML Acronym" w:semiHidden="1" w:unhideWhenUsed="1"/>
     <w:lsdException w:name="HTML Address" w:semiHidden="1" w:unhideWhenUsed="1"/>
     <w:lsdException w:name="HTML Cite" w:semiHidden="1" w:unhideWhenUsed="1"/>
@@ -5749,6 +5690,7 @@
   <w:style w:type="paragraph" w:styleId="NormalWeb">
     <w:name w:val="Normal (Web)"/>
     <w:basedOn w:val="Normal"/>
+    <w:uiPriority w:val="99"/>
     <w:rsid w:val="000561C5"/>
     <w:pPr>
       <w:spacing w:before="100" w:beforeAutospacing="1" w:after="100" w:afterAutospacing="1"/>

--- a/app/templates/sol_luna/ROJO.docx
+++ b/app/templates/sol_luna/ROJO.docx
@@ -488,7 +488,6 @@
           <w:szCs w:val="18"/>
         </w:rPr>
       </w:pPr>
-      <w:proofErr w:type="gramStart"/>
       <w:r>
         <w:rPr>
           <w:rFonts w:asciiTheme="minorBidi" w:hAnsiTheme="minorBidi" w:cstheme="minorBidi"/>
@@ -497,18 +496,7 @@
           <w:szCs w:val="18"/>
           <w:u w:val="single"/>
         </w:rPr>
-        <w:t>PRIMERA.-</w:t>
-      </w:r>
-      <w:proofErr w:type="gramEnd"/>
-      <w:r>
-        <w:rPr>
-          <w:rFonts w:asciiTheme="minorBidi" w:hAnsiTheme="minorBidi" w:cstheme="minorBidi"/>
-          <w:b/>
-          <w:sz w:val="18"/>
-          <w:szCs w:val="18"/>
-          <w:u w:val="single"/>
-        </w:rPr>
-        <w:t xml:space="preserve"> ANTECEDENTES </w:t>
+        <w:t xml:space="preserve">PRIMERA.- ANTECEDENTES </w:t>
       </w:r>
     </w:p>
     <w:p>
@@ -605,27 +593,7 @@
           <w:sz w:val="18"/>
           <w:szCs w:val="18"/>
         </w:rPr>
-        <w:t xml:space="preserve">PARTIDA ELECTRONICA </w:t>
-      </w:r>
-      <w:proofErr w:type="spellStart"/>
-      <w:r>
-        <w:rPr>
-          <w:rFonts w:asciiTheme="minorBidi" w:hAnsiTheme="minorBidi" w:cstheme="minorBidi"/>
-          <w:b/>
-          <w:sz w:val="18"/>
-          <w:szCs w:val="18"/>
-        </w:rPr>
-        <w:t>Nº</w:t>
-      </w:r>
-      <w:proofErr w:type="spellEnd"/>
-      <w:r>
-        <w:rPr>
-          <w:rFonts w:asciiTheme="minorBidi" w:hAnsiTheme="minorBidi" w:cstheme="minorBidi"/>
-          <w:b/>
-          <w:sz w:val="18"/>
-          <w:szCs w:val="18"/>
-        </w:rPr>
-        <w:t xml:space="preserve"> «</w:t>
+        <w:t>PARTIDA ELECTRONICA Nº «</w:t>
       </w:r>
       <w:r>
         <w:rPr>
@@ -668,25 +636,7 @@
           <w:sz w:val="18"/>
           <w:szCs w:val="18"/>
         </w:rPr>
-        <w:t xml:space="preserve">DEL REGISTRO DE PREDIOS DE LA ZONA REGISTRAL </w:t>
-      </w:r>
-      <w:proofErr w:type="spellStart"/>
-      <w:r>
-        <w:rPr>
-          <w:rFonts w:asciiTheme="minorBidi" w:hAnsiTheme="minorBidi" w:cstheme="minorBidi"/>
-          <w:sz w:val="18"/>
-          <w:szCs w:val="18"/>
-        </w:rPr>
-        <w:t>Nº</w:t>
-      </w:r>
-      <w:proofErr w:type="spellEnd"/>
-      <w:r>
-        <w:rPr>
-          <w:rFonts w:asciiTheme="minorBidi" w:hAnsiTheme="minorBidi" w:cstheme="minorBidi"/>
-          <w:sz w:val="18"/>
-          <w:szCs w:val="18"/>
-        </w:rPr>
-        <w:t xml:space="preserve"> V – SEDE TRUJILLO, OFICINA REGISTRAL DE TRUJILLO</w:t>
+        <w:t>DEL REGISTRO DE PREDIOS DE LA ZONA REGISTRAL Nº V – SEDE TRUJILLO, OFICINA REGISTRAL DE TRUJILLO</w:t>
       </w:r>
       <w:r>
         <w:rPr>
@@ -1060,7 +1010,6 @@
           <w:szCs w:val="18"/>
         </w:rPr>
       </w:pPr>
-      <w:proofErr w:type="gramStart"/>
       <w:r>
         <w:rPr>
           <w:rFonts w:ascii="Arial" w:hAnsi="Arial" w:cs="Arial"/>
@@ -1070,19 +1019,7 @@
           <w:szCs w:val="18"/>
           <w:lang w:eastAsia="en-US"/>
         </w:rPr>
-        <w:t>SEGUNDA.-</w:t>
-      </w:r>
-      <w:proofErr w:type="gramEnd"/>
-      <w:r>
-        <w:rPr>
-          <w:rFonts w:ascii="Arial" w:hAnsi="Arial" w:cs="Arial"/>
-          <w:b/>
-          <w:bCs/>
-          <w:sz w:val="18"/>
-          <w:szCs w:val="18"/>
-          <w:lang w:eastAsia="en-US"/>
-        </w:rPr>
-        <w:t xml:space="preserve"> </w:t>
+        <w:t xml:space="preserve">SEGUNDA.- </w:t>
       </w:r>
       <w:r>
         <w:rPr>
@@ -1148,7 +1085,6 @@
           <w:szCs w:val="18"/>
         </w:rPr>
       </w:pPr>
-      <w:proofErr w:type="gramStart"/>
       <w:r>
         <w:rPr>
           <w:rFonts w:asciiTheme="minorBidi" w:hAnsiTheme="minorBidi" w:cstheme="minorBidi"/>
@@ -1165,16 +1101,7 @@
           <w:sz w:val="18"/>
           <w:szCs w:val="18"/>
         </w:rPr>
-        <w:t>.-</w:t>
-      </w:r>
-      <w:proofErr w:type="gramEnd"/>
-      <w:r>
-        <w:rPr>
-          <w:rFonts w:asciiTheme="minorBidi" w:hAnsiTheme="minorBidi" w:cstheme="minorBidi"/>
-          <w:sz w:val="18"/>
-          <w:szCs w:val="18"/>
-        </w:rPr>
-        <w:t xml:space="preserve"> IMPORTE DE VENTA Y FORMA DE PAGO: </w:t>
+        <w:t xml:space="preserve">.- IMPORTE DE VENTA Y FORMA DE PAGO: </w:t>
       </w:r>
     </w:p>
     <w:p>
@@ -1319,27 +1246,7 @@
           <w:sz w:val="18"/>
           <w:szCs w:val="18"/>
         </w:rPr>
-        <w:t>S</w:t>
-      </w:r>
-      <w:proofErr w:type="gramStart"/>
-      <w:r>
-        <w:rPr>
-          <w:rFonts w:asciiTheme="minorBidi" w:hAnsiTheme="minorBidi" w:cstheme="minorBidi"/>
-          <w:b/>
-          <w:sz w:val="18"/>
-          <w:szCs w:val="18"/>
-        </w:rPr>
-        <w:t>/«</w:t>
-      </w:r>
-      <w:proofErr w:type="gramEnd"/>
-      <w:r>
-        <w:rPr>
-          <w:rFonts w:asciiTheme="minorBidi" w:hAnsiTheme="minorBidi" w:cstheme="minorBidi"/>
-          <w:b/>
-          <w:sz w:val="18"/>
-          <w:szCs w:val="18"/>
-        </w:rPr>
-        <w:t>PRECIO»</w:t>
+        <w:t>S/«PRECIO»</w:t>
       </w:r>
       <w:r>
         <w:rPr>
@@ -1432,29 +1339,7 @@
           <w:sz w:val="18"/>
           <w:szCs w:val="18"/>
         </w:rPr>
-        <w:t>S</w:t>
-      </w:r>
-      <w:proofErr w:type="gramStart"/>
-      <w:r>
-        <w:rPr>
-          <w:rFonts w:asciiTheme="minorBidi" w:hAnsiTheme="minorBidi" w:cstheme="minorBidi"/>
-          <w:b/>
-          <w:bCs/>
-          <w:sz w:val="18"/>
-          <w:szCs w:val="18"/>
-        </w:rPr>
-        <w:t>/«</w:t>
-      </w:r>
-      <w:proofErr w:type="gramEnd"/>
-      <w:r>
-        <w:rPr>
-          <w:rFonts w:asciiTheme="minorBidi" w:hAnsiTheme="minorBidi" w:cstheme="minorBidi"/>
-          <w:b/>
-          <w:bCs/>
-          <w:sz w:val="18"/>
-          <w:szCs w:val="18"/>
-        </w:rPr>
-        <w:t>PAGO»</w:t>
+        <w:t>S/«PAGO»</w:t>
       </w:r>
       <w:r>
         <w:rPr>
@@ -1559,27 +1444,7 @@
           <w:sz w:val="18"/>
           <w:szCs w:val="18"/>
         </w:rPr>
-        <w:t>S</w:t>
-      </w:r>
-      <w:proofErr w:type="gramStart"/>
-      <w:r>
-        <w:rPr>
-          <w:rFonts w:asciiTheme="minorBidi" w:hAnsiTheme="minorBidi" w:cstheme="minorBidi"/>
-          <w:b/>
-          <w:sz w:val="18"/>
-          <w:szCs w:val="18"/>
-        </w:rPr>
-        <w:t>/«</w:t>
-      </w:r>
-      <w:proofErr w:type="gramEnd"/>
-      <w:r>
-        <w:rPr>
-          <w:rFonts w:asciiTheme="minorBidi" w:hAnsiTheme="minorBidi" w:cstheme="minorBidi"/>
-          <w:b/>
-          <w:sz w:val="18"/>
-          <w:szCs w:val="18"/>
-        </w:rPr>
-        <w:t>SALDO»</w:t>
+        <w:t>S/«SALDO»</w:t>
       </w:r>
       <w:r>
         <w:rPr>
@@ -1699,7 +1564,6 @@
           <w:szCs w:val="18"/>
         </w:rPr>
       </w:pPr>
-      <w:proofErr w:type="gramStart"/>
       <w:r>
         <w:rPr>
           <w:rFonts w:asciiTheme="minorBidi" w:hAnsiTheme="minorBidi" w:cstheme="minorBidi"/>
@@ -1716,16 +1580,7 @@
           <w:sz w:val="18"/>
           <w:szCs w:val="18"/>
         </w:rPr>
-        <w:t>.-</w:t>
-      </w:r>
-      <w:proofErr w:type="gramEnd"/>
-      <w:r>
-        <w:rPr>
-          <w:rFonts w:asciiTheme="minorBidi" w:hAnsiTheme="minorBidi" w:cstheme="minorBidi"/>
-          <w:sz w:val="18"/>
-          <w:szCs w:val="18"/>
-        </w:rPr>
-        <w:t xml:space="preserve"> AMBAS PARTES ACUERDAN LO SIGUIENTE</w:t>
+        <w:t>.- AMBAS PARTES ACUERDAN LO SIGUIENTE</w:t>
       </w:r>
       <w:r>
         <w:rPr>
@@ -2002,7 +1857,6 @@
           <w:szCs w:val="18"/>
         </w:rPr>
       </w:pPr>
-      <w:proofErr w:type="gramStart"/>
       <w:r>
         <w:rPr>
           <w:rFonts w:asciiTheme="minorBidi" w:hAnsiTheme="minorBidi" w:cstheme="minorBidi"/>
@@ -2020,16 +1874,7 @@
           <w:sz w:val="18"/>
           <w:szCs w:val="18"/>
         </w:rPr>
-        <w:t>.-</w:t>
-      </w:r>
-      <w:proofErr w:type="gramEnd"/>
-      <w:r>
-        <w:rPr>
-          <w:rFonts w:asciiTheme="minorBidi" w:hAnsiTheme="minorBidi" w:cstheme="minorBidi"/>
-          <w:sz w:val="18"/>
-          <w:szCs w:val="18"/>
-        </w:rPr>
-        <w:t xml:space="preserve"> </w:t>
+        <w:t xml:space="preserve">.- </w:t>
       </w:r>
       <w:r>
         <w:rPr>
@@ -2061,7 +1906,6 @@
           <w:szCs w:val="18"/>
         </w:rPr>
       </w:pPr>
-      <w:proofErr w:type="gramStart"/>
       <w:r>
         <w:rPr>
           <w:rFonts w:asciiTheme="minorBidi" w:hAnsiTheme="minorBidi" w:cstheme="minorBidi"/>
@@ -2080,7 +1924,6 @@
         </w:rPr>
         <w:t>.-</w:t>
       </w:r>
-      <w:proofErr w:type="gramEnd"/>
       <w:r>
         <w:rPr>
           <w:rFonts w:asciiTheme="minorBidi" w:hAnsiTheme="minorBidi" w:cstheme="minorBidi"/>
@@ -2269,15 +2112,15 @@
           <w:sz w:val="18"/>
           <w:szCs w:val="18"/>
         </w:rPr>
-        <w:t>«COMPRADOR»</w:t>
-      </w:r>
-      <w:r>
-        <w:rPr>
-          <w:rFonts w:asciiTheme="minorBidi" w:hAnsiTheme="minorBidi" w:cstheme="minorBidi"/>
-          <w:sz w:val="18"/>
-          <w:szCs w:val="18"/>
-        </w:rPr>
-        <w:t xml:space="preserve">, UNA VEZ REALIZADA LA INDEPENDIZACIÓN DE EL INMUEBLE OBJETO DEL PRESENTE CONTRATO EN EL REGISTRO PÚBLICO PERTINENTE, Y TOTALMENTE SANEADO, PARA CUYOS EFECTOS, LAS PARTES ACUERDAN </w:t>
+        <w:t xml:space="preserve">«COMPRADOR», «MODALIDAD_ENTREGA», PARA </w:t>
+      </w:r>
+      <w:r>
+        <w:rPr>
+          <w:rFonts w:asciiTheme="minorBidi" w:hAnsiTheme="minorBidi" w:cstheme="minorBidi"/>
+          <w:sz w:val="18"/>
+          <w:szCs w:val="18"/>
+        </w:rPr>
+        <w:t xml:space="preserve">CUYOS EFECTOS, LAS PARTES ACUERDAN </w:t>
       </w:r>
       <w:r>
         <w:rPr>
@@ -2707,7 +2550,7 @@
           <w:sz w:val="18"/>
           <w:szCs w:val="18"/>
         </w:rPr>
-        <w:t xml:space="preserve">EN ESE SENTIDO NO HABRÁ LUGAR A REEMBOLSO NI COMPENSACIÓN POR NINGUNA DE LAS PARTES </w:t>
+        <w:t xml:space="preserve">EN ESE SENTIDO NO HABRÁ LUGAR A REEMBOLSO NI COMPENSACIÓN POR NINGUNA DE LAS PARTES SI EL INMUEBLE DE QUE SE TRATA TUVIERE DENTRO DE SUS LINDEROS MAYOR O MENOR EXTENSIÓN/ES DE LO QUE SE INDIQUE EN LA PARTIDA REGISTRAL DONDE SE INSCRIBA EL MISMO UNA </w:t>
       </w:r>
       <w:r>
         <w:rPr>
@@ -2716,7 +2559,7 @@
           <w:szCs w:val="18"/>
         </w:rPr>
         <w:lastRenderedPageBreak/>
-        <w:t>SI EL INMUEBLE DE QUE SE TRATA TUVIERE DENTRO DE SUS LINDEROS MAYOR O MENOR EXTENSIÓN/ES DE LO QUE SE INDIQUE EN LA PARTIDA REGISTRAL DONDE SE INSCRIBA EL MISMO UNA VEZ CONCLUIDA LA EDIFICACIÓN. LAS PARTES ACUERDAN QUE LA VARIACIÓN DEL AREA DE EL INMUEBLE SE REALIZARÁ Y REGULARÁ CONFORME AL ORDENAMIENTO JURÍDICO NACIONAL.</w:t>
+        <w:t>VEZ CONCLUIDA LA EDIFICACIÓN. LAS PARTES ACUERDAN QUE LA VARIACIÓN DEL AREA DE EL INMUEBLE SE REALIZARÁ Y REGULARÁ CONFORME AL ORDENAMIENTO JURÍDICO NACIONAL.</w:t>
       </w:r>
       <w:r>
         <w:rPr>

--- a/app/templates/sol_luna/ROJO.docx
+++ b/app/templates/sol_luna/ROJO.docx
@@ -239,7 +239,47 @@
           <w:sz w:val="18"/>
           <w:szCs w:val="18"/>
         </w:rPr>
-        <w:t>CON REGISTRO ÚNICO DE CONTRIBUYENTE NUMERO 20613736825, CON DOMICILIO EN EL JR. AYACUCHO N° 513 INT. 205 CENTRO HISTÓRICO (SEGUNDO PISO), DISTRITO Y PROVINCIA DE TRUJILLO, DEPARTAMENTO DE LA LIBERTAD, SEGUN FACULTADES INSCRITAS EN LA PARTIDA REGISTRAL 11581807 DEL REGISTRO DE PERSONAS JURIDICAS DE LA ZONA REGISTRAL N° V - SEDE TRUJILLO, OFICINA REGISTRAL DE TRUJILLO</w:t>
+        <w:t xml:space="preserve">CON REGISTRO ÚNICO DE CONTRIBUYENTE NUMERO 20613736825, CON DOMICILIO EN EL JR. AYACUCHO </w:t>
+      </w:r>
+      <w:proofErr w:type="spellStart"/>
+      <w:r>
+        <w:rPr>
+          <w:rFonts w:asciiTheme="minorBidi" w:eastAsia="Calibri" w:hAnsiTheme="minorBidi" w:cstheme="minorBidi"/>
+          <w:bCs/>
+          <w:sz w:val="18"/>
+          <w:szCs w:val="18"/>
+        </w:rPr>
+        <w:t>N°</w:t>
+      </w:r>
+      <w:proofErr w:type="spellEnd"/>
+      <w:r>
+        <w:rPr>
+          <w:rFonts w:asciiTheme="minorBidi" w:eastAsia="Calibri" w:hAnsiTheme="minorBidi" w:cstheme="minorBidi"/>
+          <w:bCs/>
+          <w:sz w:val="18"/>
+          <w:szCs w:val="18"/>
+        </w:rPr>
+        <w:t xml:space="preserve"> 513 INT. 205 CENTRO HISTÓRICO (SEGUNDO PISO), DISTRITO Y PROVINCIA DE TRUJILLO, DEPARTAMENTO DE LA LIBERTAD, SEGUN FACULTADES INSCRITAS EN LA PARTIDA REGISTRAL 11581807 DEL REGISTRO DE PERSONAS JURIDICAS DE LA ZONA REGISTRAL </w:t>
+      </w:r>
+      <w:proofErr w:type="spellStart"/>
+      <w:r>
+        <w:rPr>
+          <w:rFonts w:asciiTheme="minorBidi" w:eastAsia="Calibri" w:hAnsiTheme="minorBidi" w:cstheme="minorBidi"/>
+          <w:bCs/>
+          <w:sz w:val="18"/>
+          <w:szCs w:val="18"/>
+        </w:rPr>
+        <w:t>N°</w:t>
+      </w:r>
+      <w:proofErr w:type="spellEnd"/>
+      <w:r>
+        <w:rPr>
+          <w:rFonts w:asciiTheme="minorBidi" w:eastAsia="Calibri" w:hAnsiTheme="minorBidi" w:cstheme="minorBidi"/>
+          <w:bCs/>
+          <w:sz w:val="18"/>
+          <w:szCs w:val="18"/>
+        </w:rPr>
+        <w:t xml:space="preserve"> V - SEDE TRUJILLO, OFICINA REGISTRAL DE TRUJILLO</w:t>
       </w:r>
       <w:r>
         <w:rPr>
@@ -488,6 +528,7 @@
           <w:szCs w:val="18"/>
         </w:rPr>
       </w:pPr>
+      <w:proofErr w:type="gramStart"/>
       <w:r>
         <w:rPr>
           <w:rFonts w:asciiTheme="minorBidi" w:hAnsiTheme="minorBidi" w:cstheme="minorBidi"/>
@@ -496,7 +537,18 @@
           <w:szCs w:val="18"/>
           <w:u w:val="single"/>
         </w:rPr>
-        <w:t xml:space="preserve">PRIMERA.- ANTECEDENTES </w:t>
+        <w:t>PRIMERA.-</w:t>
+      </w:r>
+      <w:proofErr w:type="gramEnd"/>
+      <w:r>
+        <w:rPr>
+          <w:rFonts w:asciiTheme="minorBidi" w:hAnsiTheme="minorBidi" w:cstheme="minorBidi"/>
+          <w:b/>
+          <w:sz w:val="18"/>
+          <w:szCs w:val="18"/>
+          <w:u w:val="single"/>
+        </w:rPr>
+        <w:t xml:space="preserve"> ANTECEDENTES </w:t>
       </w:r>
     </w:p>
     <w:p>
@@ -593,7 +645,27 @@
           <w:sz w:val="18"/>
           <w:szCs w:val="18"/>
         </w:rPr>
-        <w:t>PARTIDA ELECTRONICA Nº «</w:t>
+        <w:t xml:space="preserve">PARTIDA ELECTRONICA </w:t>
+      </w:r>
+      <w:proofErr w:type="spellStart"/>
+      <w:r>
+        <w:rPr>
+          <w:rFonts w:asciiTheme="minorBidi" w:hAnsiTheme="minorBidi" w:cstheme="minorBidi"/>
+          <w:b/>
+          <w:sz w:val="18"/>
+          <w:szCs w:val="18"/>
+        </w:rPr>
+        <w:t>Nº</w:t>
+      </w:r>
+      <w:proofErr w:type="spellEnd"/>
+      <w:r>
+        <w:rPr>
+          <w:rFonts w:asciiTheme="minorBidi" w:hAnsiTheme="minorBidi" w:cstheme="minorBidi"/>
+          <w:b/>
+          <w:sz w:val="18"/>
+          <w:szCs w:val="18"/>
+        </w:rPr>
+        <w:t xml:space="preserve"> «</w:t>
       </w:r>
       <w:r>
         <w:rPr>
@@ -636,7 +708,25 @@
           <w:sz w:val="18"/>
           <w:szCs w:val="18"/>
         </w:rPr>
-        <w:t>DEL REGISTRO DE PREDIOS DE LA ZONA REGISTRAL Nº V – SEDE TRUJILLO, OFICINA REGISTRAL DE TRUJILLO</w:t>
+        <w:t xml:space="preserve">DEL REGISTRO DE PREDIOS DE LA ZONA REGISTRAL </w:t>
+      </w:r>
+      <w:proofErr w:type="spellStart"/>
+      <w:r>
+        <w:rPr>
+          <w:rFonts w:asciiTheme="minorBidi" w:hAnsiTheme="minorBidi" w:cstheme="minorBidi"/>
+          <w:sz w:val="18"/>
+          <w:szCs w:val="18"/>
+        </w:rPr>
+        <w:t>Nº</w:t>
+      </w:r>
+      <w:proofErr w:type="spellEnd"/>
+      <w:r>
+        <w:rPr>
+          <w:rFonts w:asciiTheme="minorBidi" w:hAnsiTheme="minorBidi" w:cstheme="minorBidi"/>
+          <w:sz w:val="18"/>
+          <w:szCs w:val="18"/>
+        </w:rPr>
+        <w:t xml:space="preserve"> V – SEDE TRUJILLO, OFICINA REGISTRAL DE TRUJILLO</w:t>
       </w:r>
       <w:r>
         <w:rPr>
@@ -1010,6 +1100,7 @@
           <w:szCs w:val="18"/>
         </w:rPr>
       </w:pPr>
+      <w:proofErr w:type="gramStart"/>
       <w:r>
         <w:rPr>
           <w:rFonts w:ascii="Arial" w:hAnsi="Arial" w:cs="Arial"/>
@@ -1019,7 +1110,19 @@
           <w:szCs w:val="18"/>
           <w:lang w:eastAsia="en-US"/>
         </w:rPr>
-        <w:t xml:space="preserve">SEGUNDA.- </w:t>
+        <w:t>SEGUNDA.-</w:t>
+      </w:r>
+      <w:proofErr w:type="gramEnd"/>
+      <w:r>
+        <w:rPr>
+          <w:rFonts w:ascii="Arial" w:hAnsi="Arial" w:cs="Arial"/>
+          <w:b/>
+          <w:bCs/>
+          <w:sz w:val="18"/>
+          <w:szCs w:val="18"/>
+          <w:lang w:eastAsia="en-US"/>
+        </w:rPr>
+        <w:t xml:space="preserve"> </w:t>
       </w:r>
       <w:r>
         <w:rPr>
@@ -1085,6 +1188,7 @@
           <w:szCs w:val="18"/>
         </w:rPr>
       </w:pPr>
+      <w:proofErr w:type="gramStart"/>
       <w:r>
         <w:rPr>
           <w:rFonts w:asciiTheme="minorBidi" w:hAnsiTheme="minorBidi" w:cstheme="minorBidi"/>
@@ -1101,7 +1205,16 @@
           <w:sz w:val="18"/>
           <w:szCs w:val="18"/>
         </w:rPr>
-        <w:t xml:space="preserve">.- IMPORTE DE VENTA Y FORMA DE PAGO: </w:t>
+        <w:t>.-</w:t>
+      </w:r>
+      <w:proofErr w:type="gramEnd"/>
+      <w:r>
+        <w:rPr>
+          <w:rFonts w:asciiTheme="minorBidi" w:hAnsiTheme="minorBidi" w:cstheme="minorBidi"/>
+          <w:sz w:val="18"/>
+          <w:szCs w:val="18"/>
+        </w:rPr>
+        <w:t xml:space="preserve"> IMPORTE DE VENTA Y FORMA DE PAGO: </w:t>
       </w:r>
     </w:p>
     <w:p>
@@ -1246,7 +1359,27 @@
           <w:sz w:val="18"/>
           <w:szCs w:val="18"/>
         </w:rPr>
-        <w:t>S/«PRECIO»</w:t>
+        <w:t>S</w:t>
+      </w:r>
+      <w:proofErr w:type="gramStart"/>
+      <w:r>
+        <w:rPr>
+          <w:rFonts w:asciiTheme="minorBidi" w:hAnsiTheme="minorBidi" w:cstheme="minorBidi"/>
+          <w:b/>
+          <w:sz w:val="18"/>
+          <w:szCs w:val="18"/>
+        </w:rPr>
+        <w:t>/«</w:t>
+      </w:r>
+      <w:proofErr w:type="gramEnd"/>
+      <w:r>
+        <w:rPr>
+          <w:rFonts w:asciiTheme="minorBidi" w:hAnsiTheme="minorBidi" w:cstheme="minorBidi"/>
+          <w:b/>
+          <w:sz w:val="18"/>
+          <w:szCs w:val="18"/>
+        </w:rPr>
+        <w:t>PRECIO»</w:t>
       </w:r>
       <w:r>
         <w:rPr>
@@ -1339,7 +1472,29 @@
           <w:sz w:val="18"/>
           <w:szCs w:val="18"/>
         </w:rPr>
-        <w:t>S/«PAGO»</w:t>
+        <w:t>S</w:t>
+      </w:r>
+      <w:proofErr w:type="gramStart"/>
+      <w:r>
+        <w:rPr>
+          <w:rFonts w:asciiTheme="minorBidi" w:hAnsiTheme="minorBidi" w:cstheme="minorBidi"/>
+          <w:b/>
+          <w:bCs/>
+          <w:sz w:val="18"/>
+          <w:szCs w:val="18"/>
+        </w:rPr>
+        <w:t>/«</w:t>
+      </w:r>
+      <w:proofErr w:type="gramEnd"/>
+      <w:r>
+        <w:rPr>
+          <w:rFonts w:asciiTheme="minorBidi" w:hAnsiTheme="minorBidi" w:cstheme="minorBidi"/>
+          <w:b/>
+          <w:bCs/>
+          <w:sz w:val="18"/>
+          <w:szCs w:val="18"/>
+        </w:rPr>
+        <w:t>PAGO»</w:t>
       </w:r>
       <w:r>
         <w:rPr>
@@ -1444,7 +1599,27 @@
           <w:sz w:val="18"/>
           <w:szCs w:val="18"/>
         </w:rPr>
-        <w:t>S/«SALDO»</w:t>
+        <w:t>S</w:t>
+      </w:r>
+      <w:proofErr w:type="gramStart"/>
+      <w:r>
+        <w:rPr>
+          <w:rFonts w:asciiTheme="minorBidi" w:hAnsiTheme="minorBidi" w:cstheme="minorBidi"/>
+          <w:b/>
+          <w:sz w:val="18"/>
+          <w:szCs w:val="18"/>
+        </w:rPr>
+        <w:t>/«</w:t>
+      </w:r>
+      <w:proofErr w:type="gramEnd"/>
+      <w:r>
+        <w:rPr>
+          <w:rFonts w:asciiTheme="minorBidi" w:hAnsiTheme="minorBidi" w:cstheme="minorBidi"/>
+          <w:b/>
+          <w:sz w:val="18"/>
+          <w:szCs w:val="18"/>
+        </w:rPr>
+        <w:t>SALDO»</w:t>
       </w:r>
       <w:r>
         <w:rPr>
@@ -1564,6 +1739,7 @@
           <w:szCs w:val="18"/>
         </w:rPr>
       </w:pPr>
+      <w:proofErr w:type="gramStart"/>
       <w:r>
         <w:rPr>
           <w:rFonts w:asciiTheme="minorBidi" w:hAnsiTheme="minorBidi" w:cstheme="minorBidi"/>
@@ -1580,7 +1756,16 @@
           <w:sz w:val="18"/>
           <w:szCs w:val="18"/>
         </w:rPr>
-        <w:t>.- AMBAS PARTES ACUERDAN LO SIGUIENTE</w:t>
+        <w:t>.-</w:t>
+      </w:r>
+      <w:proofErr w:type="gramEnd"/>
+      <w:r>
+        <w:rPr>
+          <w:rFonts w:asciiTheme="minorBidi" w:hAnsiTheme="minorBidi" w:cstheme="minorBidi"/>
+          <w:sz w:val="18"/>
+          <w:szCs w:val="18"/>
+        </w:rPr>
+        <w:t xml:space="preserve"> AMBAS PARTES ACUERDAN LO SIGUIENTE</w:t>
       </w:r>
       <w:r>
         <w:rPr>
@@ -1857,6 +2042,7 @@
           <w:szCs w:val="18"/>
         </w:rPr>
       </w:pPr>
+      <w:proofErr w:type="gramStart"/>
       <w:r>
         <w:rPr>
           <w:rFonts w:asciiTheme="minorBidi" w:hAnsiTheme="minorBidi" w:cstheme="minorBidi"/>
@@ -1874,7 +2060,16 @@
           <w:sz w:val="18"/>
           <w:szCs w:val="18"/>
         </w:rPr>
-        <w:t xml:space="preserve">.- </w:t>
+        <w:t>.-</w:t>
+      </w:r>
+      <w:proofErr w:type="gramEnd"/>
+      <w:r>
+        <w:rPr>
+          <w:rFonts w:asciiTheme="minorBidi" w:hAnsiTheme="minorBidi" w:cstheme="minorBidi"/>
+          <w:sz w:val="18"/>
+          <w:szCs w:val="18"/>
+        </w:rPr>
+        <w:t xml:space="preserve"> </w:t>
       </w:r>
       <w:r>
         <w:rPr>
@@ -1906,6 +2101,7 @@
           <w:szCs w:val="18"/>
         </w:rPr>
       </w:pPr>
+      <w:proofErr w:type="gramStart"/>
       <w:r>
         <w:rPr>
           <w:rFonts w:asciiTheme="minorBidi" w:hAnsiTheme="minorBidi" w:cstheme="minorBidi"/>
@@ -1924,6 +2120,7 @@
         </w:rPr>
         <w:t>.-</w:t>
       </w:r>
+      <w:proofErr w:type="gramEnd"/>
       <w:r>
         <w:rPr>
           <w:rFonts w:asciiTheme="minorBidi" w:hAnsiTheme="minorBidi" w:cstheme="minorBidi"/>
@@ -2274,6 +2471,7 @@
           <w:szCs w:val="18"/>
         </w:rPr>
       </w:pPr>
+      <w:proofErr w:type="gramStart"/>
       <w:r>
         <w:rPr>
           <w:rFonts w:asciiTheme="minorBidi" w:hAnsiTheme="minorBidi" w:cstheme="minorBidi"/>
@@ -2292,6 +2490,7 @@
         </w:rPr>
         <w:t>.-</w:t>
       </w:r>
+      <w:proofErr w:type="gramEnd"/>
       <w:r>
         <w:rPr>
           <w:rFonts w:asciiTheme="minorBidi" w:hAnsiTheme="minorBidi" w:cstheme="minorBidi"/>
@@ -2356,6 +2555,7 @@
           <w:szCs w:val="18"/>
         </w:rPr>
       </w:pPr>
+      <w:proofErr w:type="gramStart"/>
       <w:r>
         <w:rPr>
           <w:rFonts w:asciiTheme="minorBidi" w:hAnsiTheme="minorBidi" w:cstheme="minorBidi"/>
@@ -2374,6 +2574,7 @@
         </w:rPr>
         <w:t>.-</w:t>
       </w:r>
+      <w:proofErr w:type="gramEnd"/>
       <w:r>
         <w:rPr>
           <w:rFonts w:asciiTheme="minorBidi" w:hAnsiTheme="minorBidi" w:cstheme="minorBidi"/>
@@ -2482,6 +2683,7 @@
           <w:szCs w:val="18"/>
         </w:rPr>
       </w:pPr>
+      <w:proofErr w:type="gramStart"/>
       <w:r>
         <w:rPr>
           <w:rFonts w:asciiTheme="minorBidi" w:hAnsiTheme="minorBidi" w:cstheme="minorBidi"/>
@@ -2498,7 +2700,16 @@
           <w:sz w:val="18"/>
           <w:szCs w:val="18"/>
         </w:rPr>
-        <w:t xml:space="preserve">.- EQUIVALENCIA ENTRE EL PRECIO Y EL BIEN MATERIA DE VENTA: </w:t>
+        <w:t>.-</w:t>
+      </w:r>
+      <w:proofErr w:type="gramEnd"/>
+      <w:r>
+        <w:rPr>
+          <w:rFonts w:asciiTheme="minorBidi" w:hAnsiTheme="minorBidi" w:cstheme="minorBidi"/>
+          <w:sz w:val="18"/>
+          <w:szCs w:val="18"/>
+        </w:rPr>
+        <w:t xml:space="preserve"> EQUIVALENCIA ENTRE EL PRECIO Y EL BIEN MATERIA DE VENTA: </w:t>
       </w:r>
     </w:p>
     <w:p>
@@ -2581,6 +2792,7 @@
           <w:szCs w:val="18"/>
         </w:rPr>
       </w:pPr>
+      <w:proofErr w:type="gramStart"/>
       <w:r>
         <w:rPr>
           <w:rFonts w:asciiTheme="minorBidi" w:hAnsiTheme="minorBidi" w:cstheme="minorBidi"/>
@@ -2597,7 +2809,16 @@
           <w:sz w:val="18"/>
           <w:szCs w:val="18"/>
         </w:rPr>
-        <w:t>.- DECLARACION DE LAS PARTES:</w:t>
+        <w:t>.-</w:t>
+      </w:r>
+      <w:proofErr w:type="gramEnd"/>
+      <w:r>
+        <w:rPr>
+          <w:rFonts w:asciiTheme="minorBidi" w:hAnsiTheme="minorBidi" w:cstheme="minorBidi"/>
+          <w:sz w:val="18"/>
+          <w:szCs w:val="18"/>
+        </w:rPr>
+        <w:t xml:space="preserve"> DECLARACION DE LAS PARTES:</w:t>
       </w:r>
       <w:r>
         <w:rPr>
@@ -2963,15 +3184,35 @@
           <w:sz w:val="18"/>
           <w:szCs w:val="18"/>
         </w:rPr>
-        <w:t>DECIMA PRIMERA</w:t>
-      </w:r>
-      <w:r>
-        <w:rPr>
-          <w:rFonts w:asciiTheme="minorBidi" w:hAnsiTheme="minorBidi" w:cstheme="minorBidi"/>
-          <w:sz w:val="18"/>
-          <w:szCs w:val="18"/>
-        </w:rPr>
-        <w:t xml:space="preserve">.- LOS GASTOS NOTARIALES, REGISTRALES QUE ORIGINE EL PERFECCIONAMIENTO DE ESTE CONTRATO, SERÁN DE CUENTA EXCLUSIVA DE </w:t>
+        <w:t xml:space="preserve">DECIMA </w:t>
+      </w:r>
+      <w:proofErr w:type="gramStart"/>
+      <w:r>
+        <w:rPr>
+          <w:rFonts w:asciiTheme="minorBidi" w:hAnsiTheme="minorBidi" w:cstheme="minorBidi"/>
+          <w:b/>
+          <w:bCs/>
+          <w:sz w:val="18"/>
+          <w:szCs w:val="18"/>
+        </w:rPr>
+        <w:t>PRIMERA</w:t>
+      </w:r>
+      <w:r>
+        <w:rPr>
+          <w:rFonts w:asciiTheme="minorBidi" w:hAnsiTheme="minorBidi" w:cstheme="minorBidi"/>
+          <w:sz w:val="18"/>
+          <w:szCs w:val="18"/>
+        </w:rPr>
+        <w:t>.-</w:t>
+      </w:r>
+      <w:proofErr w:type="gramEnd"/>
+      <w:r>
+        <w:rPr>
+          <w:rFonts w:asciiTheme="minorBidi" w:hAnsiTheme="minorBidi" w:cstheme="minorBidi"/>
+          <w:sz w:val="18"/>
+          <w:szCs w:val="18"/>
+        </w:rPr>
+        <w:t xml:space="preserve"> LOS GASTOS NOTARIALES, REGISTRALES QUE ORIGINE EL PERFECCIONAMIENTO DE ESTE CONTRATO, SERÁN DE CUENTA EXCLUSIVA DE </w:t>
       </w:r>
       <w:r>
         <w:rPr>
@@ -3020,15 +3261,35 @@
           <w:sz w:val="18"/>
           <w:szCs w:val="18"/>
         </w:rPr>
-        <w:t>A SEGUNDA</w:t>
-      </w:r>
-      <w:r>
-        <w:rPr>
-          <w:rFonts w:asciiTheme="minorBidi" w:hAnsiTheme="minorBidi" w:cstheme="minorBidi"/>
-          <w:sz w:val="18"/>
-          <w:szCs w:val="18"/>
-        </w:rPr>
-        <w:t xml:space="preserve">.- </w:t>
+        <w:t xml:space="preserve">A </w:t>
+      </w:r>
+      <w:proofErr w:type="gramStart"/>
+      <w:r>
+        <w:rPr>
+          <w:rFonts w:asciiTheme="minorBidi" w:hAnsiTheme="minorBidi" w:cstheme="minorBidi"/>
+          <w:b/>
+          <w:bCs/>
+          <w:sz w:val="18"/>
+          <w:szCs w:val="18"/>
+        </w:rPr>
+        <w:t>SEGUNDA</w:t>
+      </w:r>
+      <w:r>
+        <w:rPr>
+          <w:rFonts w:asciiTheme="minorBidi" w:hAnsiTheme="minorBidi" w:cstheme="minorBidi"/>
+          <w:sz w:val="18"/>
+          <w:szCs w:val="18"/>
+        </w:rPr>
+        <w:t>.-</w:t>
+      </w:r>
+      <w:proofErr w:type="gramEnd"/>
+      <w:r>
+        <w:rPr>
+          <w:rFonts w:asciiTheme="minorBidi" w:hAnsiTheme="minorBidi" w:cstheme="minorBidi"/>
+          <w:sz w:val="18"/>
+          <w:szCs w:val="18"/>
+        </w:rPr>
+        <w:t xml:space="preserve"> </w:t>
       </w:r>
       <w:r>
         <w:rPr>
@@ -3084,6 +3345,7 @@
         </w:rPr>
         <w:t xml:space="preserve">DECIMO </w:t>
       </w:r>
+      <w:proofErr w:type="gramStart"/>
       <w:r>
         <w:rPr>
           <w:rFonts w:asciiTheme="minorBidi" w:hAnsiTheme="minorBidi" w:cstheme="minorBidi"/>
@@ -3100,7 +3362,16 @@
           <w:sz w:val="18"/>
           <w:szCs w:val="18"/>
         </w:rPr>
-        <w:t>.- AMBAS PARTES CONTRATANTES DEBIDAMENTE ENTERADAS DE LAS CLÁUSULAS Y ESTIPULACIONES DEL PRESENTE CONTRATO LO ACEPTAN EN TODAS Y CADA UNA DE SUS PARTES OBLIGÁNDOSE A SU FIEL Y ESTRICTO CUMPLIMIENTO, SUSCRIBIENDO EL PRESENTE</w:t>
+        <w:t>.-</w:t>
+      </w:r>
+      <w:proofErr w:type="gramEnd"/>
+      <w:r>
+        <w:rPr>
+          <w:rFonts w:asciiTheme="minorBidi" w:hAnsiTheme="minorBidi" w:cstheme="minorBidi"/>
+          <w:sz w:val="18"/>
+          <w:szCs w:val="18"/>
+        </w:rPr>
+        <w:t xml:space="preserve"> AMBAS PARTES CONTRATANTES DEBIDAMENTE ENTERADAS DE LAS CLÁUSULAS Y ESTIPULACIONES DEL PRESENTE CONTRATO LO ACEPTAN EN TODAS Y CADA UNA DE SUS PARTES OBLIGÁNDOSE A SU FIEL Y ESTRICTO CUMPLIMIENTO, SUSCRIBIENDO EL PRESENTE</w:t>
       </w:r>
       <w:r>
         <w:rPr>
@@ -3146,6 +3417,78 @@
         </w:rPr>
         <w:t>».</w:t>
       </w:r>
+    </w:p>
+    <w:p>
+      <w:pPr>
+        <w:pStyle w:val="NormalWeb"/>
+        <w:spacing w:before="0" w:beforeAutospacing="0" w:after="0" w:afterAutospacing="0" w:line="302" w:lineRule="auto"/>
+        <w:jc w:val="both"/>
+        <w:rPr>
+          <w:rFonts w:asciiTheme="minorBidi" w:hAnsiTheme="minorBidi" w:cstheme="minorBidi"/>
+          <w:sz w:val="18"/>
+          <w:szCs w:val="18"/>
+        </w:rPr>
+      </w:pPr>
+    </w:p>
+    <w:p>
+      <w:pPr>
+        <w:pStyle w:val="NormalWeb"/>
+        <w:spacing w:before="0" w:beforeAutospacing="0" w:after="0" w:afterAutospacing="0" w:line="302" w:lineRule="auto"/>
+        <w:jc w:val="both"/>
+        <w:rPr>
+          <w:rFonts w:asciiTheme="minorBidi" w:hAnsiTheme="minorBidi" w:cstheme="minorBidi"/>
+          <w:sz w:val="18"/>
+          <w:szCs w:val="18"/>
+        </w:rPr>
+      </w:pPr>
+    </w:p>
+    <w:p>
+      <w:pPr>
+        <w:pStyle w:val="NormalWeb"/>
+        <w:spacing w:before="0" w:beforeAutospacing="0" w:after="0" w:afterAutospacing="0" w:line="302" w:lineRule="auto"/>
+        <w:jc w:val="both"/>
+        <w:rPr>
+          <w:rFonts w:asciiTheme="minorBidi" w:hAnsiTheme="minorBidi" w:cstheme="minorBidi"/>
+          <w:sz w:val="18"/>
+          <w:szCs w:val="18"/>
+        </w:rPr>
+      </w:pPr>
+    </w:p>
+    <w:p>
+      <w:pPr>
+        <w:pStyle w:val="NormalWeb"/>
+        <w:spacing w:before="0" w:beforeAutospacing="0" w:after="0" w:afterAutospacing="0" w:line="302" w:lineRule="auto"/>
+        <w:jc w:val="both"/>
+        <w:rPr>
+          <w:rFonts w:asciiTheme="minorBidi" w:hAnsiTheme="minorBidi" w:cstheme="minorBidi"/>
+          <w:sz w:val="18"/>
+          <w:szCs w:val="18"/>
+        </w:rPr>
+      </w:pPr>
+    </w:p>
+    <w:p>
+      <w:pPr>
+        <w:pStyle w:val="NormalWeb"/>
+        <w:spacing w:before="0" w:beforeAutospacing="0" w:after="0" w:afterAutospacing="0" w:line="302" w:lineRule="auto"/>
+        <w:jc w:val="both"/>
+        <w:rPr>
+          <w:rFonts w:asciiTheme="minorBidi" w:hAnsiTheme="minorBidi" w:cstheme="minorBidi"/>
+          <w:sz w:val="18"/>
+          <w:szCs w:val="18"/>
+        </w:rPr>
+      </w:pPr>
+    </w:p>
+    <w:p>
+      <w:pPr>
+        <w:pStyle w:val="NormalWeb"/>
+        <w:spacing w:before="0" w:beforeAutospacing="0" w:after="0" w:afterAutospacing="0" w:line="302" w:lineRule="auto"/>
+        <w:jc w:val="both"/>
+        <w:rPr>
+          <w:rFonts w:asciiTheme="minorBidi" w:hAnsiTheme="minorBidi" w:cstheme="minorBidi"/>
+          <w:sz w:val="18"/>
+          <w:szCs w:val="18"/>
+        </w:rPr>
+      </w:pPr>
     </w:p>
     <w:p>
       <w:pPr>
@@ -3167,86 +3510,6 @@
     </w:p>
     <w:p>
       <w:pPr>
-        <w:pStyle w:val="NormalWeb"/>
-        <w:spacing w:before="0" w:beforeAutospacing="0" w:after="0" w:afterAutospacing="0" w:line="302" w:lineRule="auto"/>
-        <w:jc w:val="both"/>
-        <w:rPr>
-          <w:rFonts w:asciiTheme="minorBidi" w:hAnsiTheme="minorBidi" w:cstheme="minorBidi"/>
-          <w:sz w:val="18"/>
-          <w:szCs w:val="18"/>
-        </w:rPr>
-      </w:pPr>
-    </w:p>
-    <w:p>
-      <w:pPr>
-        <w:widowControl w:val="0"/>
-        <w:autoSpaceDE w:val="0"/>
-        <w:autoSpaceDN w:val="0"/>
-        <w:adjustRightInd w:val="0"/>
-        <w:spacing w:line="302" w:lineRule="auto"/>
-        <w:jc w:val="both"/>
-        <w:rPr>
-          <w:rFonts w:asciiTheme="minorBidi" w:hAnsiTheme="minorBidi" w:cstheme="minorBidi"/>
-          <w:b/>
-          <w:bCs/>
-          <w:sz w:val="18"/>
-          <w:szCs w:val="18"/>
-        </w:rPr>
-      </w:pPr>
-    </w:p>
-    <w:p>
-      <w:pPr>
-        <w:widowControl w:val="0"/>
-        <w:autoSpaceDE w:val="0"/>
-        <w:autoSpaceDN w:val="0"/>
-        <w:adjustRightInd w:val="0"/>
-        <w:spacing w:line="302" w:lineRule="auto"/>
-        <w:jc w:val="both"/>
-        <w:rPr>
-          <w:rFonts w:asciiTheme="minorBidi" w:hAnsiTheme="minorBidi" w:cstheme="minorBidi"/>
-          <w:b/>
-          <w:bCs/>
-          <w:sz w:val="18"/>
-          <w:szCs w:val="18"/>
-        </w:rPr>
-      </w:pPr>
-    </w:p>
-    <w:p>
-      <w:pPr>
-        <w:widowControl w:val="0"/>
-        <w:autoSpaceDE w:val="0"/>
-        <w:autoSpaceDN w:val="0"/>
-        <w:adjustRightInd w:val="0"/>
-        <w:spacing w:line="302" w:lineRule="auto"/>
-        <w:jc w:val="both"/>
-        <w:rPr>
-          <w:rFonts w:asciiTheme="minorBidi" w:hAnsiTheme="minorBidi" w:cstheme="minorBidi"/>
-          <w:b/>
-          <w:bCs/>
-          <w:sz w:val="18"/>
-          <w:szCs w:val="18"/>
-        </w:rPr>
-      </w:pPr>
-    </w:p>
-    <w:p>
-      <w:pPr>
-        <w:widowControl w:val="0"/>
-        <w:autoSpaceDE w:val="0"/>
-        <w:autoSpaceDN w:val="0"/>
-        <w:adjustRightInd w:val="0"/>
-        <w:spacing w:line="302" w:lineRule="auto"/>
-        <w:jc w:val="both"/>
-        <w:rPr>
-          <w:rFonts w:asciiTheme="minorBidi" w:hAnsiTheme="minorBidi" w:cstheme="minorBidi"/>
-          <w:b/>
-          <w:bCs/>
-          <w:sz w:val="18"/>
-          <w:szCs w:val="18"/>
-        </w:rPr>
-      </w:pPr>
-    </w:p>
-    <w:p>
-      <w:pPr>
         <w:widowControl w:val="0"/>
         <w:autoSpaceDE w:val="0"/>
         <w:autoSpaceDN w:val="0"/>
@@ -3261,6 +3524,16 @@
           <w:szCs w:val="18"/>
         </w:rPr>
       </w:pPr>
+      <w:r>
+        <w:rPr>
+          <w:rFonts w:asciiTheme="minorBidi" w:hAnsiTheme="minorBidi" w:cstheme="minorBidi"/>
+          <w:b/>
+          <w:bCs/>
+          <w:sz w:val="18"/>
+          <w:szCs w:val="18"/>
+        </w:rPr>
+        <w:t>______________________________________</w:t>
+      </w:r>
     </w:p>
     <w:p>
       <w:pPr>
@@ -3271,23 +3544,37 @@
         <w:spacing w:line="302" w:lineRule="auto"/>
         <w:jc w:val="center"/>
         <w:rPr>
-          <w:rFonts w:asciiTheme="minorBidi" w:hAnsiTheme="minorBidi" w:cstheme="minorBidi"/>
-          <w:b/>
-          <w:bCs/>
-          <w:sz w:val="18"/>
-          <w:szCs w:val="18"/>
-        </w:rPr>
-      </w:pPr>
-      <w:r>
-        <w:rPr>
-          <w:rFonts w:asciiTheme="minorBidi" w:hAnsiTheme="minorBidi" w:cstheme="minorBidi"/>
-          <w:b/>
-          <w:bCs/>
-          <w:sz w:val="18"/>
-          <w:szCs w:val="18"/>
-        </w:rPr>
-        <w:t>______________________________________</w:t>
-      </w:r>
+          <w:rFonts w:asciiTheme="minorBidi" w:eastAsia="Arial Unicode MS" w:hAnsiTheme="minorBidi" w:cstheme="minorBidi"/>
+          <w:b/>
+          <w:bCs/>
+          <w:sz w:val="18"/>
+          <w:szCs w:val="18"/>
+          <w:lang w:val="pt-BR"/>
+        </w:rPr>
+      </w:pPr>
+      <w:r>
+        <w:rPr>
+          <w:rFonts w:asciiTheme="minorBidi" w:eastAsia="Arial Unicode MS" w:hAnsiTheme="minorBidi" w:cstheme="minorBidi"/>
+          <w:b/>
+          <w:bCs/>
+          <w:sz w:val="18"/>
+          <w:szCs w:val="18"/>
+          <w:lang w:val="pt-BR"/>
+        </w:rPr>
+        <w:t>ILICH ALEXANDER MERCEDES VALVERDE</w:t>
+      </w:r>
+    </w:p>
+    <w:p>
+      <w:pPr>
+        <w:pStyle w:val="NormalWeb"/>
+        <w:spacing w:before="0" w:beforeAutospacing="0" w:after="0" w:afterAutospacing="0" w:line="302" w:lineRule="auto"/>
+        <w:jc w:val="center"/>
+        <w:rPr>
+          <w:rFonts w:asciiTheme="minorBidi" w:hAnsiTheme="minorBidi" w:cstheme="minorBidi"/>
+          <w:sz w:val="18"/>
+          <w:szCs w:val="18"/>
+        </w:rPr>
+      </w:pPr>
     </w:p>
     <w:p>
       <w:pPr>
@@ -3298,33 +3585,9 @@
         <w:spacing w:line="302" w:lineRule="auto"/>
         <w:jc w:val="center"/>
         <w:rPr>
-          <w:rFonts w:asciiTheme="minorBidi" w:eastAsia="Arial Unicode MS" w:hAnsiTheme="minorBidi" w:cstheme="minorBidi"/>
-          <w:b/>
-          <w:bCs/>
-          <w:sz w:val="18"/>
-          <w:szCs w:val="18"/>
-          <w:lang w:val="pt-BR"/>
-        </w:rPr>
-      </w:pPr>
-      <w:r>
-        <w:rPr>
-          <w:rFonts w:asciiTheme="minorBidi" w:eastAsia="Arial Unicode MS" w:hAnsiTheme="minorBidi" w:cstheme="minorBidi"/>
-          <w:b/>
-          <w:bCs/>
-          <w:sz w:val="18"/>
-          <w:szCs w:val="18"/>
-          <w:lang w:val="pt-BR"/>
-        </w:rPr>
-        <w:t>ILICH ALEXANDER MERCEDES VALVERDE</w:t>
-      </w:r>
-    </w:p>
-    <w:p>
-      <w:pPr>
-        <w:pStyle w:val="NormalWeb"/>
-        <w:spacing w:before="0" w:beforeAutospacing="0" w:after="0" w:afterAutospacing="0" w:line="302" w:lineRule="auto"/>
-        <w:jc w:val="center"/>
-        <w:rPr>
-          <w:rFonts w:asciiTheme="minorBidi" w:hAnsiTheme="minorBidi" w:cstheme="minorBidi"/>
+          <w:rFonts w:asciiTheme="minorBidi" w:hAnsiTheme="minorBidi" w:cstheme="minorBidi"/>
+          <w:b/>
+          <w:bCs/>
           <w:sz w:val="18"/>
           <w:szCs w:val="18"/>
         </w:rPr>
@@ -3373,11 +3636,12 @@
         <w:spacing w:line="302" w:lineRule="auto"/>
         <w:jc w:val="center"/>
         <w:rPr>
-          <w:rFonts w:asciiTheme="minorBidi" w:hAnsiTheme="minorBidi" w:cstheme="minorBidi"/>
-          <w:b/>
-          <w:bCs/>
-          <w:sz w:val="18"/>
-          <w:szCs w:val="18"/>
+          <w:rFonts w:ascii="Arial" w:eastAsia="Arial Unicode MS" w:hAnsi="Arial" w:cs="Arial"/>
+          <w:b/>
+          <w:bCs/>
+          <w:sz w:val="18"/>
+          <w:szCs w:val="18"/>
+          <w:lang w:val="pt-BR"/>
         </w:rPr>
       </w:pPr>
     </w:p>
@@ -3416,6 +3680,16 @@
           <w:lang w:val="pt-BR"/>
         </w:rPr>
       </w:pPr>
+      <w:r>
+        <w:rPr>
+          <w:rFonts w:ascii="Arial" w:hAnsi="Arial" w:cs="Arial"/>
+          <w:b/>
+          <w:bCs/>
+          <w:sz w:val="18"/>
+          <w:szCs w:val="18"/>
+        </w:rPr>
+        <w:t>______________________________________</w:t>
+      </w:r>
     </w:p>
     <w:p>
       <w:pPr>
@@ -3426,24 +3700,59 @@
         <w:spacing w:line="302" w:lineRule="auto"/>
         <w:jc w:val="center"/>
         <w:rPr>
-          <w:rFonts w:ascii="Arial" w:eastAsia="Arial Unicode MS" w:hAnsi="Arial" w:cs="Arial"/>
-          <w:b/>
-          <w:bCs/>
-          <w:sz w:val="18"/>
-          <w:szCs w:val="18"/>
-          <w:lang w:val="pt-BR"/>
-        </w:rPr>
-      </w:pPr>
-      <w:r>
-        <w:rPr>
           <w:rFonts w:ascii="Arial" w:hAnsi="Arial" w:cs="Arial"/>
           <w:b/>
           <w:bCs/>
           <w:sz w:val="18"/>
           <w:szCs w:val="18"/>
-        </w:rPr>
-        <w:t>______________________________________</w:t>
-      </w:r>
+          <w:lang w:val="es-ES_tradnl"/>
+        </w:rPr>
+      </w:pPr>
+      <w:r>
+        <w:rPr>
+          <w:rFonts w:ascii="Arial" w:hAnsi="Arial" w:cs="Arial"/>
+          <w:b/>
+          <w:bCs/>
+          <w:sz w:val="18"/>
+          <w:szCs w:val="18"/>
+          <w:lang w:val="es-ES_tradnl"/>
+        </w:rPr>
+        <w:t>«</w:t>
+      </w:r>
+      <w:r>
+        <w:rPr>
+          <w:rFonts w:ascii="Arial" w:hAnsi="Arial" w:cs="Arial"/>
+          <w:b/>
+          <w:bCs/>
+          <w:sz w:val="18"/>
+          <w:szCs w:val="18"/>
+          <w:lang w:val="es-ES_tradnl"/>
+        </w:rPr>
+        <w:t>COPROP</w:t>
+      </w:r>
+      <w:r>
+        <w:rPr>
+          <w:rFonts w:ascii="Arial" w:hAnsi="Arial" w:cs="Arial"/>
+          <w:b/>
+          <w:bCs/>
+          <w:sz w:val="18"/>
+          <w:szCs w:val="18"/>
+          <w:lang w:val="es-ES_tradnl"/>
+        </w:rPr>
+        <w:t>»</w:t>
+      </w:r>
+    </w:p>
+    <w:p>
+      <w:pPr>
+        <w:pStyle w:val="NormalWeb"/>
+        <w:spacing w:before="0" w:beforeAutospacing="0" w:after="0" w:afterAutospacing="0" w:line="302" w:lineRule="auto"/>
+        <w:jc w:val="center"/>
+        <w:rPr>
+          <w:rFonts w:asciiTheme="minorBidi" w:hAnsiTheme="minorBidi" w:cstheme="minorBidi"/>
+          <w:sz w:val="18"/>
+          <w:szCs w:val="18"/>
+        </w:rPr>
+      </w:pPr>
     </w:p>
     <w:p>
       <w:pPr>
@@ -3452,133 +3761,6 @@
         <w:autoSpaceDN w:val="0"/>
         <w:adjustRightInd w:val="0"/>
         <w:spacing w:line="302" w:lineRule="auto"/>
-        <w:jc w:val="center"/>
-        <w:rPr>
-          <w:rFonts w:ascii="Arial" w:hAnsi="Arial" w:cs="Arial"/>
-          <w:b/>
-          <w:bCs/>
-          <w:sz w:val="18"/>
-          <w:szCs w:val="18"/>
-          <w:lang w:val="es-ES_tradnl"/>
-        </w:rPr>
-      </w:pPr>
-      <w:r>
-        <w:rPr>
-          <w:rFonts w:ascii="Arial" w:hAnsi="Arial" w:cs="Arial"/>
-          <w:b/>
-          <w:bCs/>
-          <w:sz w:val="18"/>
-          <w:szCs w:val="18"/>
-          <w:lang w:val="es-ES_tradnl"/>
-        </w:rPr>
-        <w:t>«</w:t>
-      </w:r>
-      <w:r>
-        <w:rPr>
-          <w:rFonts w:ascii="Arial" w:hAnsi="Arial" w:cs="Arial"/>
-          <w:b/>
-          <w:bCs/>
-          <w:sz w:val="18"/>
-          <w:szCs w:val="18"/>
-          <w:lang w:val="es-ES_tradnl"/>
-        </w:rPr>
-        <w:t>COPROP</w:t>
-      </w:r>
-      <w:r>
-        <w:rPr>
-          <w:rFonts w:ascii="Arial" w:hAnsi="Arial" w:cs="Arial"/>
-          <w:b/>
-          <w:bCs/>
-          <w:sz w:val="18"/>
-          <w:szCs w:val="18"/>
-          <w:lang w:val="es-ES_tradnl"/>
-        </w:rPr>
-        <w:t>»</w:t>
-      </w:r>
-    </w:p>
-    <w:p>
-      <w:pPr>
-        <w:pStyle w:val="NormalWeb"/>
-        <w:spacing w:before="0" w:beforeAutospacing="0" w:after="0" w:afterAutospacing="0" w:line="302" w:lineRule="auto"/>
-        <w:jc w:val="center"/>
-        <w:rPr>
-          <w:rFonts w:asciiTheme="minorBidi" w:hAnsiTheme="minorBidi" w:cstheme="minorBidi"/>
-          <w:sz w:val="18"/>
-          <w:szCs w:val="18"/>
-        </w:rPr>
-      </w:pPr>
-    </w:p>
-    <w:p>
-      <w:pPr>
-        <w:pStyle w:val="NormalWeb"/>
-        <w:spacing w:before="0" w:beforeAutospacing="0" w:after="0" w:afterAutospacing="0" w:line="302" w:lineRule="auto"/>
-        <w:jc w:val="center"/>
-        <w:rPr>
-          <w:rFonts w:asciiTheme="minorBidi" w:hAnsiTheme="minorBidi" w:cstheme="minorBidi"/>
-          <w:sz w:val="18"/>
-          <w:szCs w:val="18"/>
-        </w:rPr>
-      </w:pPr>
-    </w:p>
-    <w:p>
-      <w:pPr>
-        <w:widowControl w:val="0"/>
-        <w:autoSpaceDE w:val="0"/>
-        <w:autoSpaceDN w:val="0"/>
-        <w:adjustRightInd w:val="0"/>
-        <w:spacing w:line="302" w:lineRule="auto"/>
-        <w:jc w:val="center"/>
-        <w:rPr>
-          <w:rFonts w:asciiTheme="minorBidi" w:hAnsiTheme="minorBidi" w:cstheme="minorBidi"/>
-          <w:b/>
-          <w:bCs/>
-          <w:sz w:val="18"/>
-          <w:szCs w:val="18"/>
-        </w:rPr>
-      </w:pPr>
-    </w:p>
-    <w:p>
-      <w:pPr>
-        <w:widowControl w:val="0"/>
-        <w:autoSpaceDE w:val="0"/>
-        <w:autoSpaceDN w:val="0"/>
-        <w:adjustRightInd w:val="0"/>
-        <w:spacing w:line="302" w:lineRule="auto"/>
-        <w:jc w:val="center"/>
-        <w:rPr>
-          <w:rFonts w:asciiTheme="minorBidi" w:hAnsiTheme="minorBidi" w:cstheme="minorBidi"/>
-          <w:b/>
-          <w:bCs/>
-          <w:sz w:val="18"/>
-          <w:szCs w:val="18"/>
-        </w:rPr>
-      </w:pPr>
-    </w:p>
-    <w:p>
-      <w:pPr>
-        <w:widowControl w:val="0"/>
-        <w:autoSpaceDE w:val="0"/>
-        <w:autoSpaceDN w:val="0"/>
-        <w:adjustRightInd w:val="0"/>
-        <w:spacing w:line="302" w:lineRule="auto"/>
-        <w:jc w:val="center"/>
-        <w:rPr>
-          <w:rFonts w:asciiTheme="minorBidi" w:hAnsiTheme="minorBidi" w:cstheme="minorBidi"/>
-          <w:b/>
-          <w:bCs/>
-          <w:sz w:val="18"/>
-          <w:szCs w:val="18"/>
-        </w:rPr>
-      </w:pPr>
-    </w:p>
-    <w:p>
-      <w:pPr>
-        <w:widowControl w:val="0"/>
-        <w:autoSpaceDE w:val="0"/>
-        <w:autoSpaceDN w:val="0"/>
-        <w:adjustRightInd w:val="0"/>
-        <w:spacing w:line="302" w:lineRule="auto"/>
-        <w:jc w:val="center"/>
         <w:rPr>
           <w:rFonts w:asciiTheme="minorBidi" w:hAnsiTheme="minorBidi" w:cstheme="minorBidi"/>
           <w:b/>

--- a/app/templates/sol_luna/ROJO.docx
+++ b/app/templates/sol_luna/ROJO.docx
@@ -376,119 +376,69 @@
           <w:sz w:val="18"/>
           <w:szCs w:val="18"/>
         </w:rPr>
-        <w:t>; DE ESTADO CIVIL: «ESTADO_CIVIL»; DE PROFESION U OCUPACION: «OCUPACION»; CON DOMICILIO EN «DIRECCION»</w:t>
+        <w:t xml:space="preserve">; DE ESTADO CIVIL: «ESTADO_CIVIL»; DE PROFESION U OCUPACION: «OCUPACION»; CON DOMICILIO EN «DIRECCION» Y </w:t>
       </w:r>
       <w:r>
         <w:rPr>
           <w:rFonts w:ascii="Arial" w:hAnsi="Arial" w:cs="Arial"/>
+          <w:b/>
+          <w:bCs/>
+          <w:sz w:val="18"/>
+          <w:szCs w:val="18"/>
+          <w:lang w:val="es-ES_tradnl"/>
+        </w:rPr>
+        <w:t>«</w:t>
+      </w:r>
+      <w:r>
+        <w:rPr>
+          <w:rFonts w:ascii="Arial" w:hAnsi="Arial" w:cs="Arial"/>
+          <w:b/>
+          <w:bCs/>
+          <w:sz w:val="18"/>
+          <w:szCs w:val="18"/>
+          <w:lang w:val="es-ES_tradnl"/>
+        </w:rPr>
+        <w:t>COPROP</w:t>
+      </w:r>
+      <w:r>
+        <w:rPr>
+          <w:rFonts w:ascii="Arial" w:hAnsi="Arial" w:cs="Arial"/>
+          <w:b/>
+          <w:bCs/>
+          <w:sz w:val="18"/>
+          <w:szCs w:val="18"/>
+          <w:lang w:val="es-ES_tradnl"/>
+        </w:rPr>
+        <w:t>»</w:t>
+      </w:r>
+      <w:r>
+        <w:rPr>
+          <w:rFonts w:ascii="Arial" w:hAnsi="Arial" w:cs="Arial"/>
           <w:bCs/>
           <w:color w:val="000000"/>
           <w:sz w:val="18"/>
           <w:szCs w:val="18"/>
         </w:rPr>
-        <w:t xml:space="preserve">, </w:t>
+        <w:t xml:space="preserve">, QUIEN ME MANIFESTO SER DE NACIONALIDAD: PERUANA; «IDENT2» CON DOCUMENTO NACIONAL DE IDENTIDAD NUMERO: </w:t>
       </w:r>
       <w:r>
         <w:rPr>
           <w:rFonts w:ascii="Arial" w:hAnsi="Arial" w:cs="Arial"/>
+          <w:sz w:val="18"/>
+          <w:szCs w:val="18"/>
+          <w:lang w:val="es-ES_tradnl"/>
+        </w:rPr>
+        <w:t>«DNI2»</w:t>
+      </w:r>
+      <w:r>
+        <w:rPr>
+          <w:rFonts w:ascii="Arial" w:hAnsi="Arial" w:cs="Arial"/>
           <w:bCs/>
           <w:color w:val="000000"/>
           <w:sz w:val="18"/>
           <w:szCs w:val="18"/>
         </w:rPr>
-        <w:t>«UBIGEO»</w:t>
-      </w:r>
-      <w:r>
-        <w:rPr>
-          <w:rFonts w:ascii="Arial" w:hAnsi="Arial" w:cs="Arial"/>
-          <w:bCs/>
-          <w:color w:val="000000"/>
-          <w:sz w:val="18"/>
-          <w:szCs w:val="18"/>
-        </w:rPr>
-        <w:t xml:space="preserve"> Y </w:t>
-      </w:r>
-      <w:r>
-        <w:rPr>
-          <w:rFonts w:ascii="Arial" w:hAnsi="Arial" w:cs="Arial"/>
-          <w:b/>
-          <w:bCs/>
-          <w:sz w:val="18"/>
-          <w:szCs w:val="18"/>
-          <w:lang w:val="es-ES_tradnl"/>
-        </w:rPr>
-        <w:t>«</w:t>
-      </w:r>
-      <w:r>
-        <w:rPr>
-          <w:rFonts w:ascii="Arial" w:hAnsi="Arial" w:cs="Arial"/>
-          <w:b/>
-          <w:bCs/>
-          <w:sz w:val="18"/>
-          <w:szCs w:val="18"/>
-          <w:lang w:val="es-ES_tradnl"/>
-        </w:rPr>
-        <w:t>COPROP</w:t>
-      </w:r>
-      <w:r>
-        <w:rPr>
-          <w:rFonts w:ascii="Arial" w:hAnsi="Arial" w:cs="Arial"/>
-          <w:b/>
-          <w:bCs/>
-          <w:sz w:val="18"/>
-          <w:szCs w:val="18"/>
-          <w:lang w:val="es-ES_tradnl"/>
-        </w:rPr>
-        <w:t>»</w:t>
-      </w:r>
-      <w:r>
-        <w:rPr>
-          <w:rFonts w:ascii="Arial" w:hAnsi="Arial" w:cs="Arial"/>
-          <w:bCs/>
-          <w:color w:val="000000"/>
-          <w:sz w:val="18"/>
-          <w:szCs w:val="18"/>
-        </w:rPr>
-        <w:t xml:space="preserve">, QUIEN ME MANIFESTO SER DE NACIONALIDAD: PERUANA; «IDENT2» CON DOCUMENTO NACIONAL DE IDENTIDAD NUMERO: </w:t>
-      </w:r>
-      <w:r>
-        <w:rPr>
-          <w:rFonts w:ascii="Arial" w:hAnsi="Arial" w:cs="Arial"/>
-          <w:sz w:val="18"/>
-          <w:szCs w:val="18"/>
-          <w:lang w:val="es-ES_tradnl"/>
-        </w:rPr>
-        <w:t>«DNI2»</w:t>
-      </w:r>
-      <w:r>
-        <w:rPr>
-          <w:rFonts w:ascii="Arial" w:hAnsi="Arial" w:cs="Arial"/>
-          <w:bCs/>
-          <w:color w:val="000000"/>
-          <w:sz w:val="18"/>
-          <w:szCs w:val="18"/>
-        </w:rPr>
         <w:t>; DE ESTADO CIVIL: «ESTADO_CIVIL2»; DE PROFESION U OCUPACION: «OCUPACION2»; CON DOMICILIO EN «DIRECCION2»</w:t>
-      </w:r>
-      <w:r>
-        <w:rPr>
-          <w:rFonts w:ascii="Arial" w:hAnsi="Arial" w:cs="Arial"/>
-          <w:bCs/>
-          <w:color w:val="000000"/>
-          <w:sz w:val="18"/>
-          <w:szCs w:val="18"/>
-        </w:rPr>
-        <w:t xml:space="preserve">, </w:t>
-      </w:r>
-      <w:r>
-        <w:rPr>
-          <w:rFonts w:ascii="Arial" w:hAnsi="Arial" w:cs="Arial"/>
-          <w:bCs/>
-          <w:color w:val="000000"/>
-          <w:sz w:val="18"/>
-          <w:szCs w:val="18"/>
-        </w:rPr>
-        <w:t>«UBIGEO2»</w:t>
       </w:r>
       <w:r>
         <w:rPr>
@@ -3806,6 +3756,35 @@
         <w:spacing w:line="302" w:lineRule="auto"/>
         <w:jc w:val="center"/>
         <w:rPr>
+          <w:rFonts w:asciiTheme="minorBidi" w:hAnsiTheme="minorBidi" w:cstheme="minorBidi"/>
+          <w:b/>
+          <w:bCs/>
+          <w:sz w:val="18"/>
+          <w:szCs w:val="18"/>
+          <w:lang w:val="es-ES_tradnl"/>
+        </w:rPr>
+      </w:pPr>
+      <w:r>
+        <w:rPr>
+          <w:rFonts w:asciiTheme="minorBidi" w:hAnsiTheme="minorBidi" w:cstheme="minorBidi"/>
+          <w:b/>
+          <w:bCs/>
+          <w:sz w:val="18"/>
+          <w:szCs w:val="18"/>
+          <w:lang w:val="es-ES_tradnl"/>
+        </w:rPr>
+        <w:t>«TITULAR»</w:t>
+      </w:r>
+    </w:p>
+    <w:p>
+      <w:pPr>
+        <w:widowControl w:val="0"/>
+        <w:autoSpaceDE w:val="0"/>
+        <w:autoSpaceDN w:val="0"/>
+        <w:adjustRightInd w:val="0"/>
+        <w:spacing w:line="302" w:lineRule="auto"/>
+        <w:jc w:val="center"/>
+        <w:rPr>
           <w:rFonts w:asciiTheme="minorBidi" w:eastAsia="Arial Unicode MS" w:hAnsiTheme="minorBidi" w:cstheme="minorBidi"/>
           <w:b/>
           <w:bCs/>
@@ -3814,17 +3793,114 @@
           <w:lang w:val="pt-BR"/>
         </w:rPr>
       </w:pPr>
-      <w:r>
-        <w:rPr>
-          <w:rFonts w:asciiTheme="minorBidi" w:hAnsiTheme="minorBidi" w:cstheme="minorBidi"/>
-          <w:b/>
-          <w:bCs/>
-          <w:sz w:val="18"/>
-          <w:szCs w:val="18"/>
-          <w:lang w:val="es-ES_tradnl"/>
-        </w:rPr>
-        <w:t>«TITULAR»</w:t>
-      </w:r>
+    </w:p>
+    <w:p>
+      <w:pPr>
+        <w:widowControl w:val="0"/>
+        <w:autoSpaceDE w:val="0"/>
+        <w:autoSpaceDN w:val="0"/>
+        <w:adjustRightInd w:val="0"/>
+        <w:spacing w:line="302" w:lineRule="auto"/>
+        <w:jc w:val="center"/>
+        <w:rPr>
+          <w:rFonts w:asciiTheme="minorBidi" w:eastAsia="Arial Unicode MS" w:hAnsiTheme="minorBidi" w:cstheme="minorBidi"/>
+          <w:b/>
+          <w:bCs/>
+          <w:sz w:val="18"/>
+          <w:szCs w:val="18"/>
+          <w:lang w:val="pt-BR"/>
+        </w:rPr>
+      </w:pPr>
+    </w:p>
+    <w:p>
+      <w:pPr>
+        <w:widowControl w:val="0"/>
+        <w:autoSpaceDE w:val="0"/>
+        <w:autoSpaceDN w:val="0"/>
+        <w:adjustRightInd w:val="0"/>
+        <w:spacing w:line="302" w:lineRule="auto"/>
+        <w:jc w:val="center"/>
+        <w:rPr>
+          <w:rFonts w:asciiTheme="minorBidi" w:eastAsia="Arial Unicode MS" w:hAnsiTheme="minorBidi" w:cstheme="minorBidi"/>
+          <w:b/>
+          <w:bCs/>
+          <w:sz w:val="18"/>
+          <w:szCs w:val="18"/>
+          <w:lang w:val="pt-BR"/>
+        </w:rPr>
+      </w:pPr>
+    </w:p>
+    <w:p>
+      <w:pPr>
+        <w:widowControl w:val="0"/>
+        <w:autoSpaceDE w:val="0"/>
+        <w:autoSpaceDN w:val="0"/>
+        <w:adjustRightInd w:val="0"/>
+        <w:spacing w:line="302" w:lineRule="auto"/>
+        <w:jc w:val="center"/>
+        <w:rPr>
+          <w:rFonts w:asciiTheme="minorBidi" w:eastAsia="Arial Unicode MS" w:hAnsiTheme="minorBidi" w:cstheme="minorBidi"/>
+          <w:b/>
+          <w:bCs/>
+          <w:sz w:val="18"/>
+          <w:szCs w:val="18"/>
+          <w:lang w:val="pt-BR"/>
+        </w:rPr>
+      </w:pPr>
+    </w:p>
+    <w:p>
+      <w:pPr>
+        <w:widowControl w:val="0"/>
+        <w:autoSpaceDE w:val="0"/>
+        <w:autoSpaceDN w:val="0"/>
+        <w:adjustRightInd w:val="0"/>
+        <w:spacing w:line="302" w:lineRule="auto"/>
+        <w:jc w:val="center"/>
+        <w:rPr>
+          <w:rFonts w:asciiTheme="minorBidi" w:eastAsia="Arial Unicode MS" w:hAnsiTheme="minorBidi" w:cstheme="minorBidi"/>
+          <w:b/>
+          <w:bCs/>
+          <w:sz w:val="18"/>
+          <w:szCs w:val="18"/>
+          <w:lang w:val="pt-BR"/>
+        </w:rPr>
+      </w:pPr>
+    </w:p>
+    <w:p>
+      <w:pPr>
+        <w:widowControl w:val="0"/>
+        <w:autoSpaceDE w:val="0"/>
+        <w:autoSpaceDN w:val="0"/>
+        <w:adjustRightInd w:val="0"/>
+        <w:spacing w:line="302" w:lineRule="auto"/>
+        <w:jc w:val="center"/>
+        <w:rPr>
+          <w:rFonts w:asciiTheme="minorBidi" w:eastAsia="Arial Unicode MS" w:hAnsiTheme="minorBidi" w:cstheme="minorBidi"/>
+          <w:b/>
+          <w:bCs/>
+          <w:sz w:val="18"/>
+          <w:szCs w:val="18"/>
+          <w:lang w:val="pt-BR"/>
+        </w:rPr>
+      </w:pPr>
+    </w:p>
+    <w:p>
+      <w:pPr>
+        <w:widowControl w:val="0"/>
+        <w:autoSpaceDE w:val="0"/>
+        <w:autoSpaceDN w:val="0"/>
+        <w:adjustRightInd w:val="0"/>
+        <w:spacing w:line="302" w:lineRule="auto"/>
+        <w:jc w:val="center"/>
+        <w:rPr>
+          <w:rFonts w:asciiTheme="minorBidi" w:eastAsia="Arial Unicode MS" w:hAnsiTheme="minorBidi" w:cstheme="minorBidi"/>
+          <w:b/>
+          <w:bCs/>
+          <w:sz w:val="18"/>
+          <w:szCs w:val="18"/>
+          <w:lang w:val="pt-BR"/>
+        </w:rPr>
+      </w:pPr>
     </w:p>
     <w:sectPr>
       <w:type w:val="continuous"/>

--- a/app/templates/sol_luna/ROJO.docx
+++ b/app/templates/sol_luna/ROJO.docx
@@ -376,11 +376,31 @@
           <w:sz w:val="18"/>
           <w:szCs w:val="18"/>
         </w:rPr>
-        <w:t xml:space="preserve">; DE ESTADO CIVIL: «ESTADO_CIVIL»; DE PROFESION U OCUPACION: «OCUPACION»; CON DOMICILIO EN «DIRECCION» Y </w:t>
+        <w:t xml:space="preserve">; DE ESTADO CIVIL: «ESTADO_CIVIL»; DE PROFESION U OCUPACION: «OCUPACION»; CON DOMICILIO EN </w:t>
       </w:r>
       <w:r>
         <w:rPr>
           <w:rFonts w:ascii="Arial" w:hAnsi="Arial" w:cs="Arial"/>
+          <w:bCs/>
+          <w:color w:val="000000"/>
+          <w:sz w:val="18"/>
+          <w:szCs w:val="18"/>
+        </w:rPr>
+        <w:t>«DIRECCION», «UBIGEO»</w:t>
+      </w:r>
+      <w:r>
+        <w:rPr>
+          <w:rFonts w:ascii="Arial" w:hAnsi="Arial" w:cs="Arial"/>
+          <w:bCs/>
+          <w:color w:val="000000"/>
+          <w:sz w:val="18"/>
+          <w:szCs w:val="18"/>
+        </w:rPr>
+        <w:t xml:space="preserve"> Y </w:t>
+      </w:r>
+      <w:r>
+        <w:rPr>
+          <w:rFonts w:ascii="Arial" w:hAnsi="Arial" w:cs="Arial"/>
           <w:b/>
           <w:bCs/>
           <w:sz w:val="18"/>
@@ -438,7 +458,17 @@
           <w:sz w:val="18"/>
           <w:szCs w:val="18"/>
         </w:rPr>
-        <w:t>; DE ESTADO CIVIL: «ESTADO_CIVIL2»; DE PROFESION U OCUPACION: «OCUPACION2»; CON DOMICILIO EN «DIRECCION2»</w:t>
+        <w:t xml:space="preserve">; DE ESTADO CIVIL: «ESTADO_CIVIL2»; DE PROFESION U OCUPACION: «OCUPACION2»; CON DOMICILIO EN </w:t>
+      </w:r>
+      <w:r>
+        <w:rPr>
+          <w:rFonts w:ascii="Arial" w:hAnsi="Arial" w:cs="Arial"/>
+          <w:bCs/>
+          <w:color w:val="000000"/>
+          <w:sz w:val="18"/>
+          <w:szCs w:val="18"/>
+        </w:rPr>
+        <w:t>«DIRECCION2», «UBIGEO2»</w:t>
       </w:r>
       <w:r>
         <w:rPr>
@@ -478,7 +508,6 @@
           <w:szCs w:val="18"/>
         </w:rPr>
       </w:pPr>
-      <w:proofErr w:type="gramStart"/>
       <w:r>
         <w:rPr>
           <w:rFonts w:asciiTheme="minorBidi" w:hAnsiTheme="minorBidi" w:cstheme="minorBidi"/>
@@ -487,18 +516,7 @@
           <w:szCs w:val="18"/>
           <w:u w:val="single"/>
         </w:rPr>
-        <w:t>PRIMERA.-</w:t>
-      </w:r>
-      <w:proofErr w:type="gramEnd"/>
-      <w:r>
-        <w:rPr>
-          <w:rFonts w:asciiTheme="minorBidi" w:hAnsiTheme="minorBidi" w:cstheme="minorBidi"/>
-          <w:b/>
-          <w:sz w:val="18"/>
-          <w:szCs w:val="18"/>
-          <w:u w:val="single"/>
-        </w:rPr>
-        <w:t xml:space="preserve"> ANTECEDENTES </w:t>
+        <w:t xml:space="preserve">PRIMERA.- ANTECEDENTES </w:t>
       </w:r>
     </w:p>
     <w:p>
@@ -1050,7 +1068,6 @@
           <w:szCs w:val="18"/>
         </w:rPr>
       </w:pPr>
-      <w:proofErr w:type="gramStart"/>
       <w:r>
         <w:rPr>
           <w:rFonts w:ascii="Arial" w:hAnsi="Arial" w:cs="Arial"/>
@@ -1060,19 +1077,7 @@
           <w:szCs w:val="18"/>
           <w:lang w:eastAsia="en-US"/>
         </w:rPr>
-        <w:t>SEGUNDA.-</w:t>
-      </w:r>
-      <w:proofErr w:type="gramEnd"/>
-      <w:r>
-        <w:rPr>
-          <w:rFonts w:ascii="Arial" w:hAnsi="Arial" w:cs="Arial"/>
-          <w:b/>
-          <w:bCs/>
-          <w:sz w:val="18"/>
-          <w:szCs w:val="18"/>
-          <w:lang w:eastAsia="en-US"/>
-        </w:rPr>
-        <w:t xml:space="preserve"> </w:t>
+        <w:t xml:space="preserve">SEGUNDA.- </w:t>
       </w:r>
       <w:r>
         <w:rPr>
@@ -1138,7 +1143,6 @@
           <w:szCs w:val="18"/>
         </w:rPr>
       </w:pPr>
-      <w:proofErr w:type="gramStart"/>
       <w:r>
         <w:rPr>
           <w:rFonts w:asciiTheme="minorBidi" w:hAnsiTheme="minorBidi" w:cstheme="minorBidi"/>
@@ -1155,16 +1159,7 @@
           <w:sz w:val="18"/>
           <w:szCs w:val="18"/>
         </w:rPr>
-        <w:t>.-</w:t>
-      </w:r>
-      <w:proofErr w:type="gramEnd"/>
-      <w:r>
-        <w:rPr>
-          <w:rFonts w:asciiTheme="minorBidi" w:hAnsiTheme="minorBidi" w:cstheme="minorBidi"/>
-          <w:sz w:val="18"/>
-          <w:szCs w:val="18"/>
-        </w:rPr>
-        <w:t xml:space="preserve"> IMPORTE DE VENTA Y FORMA DE PAGO: </w:t>
+        <w:t xml:space="preserve">.- IMPORTE DE VENTA Y FORMA DE PAGO: </w:t>
       </w:r>
     </w:p>
     <w:p>
@@ -1309,27 +1304,7 @@
           <w:sz w:val="18"/>
           <w:szCs w:val="18"/>
         </w:rPr>
-        <w:t>S</w:t>
-      </w:r>
-      <w:proofErr w:type="gramStart"/>
-      <w:r>
-        <w:rPr>
-          <w:rFonts w:asciiTheme="minorBidi" w:hAnsiTheme="minorBidi" w:cstheme="minorBidi"/>
-          <w:b/>
-          <w:sz w:val="18"/>
-          <w:szCs w:val="18"/>
-        </w:rPr>
-        <w:t>/«</w:t>
-      </w:r>
-      <w:proofErr w:type="gramEnd"/>
-      <w:r>
-        <w:rPr>
-          <w:rFonts w:asciiTheme="minorBidi" w:hAnsiTheme="minorBidi" w:cstheme="minorBidi"/>
-          <w:b/>
-          <w:sz w:val="18"/>
-          <w:szCs w:val="18"/>
-        </w:rPr>
-        <w:t>PRECIO»</w:t>
+        <w:t>S/«PRECIO»</w:t>
       </w:r>
       <w:r>
         <w:rPr>
@@ -1422,29 +1397,7 @@
           <w:sz w:val="18"/>
           <w:szCs w:val="18"/>
         </w:rPr>
-        <w:t>S</w:t>
-      </w:r>
-      <w:proofErr w:type="gramStart"/>
-      <w:r>
-        <w:rPr>
-          <w:rFonts w:asciiTheme="minorBidi" w:hAnsiTheme="minorBidi" w:cstheme="minorBidi"/>
-          <w:b/>
-          <w:bCs/>
-          <w:sz w:val="18"/>
-          <w:szCs w:val="18"/>
-        </w:rPr>
-        <w:t>/«</w:t>
-      </w:r>
-      <w:proofErr w:type="gramEnd"/>
-      <w:r>
-        <w:rPr>
-          <w:rFonts w:asciiTheme="minorBidi" w:hAnsiTheme="minorBidi" w:cstheme="minorBidi"/>
-          <w:b/>
-          <w:bCs/>
-          <w:sz w:val="18"/>
-          <w:szCs w:val="18"/>
-        </w:rPr>
-        <w:t>PAGO»</w:t>
+        <w:t>S/«PAGO»</w:t>
       </w:r>
       <w:r>
         <w:rPr>
@@ -1549,27 +1502,7 @@
           <w:sz w:val="18"/>
           <w:szCs w:val="18"/>
         </w:rPr>
-        <w:t>S</w:t>
-      </w:r>
-      <w:proofErr w:type="gramStart"/>
-      <w:r>
-        <w:rPr>
-          <w:rFonts w:asciiTheme="minorBidi" w:hAnsiTheme="minorBidi" w:cstheme="minorBidi"/>
-          <w:b/>
-          <w:sz w:val="18"/>
-          <w:szCs w:val="18"/>
-        </w:rPr>
-        <w:t>/«</w:t>
-      </w:r>
-      <w:proofErr w:type="gramEnd"/>
-      <w:r>
-        <w:rPr>
-          <w:rFonts w:asciiTheme="minorBidi" w:hAnsiTheme="minorBidi" w:cstheme="minorBidi"/>
-          <w:b/>
-          <w:sz w:val="18"/>
-          <w:szCs w:val="18"/>
-        </w:rPr>
-        <w:t>SALDO»</w:t>
+        <w:t>S/«SALDO»</w:t>
       </w:r>
       <w:r>
         <w:rPr>
@@ -1689,7 +1622,6 @@
           <w:szCs w:val="18"/>
         </w:rPr>
       </w:pPr>
-      <w:proofErr w:type="gramStart"/>
       <w:r>
         <w:rPr>
           <w:rFonts w:asciiTheme="minorBidi" w:hAnsiTheme="minorBidi" w:cstheme="minorBidi"/>
@@ -1706,16 +1638,7 @@
           <w:sz w:val="18"/>
           <w:szCs w:val="18"/>
         </w:rPr>
-        <w:t>.-</w:t>
-      </w:r>
-      <w:proofErr w:type="gramEnd"/>
-      <w:r>
-        <w:rPr>
-          <w:rFonts w:asciiTheme="minorBidi" w:hAnsiTheme="minorBidi" w:cstheme="minorBidi"/>
-          <w:sz w:val="18"/>
-          <w:szCs w:val="18"/>
-        </w:rPr>
-        <w:t xml:space="preserve"> AMBAS PARTES ACUERDAN LO SIGUIENTE</w:t>
+        <w:t>.- AMBAS PARTES ACUERDAN LO SIGUIENTE</w:t>
       </w:r>
       <w:r>
         <w:rPr>
@@ -1992,7 +1915,6 @@
           <w:szCs w:val="18"/>
         </w:rPr>
       </w:pPr>
-      <w:proofErr w:type="gramStart"/>
       <w:r>
         <w:rPr>
           <w:rFonts w:asciiTheme="minorBidi" w:hAnsiTheme="minorBidi" w:cstheme="minorBidi"/>
@@ -2010,16 +1932,7 @@
           <w:sz w:val="18"/>
           <w:szCs w:val="18"/>
         </w:rPr>
-        <w:t>.-</w:t>
-      </w:r>
-      <w:proofErr w:type="gramEnd"/>
-      <w:r>
-        <w:rPr>
-          <w:rFonts w:asciiTheme="minorBidi" w:hAnsiTheme="minorBidi" w:cstheme="minorBidi"/>
-          <w:sz w:val="18"/>
-          <w:szCs w:val="18"/>
-        </w:rPr>
-        <w:t xml:space="preserve"> </w:t>
+        <w:t xml:space="preserve">.- </w:t>
       </w:r>
       <w:r>
         <w:rPr>
@@ -2051,7 +1964,6 @@
           <w:szCs w:val="18"/>
         </w:rPr>
       </w:pPr>
-      <w:proofErr w:type="gramStart"/>
       <w:r>
         <w:rPr>
           <w:rFonts w:asciiTheme="minorBidi" w:hAnsiTheme="minorBidi" w:cstheme="minorBidi"/>
@@ -2070,7 +1982,6 @@
         </w:rPr>
         <w:t>.-</w:t>
       </w:r>
-      <w:proofErr w:type="gramEnd"/>
       <w:r>
         <w:rPr>
           <w:rFonts w:asciiTheme="minorBidi" w:hAnsiTheme="minorBidi" w:cstheme="minorBidi"/>
@@ -2421,7 +2332,6 @@
           <w:szCs w:val="18"/>
         </w:rPr>
       </w:pPr>
-      <w:proofErr w:type="gramStart"/>
       <w:r>
         <w:rPr>
           <w:rFonts w:asciiTheme="minorBidi" w:hAnsiTheme="minorBidi" w:cstheme="minorBidi"/>
@@ -2440,7 +2350,6 @@
         </w:rPr>
         <w:t>.-</w:t>
       </w:r>
-      <w:proofErr w:type="gramEnd"/>
       <w:r>
         <w:rPr>
           <w:rFonts w:asciiTheme="minorBidi" w:hAnsiTheme="minorBidi" w:cstheme="minorBidi"/>
@@ -2505,7 +2414,6 @@
           <w:szCs w:val="18"/>
         </w:rPr>
       </w:pPr>
-      <w:proofErr w:type="gramStart"/>
       <w:r>
         <w:rPr>
           <w:rFonts w:asciiTheme="minorBidi" w:hAnsiTheme="minorBidi" w:cstheme="minorBidi"/>
@@ -2524,7 +2432,6 @@
         </w:rPr>
         <w:t>.-</w:t>
       </w:r>
-      <w:proofErr w:type="gramEnd"/>
       <w:r>
         <w:rPr>
           <w:rFonts w:asciiTheme="minorBidi" w:hAnsiTheme="minorBidi" w:cstheme="minorBidi"/>
@@ -2633,7 +2540,6 @@
           <w:szCs w:val="18"/>
         </w:rPr>
       </w:pPr>
-      <w:proofErr w:type="gramStart"/>
       <w:r>
         <w:rPr>
           <w:rFonts w:asciiTheme="minorBidi" w:hAnsiTheme="minorBidi" w:cstheme="minorBidi"/>
@@ -2650,16 +2556,7 @@
           <w:sz w:val="18"/>
           <w:szCs w:val="18"/>
         </w:rPr>
-        <w:t>.-</w:t>
-      </w:r>
-      <w:proofErr w:type="gramEnd"/>
-      <w:r>
-        <w:rPr>
-          <w:rFonts w:asciiTheme="minorBidi" w:hAnsiTheme="minorBidi" w:cstheme="minorBidi"/>
-          <w:sz w:val="18"/>
-          <w:szCs w:val="18"/>
-        </w:rPr>
-        <w:t xml:space="preserve"> EQUIVALENCIA ENTRE EL PRECIO Y EL BIEN MATERIA DE VENTA: </w:t>
+        <w:t xml:space="preserve">.- EQUIVALENCIA ENTRE EL PRECIO Y EL BIEN MATERIA DE VENTA: </w:t>
       </w:r>
     </w:p>
     <w:p>
@@ -2742,7 +2639,6 @@
           <w:szCs w:val="18"/>
         </w:rPr>
       </w:pPr>
-      <w:proofErr w:type="gramStart"/>
       <w:r>
         <w:rPr>
           <w:rFonts w:asciiTheme="minorBidi" w:hAnsiTheme="minorBidi" w:cstheme="minorBidi"/>
@@ -2759,16 +2655,7 @@
           <w:sz w:val="18"/>
           <w:szCs w:val="18"/>
         </w:rPr>
-        <w:t>.-</w:t>
-      </w:r>
-      <w:proofErr w:type="gramEnd"/>
-      <w:r>
-        <w:rPr>
-          <w:rFonts w:asciiTheme="minorBidi" w:hAnsiTheme="minorBidi" w:cstheme="minorBidi"/>
-          <w:sz w:val="18"/>
-          <w:szCs w:val="18"/>
-        </w:rPr>
-        <w:t xml:space="preserve"> DECLARACION DE LAS PARTES:</w:t>
+        <w:t>.- DECLARACION DE LAS PARTES:</w:t>
       </w:r>
       <w:r>
         <w:rPr>
@@ -3134,35 +3021,15 @@
           <w:sz w:val="18"/>
           <w:szCs w:val="18"/>
         </w:rPr>
-        <w:t xml:space="preserve">DECIMA </w:t>
-      </w:r>
-      <w:proofErr w:type="gramStart"/>
-      <w:r>
-        <w:rPr>
-          <w:rFonts w:asciiTheme="minorBidi" w:hAnsiTheme="minorBidi" w:cstheme="minorBidi"/>
-          <w:b/>
-          <w:bCs/>
-          <w:sz w:val="18"/>
-          <w:szCs w:val="18"/>
-        </w:rPr>
-        <w:t>PRIMERA</w:t>
-      </w:r>
-      <w:r>
-        <w:rPr>
-          <w:rFonts w:asciiTheme="minorBidi" w:hAnsiTheme="minorBidi" w:cstheme="minorBidi"/>
-          <w:sz w:val="18"/>
-          <w:szCs w:val="18"/>
-        </w:rPr>
-        <w:t>.-</w:t>
-      </w:r>
-      <w:proofErr w:type="gramEnd"/>
-      <w:r>
-        <w:rPr>
-          <w:rFonts w:asciiTheme="minorBidi" w:hAnsiTheme="minorBidi" w:cstheme="minorBidi"/>
-          <w:sz w:val="18"/>
-          <w:szCs w:val="18"/>
-        </w:rPr>
-        <w:t xml:space="preserve"> LOS GASTOS NOTARIALES, REGISTRALES QUE ORIGINE EL PERFECCIONAMIENTO DE ESTE CONTRATO, SERÁN DE CUENTA EXCLUSIVA DE </w:t>
+        <w:t>DECIMA PRIMERA</w:t>
+      </w:r>
+      <w:r>
+        <w:rPr>
+          <w:rFonts w:asciiTheme="minorBidi" w:hAnsiTheme="minorBidi" w:cstheme="minorBidi"/>
+          <w:sz w:val="18"/>
+          <w:szCs w:val="18"/>
+        </w:rPr>
+        <w:t xml:space="preserve">.- LOS GASTOS NOTARIALES, REGISTRALES QUE ORIGINE EL PERFECCIONAMIENTO DE ESTE CONTRATO, SERÁN DE CUENTA EXCLUSIVA DE </w:t>
       </w:r>
       <w:r>
         <w:rPr>
@@ -3211,35 +3078,15 @@
           <w:sz w:val="18"/>
           <w:szCs w:val="18"/>
         </w:rPr>
-        <w:t xml:space="preserve">A </w:t>
-      </w:r>
-      <w:proofErr w:type="gramStart"/>
-      <w:r>
-        <w:rPr>
-          <w:rFonts w:asciiTheme="minorBidi" w:hAnsiTheme="minorBidi" w:cstheme="minorBidi"/>
-          <w:b/>
-          <w:bCs/>
-          <w:sz w:val="18"/>
-          <w:szCs w:val="18"/>
-        </w:rPr>
-        <w:t>SEGUNDA</w:t>
-      </w:r>
-      <w:r>
-        <w:rPr>
-          <w:rFonts w:asciiTheme="minorBidi" w:hAnsiTheme="minorBidi" w:cstheme="minorBidi"/>
-          <w:sz w:val="18"/>
-          <w:szCs w:val="18"/>
-        </w:rPr>
-        <w:t>.-</w:t>
-      </w:r>
-      <w:proofErr w:type="gramEnd"/>
-      <w:r>
-        <w:rPr>
-          <w:rFonts w:asciiTheme="minorBidi" w:hAnsiTheme="minorBidi" w:cstheme="minorBidi"/>
-          <w:sz w:val="18"/>
-          <w:szCs w:val="18"/>
-        </w:rPr>
-        <w:t xml:space="preserve"> </w:t>
+        <w:t>A SEGUNDA</w:t>
+      </w:r>
+      <w:r>
+        <w:rPr>
+          <w:rFonts w:asciiTheme="minorBidi" w:hAnsiTheme="minorBidi" w:cstheme="minorBidi"/>
+          <w:sz w:val="18"/>
+          <w:szCs w:val="18"/>
+        </w:rPr>
+        <w:t xml:space="preserve">.- </w:t>
       </w:r>
       <w:r>
         <w:rPr>
@@ -3295,7 +3142,6 @@
         </w:rPr>
         <w:t xml:space="preserve">DECIMO </w:t>
       </w:r>
-      <w:proofErr w:type="gramStart"/>
       <w:r>
         <w:rPr>
           <w:rFonts w:asciiTheme="minorBidi" w:hAnsiTheme="minorBidi" w:cstheme="minorBidi"/>
@@ -3312,16 +3158,7 @@
           <w:sz w:val="18"/>
           <w:szCs w:val="18"/>
         </w:rPr>
-        <w:t>.-</w:t>
-      </w:r>
-      <w:proofErr w:type="gramEnd"/>
-      <w:r>
-        <w:rPr>
-          <w:rFonts w:asciiTheme="minorBidi" w:hAnsiTheme="minorBidi" w:cstheme="minorBidi"/>
-          <w:sz w:val="18"/>
-          <w:szCs w:val="18"/>
-        </w:rPr>
-        <w:t xml:space="preserve"> AMBAS PARTES CONTRATANTES DEBIDAMENTE ENTERADAS DE LAS CLÁUSULAS Y ESTIPULACIONES DEL PRESENTE CONTRATO LO ACEPTAN EN TODAS Y CADA UNA DE SUS PARTES OBLIGÁNDOSE A SU FIEL Y ESTRICTO CUMPLIMIENTO, SUSCRIBIENDO EL PRESENTE</w:t>
+        <w:t>.- AMBAS PARTES CONTRATANTES DEBIDAMENTE ENTERADAS DE LAS CLÁUSULAS Y ESTIPULACIONES DEL PRESENTE CONTRATO LO ACEPTAN EN TODAS Y CADA UNA DE SUS PARTES OBLIGÁNDOSE A SU FIEL Y ESTRICTO CUMPLIMIENTO, SUSCRIBIENDO EL PRESENTE</w:t>
       </w:r>
       <w:r>
         <w:rPr>

--- a/app/templates/sol_luna/ROJO.docx
+++ b/app/templates/sol_luna/ROJO.docx
@@ -508,6 +508,7 @@
           <w:szCs w:val="18"/>
         </w:rPr>
       </w:pPr>
+      <w:proofErr w:type="gramStart"/>
       <w:r>
         <w:rPr>
           <w:rFonts w:asciiTheme="minorBidi" w:hAnsiTheme="minorBidi" w:cstheme="minorBidi"/>
@@ -516,7 +517,18 @@
           <w:szCs w:val="18"/>
           <w:u w:val="single"/>
         </w:rPr>
-        <w:t xml:space="preserve">PRIMERA.- ANTECEDENTES </w:t>
+        <w:t>PRIMERA.-</w:t>
+      </w:r>
+      <w:proofErr w:type="gramEnd"/>
+      <w:r>
+        <w:rPr>
+          <w:rFonts w:asciiTheme="minorBidi" w:hAnsiTheme="minorBidi" w:cstheme="minorBidi"/>
+          <w:b/>
+          <w:sz w:val="18"/>
+          <w:szCs w:val="18"/>
+          <w:u w:val="single"/>
+        </w:rPr>
+        <w:t xml:space="preserve"> ANTECEDENTES </w:t>
       </w:r>
     </w:p>
     <w:p>
@@ -1068,6 +1080,7 @@
           <w:szCs w:val="18"/>
         </w:rPr>
       </w:pPr>
+      <w:proofErr w:type="gramStart"/>
       <w:r>
         <w:rPr>
           <w:rFonts w:ascii="Arial" w:hAnsi="Arial" w:cs="Arial"/>
@@ -1077,7 +1090,19 @@
           <w:szCs w:val="18"/>
           <w:lang w:eastAsia="en-US"/>
         </w:rPr>
-        <w:t xml:space="preserve">SEGUNDA.- </w:t>
+        <w:t>SEGUNDA.-</w:t>
+      </w:r>
+      <w:proofErr w:type="gramEnd"/>
+      <w:r>
+        <w:rPr>
+          <w:rFonts w:ascii="Arial" w:hAnsi="Arial" w:cs="Arial"/>
+          <w:b/>
+          <w:bCs/>
+          <w:sz w:val="18"/>
+          <w:szCs w:val="18"/>
+          <w:lang w:eastAsia="en-US"/>
+        </w:rPr>
+        <w:t xml:space="preserve"> </w:t>
       </w:r>
       <w:r>
         <w:rPr>
@@ -1143,6 +1168,7 @@
           <w:szCs w:val="18"/>
         </w:rPr>
       </w:pPr>
+      <w:proofErr w:type="gramStart"/>
       <w:r>
         <w:rPr>
           <w:rFonts w:asciiTheme="minorBidi" w:hAnsiTheme="minorBidi" w:cstheme="minorBidi"/>
@@ -1159,7 +1185,16 @@
           <w:sz w:val="18"/>
           <w:szCs w:val="18"/>
         </w:rPr>
-        <w:t xml:space="preserve">.- IMPORTE DE VENTA Y FORMA DE PAGO: </w:t>
+        <w:t>.-</w:t>
+      </w:r>
+      <w:proofErr w:type="gramEnd"/>
+      <w:r>
+        <w:rPr>
+          <w:rFonts w:asciiTheme="minorBidi" w:hAnsiTheme="minorBidi" w:cstheme="minorBidi"/>
+          <w:sz w:val="18"/>
+          <w:szCs w:val="18"/>
+        </w:rPr>
+        <w:t xml:space="preserve"> IMPORTE DE VENTA Y FORMA DE PAGO: </w:t>
       </w:r>
     </w:p>
     <w:p>
@@ -1304,7 +1339,27 @@
           <w:sz w:val="18"/>
           <w:szCs w:val="18"/>
         </w:rPr>
-        <w:t>S/«PRECIO»</w:t>
+        <w:t>S</w:t>
+      </w:r>
+      <w:proofErr w:type="gramStart"/>
+      <w:r>
+        <w:rPr>
+          <w:rFonts w:asciiTheme="minorBidi" w:hAnsiTheme="minorBidi" w:cstheme="minorBidi"/>
+          <w:b/>
+          <w:sz w:val="18"/>
+          <w:szCs w:val="18"/>
+        </w:rPr>
+        <w:t>/«</w:t>
+      </w:r>
+      <w:proofErr w:type="gramEnd"/>
+      <w:r>
+        <w:rPr>
+          <w:rFonts w:asciiTheme="minorBidi" w:hAnsiTheme="minorBidi" w:cstheme="minorBidi"/>
+          <w:b/>
+          <w:sz w:val="18"/>
+          <w:szCs w:val="18"/>
+        </w:rPr>
+        <w:t>PRECIO»</w:t>
       </w:r>
       <w:r>
         <w:rPr>
@@ -1397,7 +1452,29 @@
           <w:sz w:val="18"/>
           <w:szCs w:val="18"/>
         </w:rPr>
-        <w:t>S/«PAGO»</w:t>
+        <w:t>S</w:t>
+      </w:r>
+      <w:proofErr w:type="gramStart"/>
+      <w:r>
+        <w:rPr>
+          <w:rFonts w:asciiTheme="minorBidi" w:hAnsiTheme="minorBidi" w:cstheme="minorBidi"/>
+          <w:b/>
+          <w:bCs/>
+          <w:sz w:val="18"/>
+          <w:szCs w:val="18"/>
+        </w:rPr>
+        <w:t>/«</w:t>
+      </w:r>
+      <w:proofErr w:type="gramEnd"/>
+      <w:r>
+        <w:rPr>
+          <w:rFonts w:asciiTheme="minorBidi" w:hAnsiTheme="minorBidi" w:cstheme="minorBidi"/>
+          <w:b/>
+          <w:bCs/>
+          <w:sz w:val="18"/>
+          <w:szCs w:val="18"/>
+        </w:rPr>
+        <w:t>PAGO»</w:t>
       </w:r>
       <w:r>
         <w:rPr>
@@ -1502,7 +1579,27 @@
           <w:sz w:val="18"/>
           <w:szCs w:val="18"/>
         </w:rPr>
-        <w:t>S/«SALDO»</w:t>
+        <w:t>S</w:t>
+      </w:r>
+      <w:proofErr w:type="gramStart"/>
+      <w:r>
+        <w:rPr>
+          <w:rFonts w:asciiTheme="minorBidi" w:hAnsiTheme="minorBidi" w:cstheme="minorBidi"/>
+          <w:b/>
+          <w:sz w:val="18"/>
+          <w:szCs w:val="18"/>
+        </w:rPr>
+        <w:t>/«</w:t>
+      </w:r>
+      <w:proofErr w:type="gramEnd"/>
+      <w:r>
+        <w:rPr>
+          <w:rFonts w:asciiTheme="minorBidi" w:hAnsiTheme="minorBidi" w:cstheme="minorBidi"/>
+          <w:b/>
+          <w:sz w:val="18"/>
+          <w:szCs w:val="18"/>
+        </w:rPr>
+        <w:t>SALDO»</w:t>
       </w:r>
       <w:r>
         <w:rPr>
@@ -1622,6 +1719,7 @@
           <w:szCs w:val="18"/>
         </w:rPr>
       </w:pPr>
+      <w:proofErr w:type="gramStart"/>
       <w:r>
         <w:rPr>
           <w:rFonts w:asciiTheme="minorBidi" w:hAnsiTheme="minorBidi" w:cstheme="minorBidi"/>
@@ -1638,7 +1736,16 @@
           <w:sz w:val="18"/>
           <w:szCs w:val="18"/>
         </w:rPr>
-        <w:t>.- AMBAS PARTES ACUERDAN LO SIGUIENTE</w:t>
+        <w:t>.-</w:t>
+      </w:r>
+      <w:proofErr w:type="gramEnd"/>
+      <w:r>
+        <w:rPr>
+          <w:rFonts w:asciiTheme="minorBidi" w:hAnsiTheme="minorBidi" w:cstheme="minorBidi"/>
+          <w:sz w:val="18"/>
+          <w:szCs w:val="18"/>
+        </w:rPr>
+        <w:t xml:space="preserve"> AMBAS PARTES ACUERDAN LO SIGUIENTE</w:t>
       </w:r>
       <w:r>
         <w:rPr>
@@ -1915,6 +2022,7 @@
           <w:szCs w:val="18"/>
         </w:rPr>
       </w:pPr>
+      <w:proofErr w:type="gramStart"/>
       <w:r>
         <w:rPr>
           <w:rFonts w:asciiTheme="minorBidi" w:hAnsiTheme="minorBidi" w:cstheme="minorBidi"/>
@@ -1932,7 +2040,16 @@
           <w:sz w:val="18"/>
           <w:szCs w:val="18"/>
         </w:rPr>
-        <w:t xml:space="preserve">.- </w:t>
+        <w:t>.-</w:t>
+      </w:r>
+      <w:proofErr w:type="gramEnd"/>
+      <w:r>
+        <w:rPr>
+          <w:rFonts w:asciiTheme="minorBidi" w:hAnsiTheme="minorBidi" w:cstheme="minorBidi"/>
+          <w:sz w:val="18"/>
+          <w:szCs w:val="18"/>
+        </w:rPr>
+        <w:t xml:space="preserve"> </w:t>
       </w:r>
       <w:r>
         <w:rPr>
@@ -1964,6 +2081,7 @@
           <w:szCs w:val="18"/>
         </w:rPr>
       </w:pPr>
+      <w:proofErr w:type="gramStart"/>
       <w:r>
         <w:rPr>
           <w:rFonts w:asciiTheme="minorBidi" w:hAnsiTheme="minorBidi" w:cstheme="minorBidi"/>
@@ -1982,6 +2100,7 @@
         </w:rPr>
         <w:t>.-</w:t>
       </w:r>
+      <w:proofErr w:type="gramEnd"/>
       <w:r>
         <w:rPr>
           <w:rFonts w:asciiTheme="minorBidi" w:hAnsiTheme="minorBidi" w:cstheme="minorBidi"/>
@@ -2332,6 +2451,7 @@
           <w:szCs w:val="18"/>
         </w:rPr>
       </w:pPr>
+      <w:proofErr w:type="gramStart"/>
       <w:r>
         <w:rPr>
           <w:rFonts w:asciiTheme="minorBidi" w:hAnsiTheme="minorBidi" w:cstheme="minorBidi"/>
@@ -2350,6 +2470,7 @@
         </w:rPr>
         <w:t>.-</w:t>
       </w:r>
+      <w:proofErr w:type="gramEnd"/>
       <w:r>
         <w:rPr>
           <w:rFonts w:asciiTheme="minorBidi" w:hAnsiTheme="minorBidi" w:cstheme="minorBidi"/>
@@ -2414,6 +2535,7 @@
           <w:szCs w:val="18"/>
         </w:rPr>
       </w:pPr>
+      <w:proofErr w:type="gramStart"/>
       <w:r>
         <w:rPr>
           <w:rFonts w:asciiTheme="minorBidi" w:hAnsiTheme="minorBidi" w:cstheme="minorBidi"/>
@@ -2432,6 +2554,7 @@
         </w:rPr>
         <w:t>.-</w:t>
       </w:r>
+      <w:proofErr w:type="gramEnd"/>
       <w:r>
         <w:rPr>
           <w:rFonts w:asciiTheme="minorBidi" w:hAnsiTheme="minorBidi" w:cstheme="minorBidi"/>
@@ -2540,6 +2663,7 @@
           <w:szCs w:val="18"/>
         </w:rPr>
       </w:pPr>
+      <w:proofErr w:type="gramStart"/>
       <w:r>
         <w:rPr>
           <w:rFonts w:asciiTheme="minorBidi" w:hAnsiTheme="minorBidi" w:cstheme="minorBidi"/>
@@ -2556,7 +2680,16 @@
           <w:sz w:val="18"/>
           <w:szCs w:val="18"/>
         </w:rPr>
-        <w:t xml:space="preserve">.- EQUIVALENCIA ENTRE EL PRECIO Y EL BIEN MATERIA DE VENTA: </w:t>
+        <w:t>.-</w:t>
+      </w:r>
+      <w:proofErr w:type="gramEnd"/>
+      <w:r>
+        <w:rPr>
+          <w:rFonts w:asciiTheme="minorBidi" w:hAnsiTheme="minorBidi" w:cstheme="minorBidi"/>
+          <w:sz w:val="18"/>
+          <w:szCs w:val="18"/>
+        </w:rPr>
+        <w:t xml:space="preserve"> EQUIVALENCIA ENTRE EL PRECIO Y EL BIEN MATERIA DE VENTA: </w:t>
       </w:r>
     </w:p>
     <w:p>
@@ -2639,6 +2772,7 @@
           <w:szCs w:val="18"/>
         </w:rPr>
       </w:pPr>
+      <w:proofErr w:type="gramStart"/>
       <w:r>
         <w:rPr>
           <w:rFonts w:asciiTheme="minorBidi" w:hAnsiTheme="minorBidi" w:cstheme="minorBidi"/>
@@ -2655,7 +2789,16 @@
           <w:sz w:val="18"/>
           <w:szCs w:val="18"/>
         </w:rPr>
-        <w:t>.- DECLARACION DE LAS PARTES:</w:t>
+        <w:t>.-</w:t>
+      </w:r>
+      <w:proofErr w:type="gramEnd"/>
+      <w:r>
+        <w:rPr>
+          <w:rFonts w:asciiTheme="minorBidi" w:hAnsiTheme="minorBidi" w:cstheme="minorBidi"/>
+          <w:sz w:val="18"/>
+          <w:szCs w:val="18"/>
+        </w:rPr>
+        <w:t xml:space="preserve"> DECLARACION DE LAS PARTES:</w:t>
       </w:r>
       <w:r>
         <w:rPr>
@@ -3021,15 +3164,35 @@
           <w:sz w:val="18"/>
           <w:szCs w:val="18"/>
         </w:rPr>
-        <w:t>DECIMA PRIMERA</w:t>
-      </w:r>
-      <w:r>
-        <w:rPr>
-          <w:rFonts w:asciiTheme="minorBidi" w:hAnsiTheme="minorBidi" w:cstheme="minorBidi"/>
-          <w:sz w:val="18"/>
-          <w:szCs w:val="18"/>
-        </w:rPr>
-        <w:t xml:space="preserve">.- LOS GASTOS NOTARIALES, REGISTRALES QUE ORIGINE EL PERFECCIONAMIENTO DE ESTE CONTRATO, SERÁN DE CUENTA EXCLUSIVA DE </w:t>
+        <w:t xml:space="preserve">DECIMA </w:t>
+      </w:r>
+      <w:proofErr w:type="gramStart"/>
+      <w:r>
+        <w:rPr>
+          <w:rFonts w:asciiTheme="minorBidi" w:hAnsiTheme="minorBidi" w:cstheme="minorBidi"/>
+          <w:b/>
+          <w:bCs/>
+          <w:sz w:val="18"/>
+          <w:szCs w:val="18"/>
+        </w:rPr>
+        <w:t>PRIMERA</w:t>
+      </w:r>
+      <w:r>
+        <w:rPr>
+          <w:rFonts w:asciiTheme="minorBidi" w:hAnsiTheme="minorBidi" w:cstheme="minorBidi"/>
+          <w:sz w:val="18"/>
+          <w:szCs w:val="18"/>
+        </w:rPr>
+        <w:t>.-</w:t>
+      </w:r>
+      <w:proofErr w:type="gramEnd"/>
+      <w:r>
+        <w:rPr>
+          <w:rFonts w:asciiTheme="minorBidi" w:hAnsiTheme="minorBidi" w:cstheme="minorBidi"/>
+          <w:sz w:val="18"/>
+          <w:szCs w:val="18"/>
+        </w:rPr>
+        <w:t xml:space="preserve"> LOS GASTOS NOTARIALES, REGISTRALES QUE ORIGINE EL PERFECCIONAMIENTO DE ESTE CONTRATO, SERÁN DE CUENTA EXCLUSIVA DE </w:t>
       </w:r>
       <w:r>
         <w:rPr>
@@ -3078,15 +3241,35 @@
           <w:sz w:val="18"/>
           <w:szCs w:val="18"/>
         </w:rPr>
-        <w:t>A SEGUNDA</w:t>
-      </w:r>
-      <w:r>
-        <w:rPr>
-          <w:rFonts w:asciiTheme="minorBidi" w:hAnsiTheme="minorBidi" w:cstheme="minorBidi"/>
-          <w:sz w:val="18"/>
-          <w:szCs w:val="18"/>
-        </w:rPr>
-        <w:t xml:space="preserve">.- </w:t>
+        <w:t xml:space="preserve">A </w:t>
+      </w:r>
+      <w:proofErr w:type="gramStart"/>
+      <w:r>
+        <w:rPr>
+          <w:rFonts w:asciiTheme="minorBidi" w:hAnsiTheme="minorBidi" w:cstheme="minorBidi"/>
+          <w:b/>
+          <w:bCs/>
+          <w:sz w:val="18"/>
+          <w:szCs w:val="18"/>
+        </w:rPr>
+        <w:t>SEGUNDA</w:t>
+      </w:r>
+      <w:r>
+        <w:rPr>
+          <w:rFonts w:asciiTheme="minorBidi" w:hAnsiTheme="minorBidi" w:cstheme="minorBidi"/>
+          <w:sz w:val="18"/>
+          <w:szCs w:val="18"/>
+        </w:rPr>
+        <w:t>.-</w:t>
+      </w:r>
+      <w:proofErr w:type="gramEnd"/>
+      <w:r>
+        <w:rPr>
+          <w:rFonts w:asciiTheme="minorBidi" w:hAnsiTheme="minorBidi" w:cstheme="minorBidi"/>
+          <w:sz w:val="18"/>
+          <w:szCs w:val="18"/>
+        </w:rPr>
+        <w:t xml:space="preserve"> </w:t>
       </w:r>
       <w:r>
         <w:rPr>
@@ -3142,6 +3325,7 @@
         </w:rPr>
         <w:t xml:space="preserve">DECIMO </w:t>
       </w:r>
+      <w:proofErr w:type="gramStart"/>
       <w:r>
         <w:rPr>
           <w:rFonts w:asciiTheme="minorBidi" w:hAnsiTheme="minorBidi" w:cstheme="minorBidi"/>
@@ -3158,7 +3342,16 @@
           <w:sz w:val="18"/>
           <w:szCs w:val="18"/>
         </w:rPr>
-        <w:t>.- AMBAS PARTES CONTRATANTES DEBIDAMENTE ENTERADAS DE LAS CLÁUSULAS Y ESTIPULACIONES DEL PRESENTE CONTRATO LO ACEPTAN EN TODAS Y CADA UNA DE SUS PARTES OBLIGÁNDOSE A SU FIEL Y ESTRICTO CUMPLIMIENTO, SUSCRIBIENDO EL PRESENTE</w:t>
+        <w:t>.-</w:t>
+      </w:r>
+      <w:proofErr w:type="gramEnd"/>
+      <w:r>
+        <w:rPr>
+          <w:rFonts w:asciiTheme="minorBidi" w:hAnsiTheme="minorBidi" w:cstheme="minorBidi"/>
+          <w:sz w:val="18"/>
+          <w:szCs w:val="18"/>
+        </w:rPr>
+        <w:t xml:space="preserve"> AMBAS PARTES CONTRATANTES DEBIDAMENTE ENTERADAS DE LAS CLÁUSULAS Y ESTIPULACIONES DEL PRESENTE CONTRATO LO ACEPTAN EN TODAS Y CADA UNA DE SUS PARTES OBLIGÁNDOSE A SU FIEL Y ESTRICTO CUMPLIMIENTO, SUSCRIBIENDO EL PRESENTE</w:t>
       </w:r>
       <w:r>
         <w:rPr>
@@ -3531,34 +3724,6 @@
     </w:p>
     <w:p>
       <w:pPr>
-        <w:pStyle w:val="NormalWeb"/>
-        <w:spacing w:before="0" w:beforeAutospacing="0" w:after="0" w:afterAutospacing="0" w:line="302" w:lineRule="auto"/>
-        <w:jc w:val="center"/>
-        <w:rPr>
-          <w:rFonts w:asciiTheme="minorBidi" w:hAnsiTheme="minorBidi" w:cstheme="minorBidi"/>
-          <w:sz w:val="18"/>
-          <w:szCs w:val="18"/>
-        </w:rPr>
-      </w:pPr>
-    </w:p>
-    <w:p>
-      <w:pPr>
-        <w:widowControl w:val="0"/>
-        <w:autoSpaceDE w:val="0"/>
-        <w:autoSpaceDN w:val="0"/>
-        <w:adjustRightInd w:val="0"/>
-        <w:spacing w:line="302" w:lineRule="auto"/>
-        <w:rPr>
-          <w:rFonts w:asciiTheme="minorBidi" w:hAnsiTheme="minorBidi" w:cstheme="minorBidi"/>
-          <w:b/>
-          <w:bCs/>
-          <w:sz w:val="18"/>
-          <w:szCs w:val="18"/>
-        </w:rPr>
-      </w:pPr>
-    </w:p>
-    <w:p>
-      <w:pPr>
         <w:widowControl w:val="0"/>
         <w:autoSpaceDE w:val="0"/>
         <w:autoSpaceDN w:val="0"/>
@@ -3729,6 +3894,71 @@
         <w:adjustRightInd w:val="0"/>
         <w:spacing w:line="302" w:lineRule="auto"/>
         <w:jc w:val="center"/>
+        <w:rPr>
+          <w:rFonts w:asciiTheme="minorBidi" w:eastAsia="Arial Unicode MS" w:hAnsiTheme="minorBidi" w:cstheme="minorBidi"/>
+          <w:b/>
+          <w:bCs/>
+          <w:sz w:val="18"/>
+          <w:szCs w:val="18"/>
+          <w:lang w:val="pt-BR"/>
+        </w:rPr>
+      </w:pPr>
+    </w:p>
+    <w:p>
+      <w:pPr>
+        <w:widowControl w:val="0"/>
+        <w:autoSpaceDE w:val="0"/>
+        <w:autoSpaceDN w:val="0"/>
+        <w:adjustRightInd w:val="0"/>
+        <w:spacing w:line="302" w:lineRule="auto"/>
+        <w:rPr>
+          <w:rFonts w:asciiTheme="minorBidi" w:eastAsia="Arial Unicode MS" w:hAnsiTheme="minorBidi" w:cstheme="minorBidi"/>
+          <w:b/>
+          <w:bCs/>
+          <w:sz w:val="18"/>
+          <w:szCs w:val="18"/>
+          <w:lang w:val="pt-BR"/>
+        </w:rPr>
+        <w:sectPr>
+          <w:type w:val="continuous"/>
+          <w:pgSz w:w="11906" w:h="16838"/>
+          <w:pgMar w:top="1440" w:right="1440" w:bottom="1440" w:left="1440" w:header="709" w:footer="709" w:gutter="0"/>
+          <w:cols w:num="2" w:space="708"/>
+          <w:docGrid w:linePitch="360"/>
+        </w:sectPr>
+      </w:pPr>
+    </w:p>
+    <w:p>
+      <w:pPr>
+        <w:widowControl w:val="0"/>
+        <w:autoSpaceDE w:val="0"/>
+        <w:autoSpaceDN w:val="0"/>
+        <w:adjustRightInd w:val="0"/>
+        <w:spacing w:line="302" w:lineRule="auto"/>
+        <w:rPr>
+          <w:rFonts w:asciiTheme="minorBidi" w:eastAsia="Arial Unicode MS" w:hAnsiTheme="minorBidi" w:cstheme="minorBidi"/>
+          <w:b/>
+          <w:bCs/>
+          <w:sz w:val="18"/>
+          <w:szCs w:val="18"/>
+          <w:lang w:val="pt-BR"/>
+        </w:rPr>
+        <w:sectPr>
+          <w:type w:val="continuous"/>
+          <w:pgSz w:w="11906" w:h="16838"/>
+          <w:pgMar w:top="1440" w:right="1440" w:bottom="1440" w:left="1440" w:header="709" w:footer="709" w:gutter="0"/>
+          <w:cols w:space="708"/>
+          <w:docGrid w:linePitch="360"/>
+        </w:sectPr>
+      </w:pPr>
+    </w:p>
+    <w:p>
+      <w:pPr>
+        <w:widowControl w:val="0"/>
+        <w:autoSpaceDE w:val="0"/>
+        <w:autoSpaceDN w:val="0"/>
+        <w:adjustRightInd w:val="0"/>
+        <w:spacing w:line="302" w:lineRule="auto"/>
         <w:rPr>
           <w:rFonts w:asciiTheme="minorBidi" w:eastAsia="Arial Unicode MS" w:hAnsiTheme="minorBidi" w:cstheme="minorBidi"/>
           <w:b/>

--- a/app/templates/sol_luna/ROJO.docx
+++ b/app/templates/sol_luna/ROJO.docx
@@ -239,47 +239,7 @@
           <w:sz w:val="18"/>
           <w:szCs w:val="18"/>
         </w:rPr>
-        <w:t xml:space="preserve">CON REGISTRO ÚNICO DE CONTRIBUYENTE NUMERO 20613736825, CON DOMICILIO EN EL JR. AYACUCHO </w:t>
-      </w:r>
-      <w:proofErr w:type="spellStart"/>
-      <w:r>
-        <w:rPr>
-          <w:rFonts w:asciiTheme="minorBidi" w:eastAsia="Calibri" w:hAnsiTheme="minorBidi" w:cstheme="minorBidi"/>
-          <w:bCs/>
-          <w:sz w:val="18"/>
-          <w:szCs w:val="18"/>
-        </w:rPr>
-        <w:t>N°</w:t>
-      </w:r>
-      <w:proofErr w:type="spellEnd"/>
-      <w:r>
-        <w:rPr>
-          <w:rFonts w:asciiTheme="minorBidi" w:eastAsia="Calibri" w:hAnsiTheme="minorBidi" w:cstheme="minorBidi"/>
-          <w:bCs/>
-          <w:sz w:val="18"/>
-          <w:szCs w:val="18"/>
-        </w:rPr>
-        <w:t xml:space="preserve"> 513 INT. 205 CENTRO HISTÓRICO (SEGUNDO PISO), DISTRITO Y PROVINCIA DE TRUJILLO, DEPARTAMENTO DE LA LIBERTAD, SEGUN FACULTADES INSCRITAS EN LA PARTIDA REGISTRAL 11581807 DEL REGISTRO DE PERSONAS JURIDICAS DE LA ZONA REGISTRAL </w:t>
-      </w:r>
-      <w:proofErr w:type="spellStart"/>
-      <w:r>
-        <w:rPr>
-          <w:rFonts w:asciiTheme="minorBidi" w:eastAsia="Calibri" w:hAnsiTheme="minorBidi" w:cstheme="minorBidi"/>
-          <w:bCs/>
-          <w:sz w:val="18"/>
-          <w:szCs w:val="18"/>
-        </w:rPr>
-        <w:t>N°</w:t>
-      </w:r>
-      <w:proofErr w:type="spellEnd"/>
-      <w:r>
-        <w:rPr>
-          <w:rFonts w:asciiTheme="minorBidi" w:eastAsia="Calibri" w:hAnsiTheme="minorBidi" w:cstheme="minorBidi"/>
-          <w:bCs/>
-          <w:sz w:val="18"/>
-          <w:szCs w:val="18"/>
-        </w:rPr>
-        <w:t xml:space="preserve"> V - SEDE TRUJILLO, OFICINA REGISTRAL DE TRUJILLO</w:t>
+        <w:t>CON REGISTRO ÚNICO DE CONTRIBUYENTE NUMERO 20613736825, CON DOMICILIO EN EL JR. AYACUCHO N° 513 INT. 205 CENTRO HISTÓRICO (SEGUNDO PISO), DISTRITO Y PROVINCIA DE TRUJILLO, DEPARTAMENTO DE LA LIBERTAD, SEGUN FACULTADES INSCRITAS EN LA PARTIDA REGISTRAL 11581807 DEL REGISTRO DE PERSONAS JURIDICAS DE LA ZONA REGISTRAL N° V - SEDE TRUJILLO, OFICINA REGISTRAL DE TRUJILLO</w:t>
       </w:r>
       <w:r>
         <w:rPr>
@@ -508,7 +468,6 @@
           <w:szCs w:val="18"/>
         </w:rPr>
       </w:pPr>
-      <w:proofErr w:type="gramStart"/>
       <w:r>
         <w:rPr>
           <w:rFonts w:asciiTheme="minorBidi" w:hAnsiTheme="minorBidi" w:cstheme="minorBidi"/>
@@ -517,18 +476,7 @@
           <w:szCs w:val="18"/>
           <w:u w:val="single"/>
         </w:rPr>
-        <w:t>PRIMERA.-</w:t>
-      </w:r>
-      <w:proofErr w:type="gramEnd"/>
-      <w:r>
-        <w:rPr>
-          <w:rFonts w:asciiTheme="minorBidi" w:hAnsiTheme="minorBidi" w:cstheme="minorBidi"/>
-          <w:b/>
-          <w:sz w:val="18"/>
-          <w:szCs w:val="18"/>
-          <w:u w:val="single"/>
-        </w:rPr>
-        <w:t xml:space="preserve"> ANTECEDENTES </w:t>
+        <w:t xml:space="preserve">PRIMERA.- ANTECEDENTES </w:t>
       </w:r>
     </w:p>
     <w:p>
@@ -549,15 +497,31 @@
           <w:sz w:val="18"/>
           <w:szCs w:val="18"/>
         </w:rPr>
-        <w:t>EL VENDEDOR</w:t>
-      </w:r>
-      <w:r>
-        <w:rPr>
-          <w:rFonts w:asciiTheme="minorBidi" w:hAnsiTheme="minorBidi" w:cstheme="minorBidi"/>
-          <w:sz w:val="18"/>
-          <w:szCs w:val="18"/>
-        </w:rPr>
-        <w:t xml:space="preserve"> DECLARA SER PROPIETARIO DEL</w:t>
+        <w:t>LA VENDEDORA</w:t>
+      </w:r>
+      <w:r>
+        <w:rPr>
+          <w:rFonts w:asciiTheme="minorBidi" w:hAnsiTheme="minorBidi" w:cstheme="minorBidi"/>
+          <w:sz w:val="18"/>
+          <w:szCs w:val="18"/>
+        </w:rPr>
+        <w:t xml:space="preserve"> DECLARA SER PROPIETARI</w:t>
+      </w:r>
+      <w:r>
+        <w:rPr>
+          <w:rFonts w:asciiTheme="minorBidi" w:hAnsiTheme="minorBidi" w:cstheme="minorBidi"/>
+          <w:sz w:val="18"/>
+          <w:szCs w:val="18"/>
+        </w:rPr>
+        <w:t>A</w:t>
+      </w:r>
+      <w:r>
+        <w:rPr>
+          <w:rFonts w:asciiTheme="minorBidi" w:hAnsiTheme="minorBidi" w:cstheme="minorBidi"/>
+          <w:sz w:val="18"/>
+          <w:szCs w:val="18"/>
+        </w:rPr>
+        <w:t xml:space="preserve"> DEL</w:t>
       </w:r>
       <w:r>
         <w:rPr>
@@ -625,27 +589,7 @@
           <w:sz w:val="18"/>
           <w:szCs w:val="18"/>
         </w:rPr>
-        <w:t xml:space="preserve">PARTIDA ELECTRONICA </w:t>
-      </w:r>
-      <w:proofErr w:type="spellStart"/>
-      <w:r>
-        <w:rPr>
-          <w:rFonts w:asciiTheme="minorBidi" w:hAnsiTheme="minorBidi" w:cstheme="minorBidi"/>
-          <w:b/>
-          <w:sz w:val="18"/>
-          <w:szCs w:val="18"/>
-        </w:rPr>
-        <w:t>Nº</w:t>
-      </w:r>
-      <w:proofErr w:type="spellEnd"/>
-      <w:r>
-        <w:rPr>
-          <w:rFonts w:asciiTheme="minorBidi" w:hAnsiTheme="minorBidi" w:cstheme="minorBidi"/>
-          <w:b/>
-          <w:sz w:val="18"/>
-          <w:szCs w:val="18"/>
-        </w:rPr>
-        <w:t xml:space="preserve"> «</w:t>
+        <w:t>PARTIDA ELECTRONICA Nº «</w:t>
       </w:r>
       <w:r>
         <w:rPr>
@@ -688,25 +632,7 @@
           <w:sz w:val="18"/>
           <w:szCs w:val="18"/>
         </w:rPr>
-        <w:t xml:space="preserve">DEL REGISTRO DE PREDIOS DE LA ZONA REGISTRAL </w:t>
-      </w:r>
-      <w:proofErr w:type="spellStart"/>
-      <w:r>
-        <w:rPr>
-          <w:rFonts w:asciiTheme="minorBidi" w:hAnsiTheme="minorBidi" w:cstheme="minorBidi"/>
-          <w:sz w:val="18"/>
-          <w:szCs w:val="18"/>
-        </w:rPr>
-        <w:t>Nº</w:t>
-      </w:r>
-      <w:proofErr w:type="spellEnd"/>
-      <w:r>
-        <w:rPr>
-          <w:rFonts w:asciiTheme="minorBidi" w:hAnsiTheme="minorBidi" w:cstheme="minorBidi"/>
-          <w:sz w:val="18"/>
-          <w:szCs w:val="18"/>
-        </w:rPr>
-        <w:t xml:space="preserve"> V – SEDE TRUJILLO, OFICINA REGISTRAL DE TRUJILLO</w:t>
+        <w:t>DEL REGISTRO DE PREDIOS DE LA ZONA REGISTRAL Nº V – SEDE TRUJILLO, OFICINA REGISTRAL DE TRUJILLO</w:t>
       </w:r>
       <w:r>
         <w:rPr>
@@ -1080,7 +1006,6 @@
           <w:szCs w:val="18"/>
         </w:rPr>
       </w:pPr>
-      <w:proofErr w:type="gramStart"/>
       <w:r>
         <w:rPr>
           <w:rFonts w:ascii="Arial" w:hAnsi="Arial" w:cs="Arial"/>
@@ -1090,19 +1015,7 @@
           <w:szCs w:val="18"/>
           <w:lang w:eastAsia="en-US"/>
         </w:rPr>
-        <w:t>SEGUNDA.-</w:t>
-      </w:r>
-      <w:proofErr w:type="gramEnd"/>
-      <w:r>
-        <w:rPr>
-          <w:rFonts w:ascii="Arial" w:hAnsi="Arial" w:cs="Arial"/>
-          <w:b/>
-          <w:bCs/>
-          <w:sz w:val="18"/>
-          <w:szCs w:val="18"/>
-          <w:lang w:eastAsia="en-US"/>
-        </w:rPr>
-        <w:t xml:space="preserve"> </w:t>
+        <w:t xml:space="preserve">SEGUNDA.- </w:t>
       </w:r>
       <w:r>
         <w:rPr>
@@ -1168,7 +1081,6 @@
           <w:szCs w:val="18"/>
         </w:rPr>
       </w:pPr>
-      <w:proofErr w:type="gramStart"/>
       <w:r>
         <w:rPr>
           <w:rFonts w:asciiTheme="minorBidi" w:hAnsiTheme="minorBidi" w:cstheme="minorBidi"/>
@@ -1185,16 +1097,7 @@
           <w:sz w:val="18"/>
           <w:szCs w:val="18"/>
         </w:rPr>
-        <w:t>.-</w:t>
-      </w:r>
-      <w:proofErr w:type="gramEnd"/>
-      <w:r>
-        <w:rPr>
-          <w:rFonts w:asciiTheme="minorBidi" w:hAnsiTheme="minorBidi" w:cstheme="minorBidi"/>
-          <w:sz w:val="18"/>
-          <w:szCs w:val="18"/>
-        </w:rPr>
-        <w:t xml:space="preserve"> IMPORTE DE VENTA Y FORMA DE PAGO: </w:t>
+        <w:t xml:space="preserve">.- IMPORTE DE VENTA Y FORMA DE PAGO: </w:t>
       </w:r>
     </w:p>
     <w:p>
@@ -1339,27 +1242,7 @@
           <w:sz w:val="18"/>
           <w:szCs w:val="18"/>
         </w:rPr>
-        <w:t>S</w:t>
-      </w:r>
-      <w:proofErr w:type="gramStart"/>
-      <w:r>
-        <w:rPr>
-          <w:rFonts w:asciiTheme="minorBidi" w:hAnsiTheme="minorBidi" w:cstheme="minorBidi"/>
-          <w:b/>
-          <w:sz w:val="18"/>
-          <w:szCs w:val="18"/>
-        </w:rPr>
-        <w:t>/«</w:t>
-      </w:r>
-      <w:proofErr w:type="gramEnd"/>
-      <w:r>
-        <w:rPr>
-          <w:rFonts w:asciiTheme="minorBidi" w:hAnsiTheme="minorBidi" w:cstheme="minorBidi"/>
-          <w:b/>
-          <w:sz w:val="18"/>
-          <w:szCs w:val="18"/>
-        </w:rPr>
-        <w:t>PRECIO»</w:t>
+        <w:t>S/«PRECIO»</w:t>
       </w:r>
       <w:r>
         <w:rPr>
@@ -1377,7 +1260,7 @@
           <w:sz w:val="18"/>
           <w:szCs w:val="18"/>
         </w:rPr>
-        <w:t>(«PRECIO_TEXTO» Y «PRECIO_DECIMAL»/100 SOLES)</w:t>
+        <w:t>(«PRECIO_TEXTO»)</w:t>
       </w:r>
       <w:r>
         <w:rPr>
@@ -1405,7 +1288,6 @@
           <w:sz w:val="18"/>
           <w:szCs w:val="18"/>
         </w:rPr>
-        <w:lastRenderedPageBreak/>
         <w:t xml:space="preserve">LA PRESENTE COMPRAVENTA SE ENCUENTRA SUJETA A LA CONDICIÓN SUSPENSIVA QUE DICHO INMUEBLE LLEGUE A INDEPENDIZARSE, Y TRATANDOSE DE BIEN FUTURO, EL PRECIO TOTAL ANTES INDICADO, SE CANCELARA DE LA SIGUIENTE MANERA: </w:t>
       </w:r>
     </w:p>
@@ -1426,6 +1308,7 @@
           <w:sz w:val="18"/>
           <w:szCs w:val="18"/>
         </w:rPr>
+        <w:lastRenderedPageBreak/>
         <w:t>3.</w:t>
       </w:r>
       <w:r>
@@ -1452,29 +1335,7 @@
           <w:sz w:val="18"/>
           <w:szCs w:val="18"/>
         </w:rPr>
-        <w:t>S</w:t>
-      </w:r>
-      <w:proofErr w:type="gramStart"/>
-      <w:r>
-        <w:rPr>
-          <w:rFonts w:asciiTheme="minorBidi" w:hAnsiTheme="minorBidi" w:cstheme="minorBidi"/>
-          <w:b/>
-          <w:bCs/>
-          <w:sz w:val="18"/>
-          <w:szCs w:val="18"/>
-        </w:rPr>
-        <w:t>/«</w:t>
-      </w:r>
-      <w:proofErr w:type="gramEnd"/>
-      <w:r>
-        <w:rPr>
-          <w:rFonts w:asciiTheme="minorBidi" w:hAnsiTheme="minorBidi" w:cstheme="minorBidi"/>
-          <w:b/>
-          <w:bCs/>
-          <w:sz w:val="18"/>
-          <w:szCs w:val="18"/>
-        </w:rPr>
-        <w:t>PAGO»</w:t>
+        <w:t>S/«PAGO»</w:t>
       </w:r>
       <w:r>
         <w:rPr>
@@ -1494,7 +1355,7 @@
           <w:sz w:val="18"/>
           <w:szCs w:val="18"/>
         </w:rPr>
-        <w:t>(«PAGO_TEXTO» Y «PAGO_DECIMAL»/100 SOLES)</w:t>
+        <w:t>(«PAGO_TEXTO»)</w:t>
       </w:r>
       <w:r>
         <w:rPr>
@@ -1579,27 +1440,7 @@
           <w:sz w:val="18"/>
           <w:szCs w:val="18"/>
         </w:rPr>
-        <w:t>S</w:t>
-      </w:r>
-      <w:proofErr w:type="gramStart"/>
-      <w:r>
-        <w:rPr>
-          <w:rFonts w:asciiTheme="minorBidi" w:hAnsiTheme="minorBidi" w:cstheme="minorBidi"/>
-          <w:b/>
-          <w:sz w:val="18"/>
-          <w:szCs w:val="18"/>
-        </w:rPr>
-        <w:t>/«</w:t>
-      </w:r>
-      <w:proofErr w:type="gramEnd"/>
-      <w:r>
-        <w:rPr>
-          <w:rFonts w:asciiTheme="minorBidi" w:hAnsiTheme="minorBidi" w:cstheme="minorBidi"/>
-          <w:b/>
-          <w:sz w:val="18"/>
-          <w:szCs w:val="18"/>
-        </w:rPr>
-        <w:t>SALDO»</w:t>
+        <w:t>S/«SALDO»</w:t>
       </w:r>
       <w:r>
         <w:rPr>
@@ -1626,7 +1467,7 @@
           <w:sz w:val="18"/>
           <w:szCs w:val="18"/>
         </w:rPr>
-        <w:t>SALDO_TEXTO» Y «SALDO_DECIMAL»/100 SOLES)</w:t>
+        <w:t>SALDO_TEXTO»)</w:t>
       </w:r>
       <w:r>
         <w:rPr>
@@ -1719,7 +1560,6 @@
           <w:szCs w:val="18"/>
         </w:rPr>
       </w:pPr>
-      <w:proofErr w:type="gramStart"/>
       <w:r>
         <w:rPr>
           <w:rFonts w:asciiTheme="minorBidi" w:hAnsiTheme="minorBidi" w:cstheme="minorBidi"/>
@@ -1736,16 +1576,7 @@
           <w:sz w:val="18"/>
           <w:szCs w:val="18"/>
         </w:rPr>
-        <w:t>.-</w:t>
-      </w:r>
-      <w:proofErr w:type="gramEnd"/>
-      <w:r>
-        <w:rPr>
-          <w:rFonts w:asciiTheme="minorBidi" w:hAnsiTheme="minorBidi" w:cstheme="minorBidi"/>
-          <w:sz w:val="18"/>
-          <w:szCs w:val="18"/>
-        </w:rPr>
-        <w:t xml:space="preserve"> AMBAS PARTES ACUERDAN LO SIGUIENTE</w:t>
+        <w:t>.- AMBAS PARTES ACUERDAN LO SIGUIENTE</w:t>
       </w:r>
       <w:r>
         <w:rPr>
@@ -2022,7 +1853,6 @@
           <w:szCs w:val="18"/>
         </w:rPr>
       </w:pPr>
-      <w:proofErr w:type="gramStart"/>
       <w:r>
         <w:rPr>
           <w:rFonts w:asciiTheme="minorBidi" w:hAnsiTheme="minorBidi" w:cstheme="minorBidi"/>
@@ -2040,16 +1870,7 @@
           <w:sz w:val="18"/>
           <w:szCs w:val="18"/>
         </w:rPr>
-        <w:t>.-</w:t>
-      </w:r>
-      <w:proofErr w:type="gramEnd"/>
-      <w:r>
-        <w:rPr>
-          <w:rFonts w:asciiTheme="minorBidi" w:hAnsiTheme="minorBidi" w:cstheme="minorBidi"/>
-          <w:sz w:val="18"/>
-          <w:szCs w:val="18"/>
-        </w:rPr>
-        <w:t xml:space="preserve"> </w:t>
+        <w:t xml:space="preserve">.- </w:t>
       </w:r>
       <w:r>
         <w:rPr>
@@ -2081,7 +1902,6 @@
           <w:szCs w:val="18"/>
         </w:rPr>
       </w:pPr>
-      <w:proofErr w:type="gramStart"/>
       <w:r>
         <w:rPr>
           <w:rFonts w:asciiTheme="minorBidi" w:hAnsiTheme="minorBidi" w:cstheme="minorBidi"/>
@@ -2100,7 +1920,6 @@
         </w:rPr>
         <w:t>.-</w:t>
       </w:r>
-      <w:proofErr w:type="gramEnd"/>
       <w:r>
         <w:rPr>
           <w:rFonts w:asciiTheme="minorBidi" w:hAnsiTheme="minorBidi" w:cstheme="minorBidi"/>
@@ -2451,7 +2270,6 @@
           <w:szCs w:val="18"/>
         </w:rPr>
       </w:pPr>
-      <w:proofErr w:type="gramStart"/>
       <w:r>
         <w:rPr>
           <w:rFonts w:asciiTheme="minorBidi" w:hAnsiTheme="minorBidi" w:cstheme="minorBidi"/>
@@ -2470,7 +2288,6 @@
         </w:rPr>
         <w:t>.-</w:t>
       </w:r>
-      <w:proofErr w:type="gramEnd"/>
       <w:r>
         <w:rPr>
           <w:rFonts w:asciiTheme="minorBidi" w:hAnsiTheme="minorBidi" w:cstheme="minorBidi"/>
@@ -2535,7 +2352,6 @@
           <w:szCs w:val="18"/>
         </w:rPr>
       </w:pPr>
-      <w:proofErr w:type="gramStart"/>
       <w:r>
         <w:rPr>
           <w:rFonts w:asciiTheme="minorBidi" w:hAnsiTheme="minorBidi" w:cstheme="minorBidi"/>
@@ -2554,7 +2370,6 @@
         </w:rPr>
         <w:t>.-</w:t>
       </w:r>
-      <w:proofErr w:type="gramEnd"/>
       <w:r>
         <w:rPr>
           <w:rFonts w:asciiTheme="minorBidi" w:hAnsiTheme="minorBidi" w:cstheme="minorBidi"/>
@@ -2663,7 +2478,6 @@
           <w:szCs w:val="18"/>
         </w:rPr>
       </w:pPr>
-      <w:proofErr w:type="gramStart"/>
       <w:r>
         <w:rPr>
           <w:rFonts w:asciiTheme="minorBidi" w:hAnsiTheme="minorBidi" w:cstheme="minorBidi"/>
@@ -2680,16 +2494,7 @@
           <w:sz w:val="18"/>
           <w:szCs w:val="18"/>
         </w:rPr>
-        <w:t>.-</w:t>
-      </w:r>
-      <w:proofErr w:type="gramEnd"/>
-      <w:r>
-        <w:rPr>
-          <w:rFonts w:asciiTheme="minorBidi" w:hAnsiTheme="minorBidi" w:cstheme="minorBidi"/>
-          <w:sz w:val="18"/>
-          <w:szCs w:val="18"/>
-        </w:rPr>
-        <w:t xml:space="preserve"> EQUIVALENCIA ENTRE EL PRECIO Y EL BIEN MATERIA DE VENTA: </w:t>
+        <w:t xml:space="preserve">.- EQUIVALENCIA ENTRE EL PRECIO Y EL BIEN MATERIA DE VENTA: </w:t>
       </w:r>
     </w:p>
     <w:p>
@@ -2741,16 +2546,7 @@
           <w:sz w:val="18"/>
           <w:szCs w:val="18"/>
         </w:rPr>
-        <w:t xml:space="preserve">EN ESE SENTIDO NO HABRÁ LUGAR A REEMBOLSO NI COMPENSACIÓN POR NINGUNA DE LAS PARTES SI EL INMUEBLE DE QUE SE TRATA TUVIERE DENTRO DE SUS LINDEROS MAYOR O MENOR EXTENSIÓN/ES DE LO QUE SE INDIQUE EN LA PARTIDA REGISTRAL DONDE SE INSCRIBA EL MISMO UNA </w:t>
-      </w:r>
-      <w:r>
-        <w:rPr>
-          <w:rFonts w:asciiTheme="minorBidi" w:hAnsiTheme="minorBidi" w:cstheme="minorBidi"/>
-          <w:sz w:val="18"/>
-          <w:szCs w:val="18"/>
-        </w:rPr>
-        <w:lastRenderedPageBreak/>
-        <w:t>VEZ CONCLUIDA LA EDIFICACIÓN. LAS PARTES ACUERDAN QUE LA VARIACIÓN DEL AREA DE EL INMUEBLE SE REALIZARÁ Y REGULARÁ CONFORME AL ORDENAMIENTO JURÍDICO NACIONAL.</w:t>
+        <w:t>EN ESE SENTIDO NO HABRÁ LUGAR A REEMBOLSO NI COMPENSACIÓN POR NINGUNA DE LAS PARTES SI EL INMUEBLE DE QUE SE TRATA TUVIERE DENTRO DE SUS LINDEROS MAYOR O MENOR EXTENSIÓN/ES DE LO QUE SE INDIQUE EN LA PARTIDA REGISTRAL DONDE SE INSCRIBA EL MISMO UNA VEZ CONCLUIDA LA EDIFICACIÓN. LAS PARTES ACUERDAN QUE LA VARIACIÓN DEL AREA DE EL INMUEBLE SE REALIZARÁ Y REGULARÁ CONFORME AL ORDENAMIENTO JURÍDICO NACIONAL.</w:t>
       </w:r>
       <w:r>
         <w:rPr>
@@ -2772,7 +2568,6 @@
           <w:szCs w:val="18"/>
         </w:rPr>
       </w:pPr>
-      <w:proofErr w:type="gramStart"/>
       <w:r>
         <w:rPr>
           <w:rFonts w:asciiTheme="minorBidi" w:hAnsiTheme="minorBidi" w:cstheme="minorBidi"/>
@@ -2789,16 +2584,7 @@
           <w:sz w:val="18"/>
           <w:szCs w:val="18"/>
         </w:rPr>
-        <w:t>.-</w:t>
-      </w:r>
-      <w:proofErr w:type="gramEnd"/>
-      <w:r>
-        <w:rPr>
-          <w:rFonts w:asciiTheme="minorBidi" w:hAnsiTheme="minorBidi" w:cstheme="minorBidi"/>
-          <w:sz w:val="18"/>
-          <w:szCs w:val="18"/>
-        </w:rPr>
-        <w:t xml:space="preserve"> DECLARACION DE LAS PARTES:</w:t>
+        <w:t>.- DECLARACION DE LAS PARTES:</w:t>
       </w:r>
       <w:r>
         <w:rPr>
@@ -2834,6 +2620,7 @@
           <w:sz w:val="18"/>
           <w:szCs w:val="18"/>
         </w:rPr>
+        <w:lastRenderedPageBreak/>
         <w:t>10</w:t>
       </w:r>
       <w:r>
@@ -3164,35 +2951,15 @@
           <w:sz w:val="18"/>
           <w:szCs w:val="18"/>
         </w:rPr>
-        <w:t xml:space="preserve">DECIMA </w:t>
-      </w:r>
-      <w:proofErr w:type="gramStart"/>
-      <w:r>
-        <w:rPr>
-          <w:rFonts w:asciiTheme="minorBidi" w:hAnsiTheme="minorBidi" w:cstheme="minorBidi"/>
-          <w:b/>
-          <w:bCs/>
-          <w:sz w:val="18"/>
-          <w:szCs w:val="18"/>
-        </w:rPr>
-        <w:t>PRIMERA</w:t>
-      </w:r>
-      <w:r>
-        <w:rPr>
-          <w:rFonts w:asciiTheme="minorBidi" w:hAnsiTheme="minorBidi" w:cstheme="minorBidi"/>
-          <w:sz w:val="18"/>
-          <w:szCs w:val="18"/>
-        </w:rPr>
-        <w:t>.-</w:t>
-      </w:r>
-      <w:proofErr w:type="gramEnd"/>
-      <w:r>
-        <w:rPr>
-          <w:rFonts w:asciiTheme="minorBidi" w:hAnsiTheme="minorBidi" w:cstheme="minorBidi"/>
-          <w:sz w:val="18"/>
-          <w:szCs w:val="18"/>
-        </w:rPr>
-        <w:t xml:space="preserve"> LOS GASTOS NOTARIALES, REGISTRALES QUE ORIGINE EL PERFECCIONAMIENTO DE ESTE CONTRATO, SERÁN DE CUENTA EXCLUSIVA DE </w:t>
+        <w:t>DECIMA PRIMERA</w:t>
+      </w:r>
+      <w:r>
+        <w:rPr>
+          <w:rFonts w:asciiTheme="minorBidi" w:hAnsiTheme="minorBidi" w:cstheme="minorBidi"/>
+          <w:sz w:val="18"/>
+          <w:szCs w:val="18"/>
+        </w:rPr>
+        <w:t xml:space="preserve">.- LOS GASTOS NOTARIALES, REGISTRALES QUE ORIGINE EL PERFECCIONAMIENTO DE ESTE CONTRATO, SERÁN DE CUENTA EXCLUSIVA DE </w:t>
       </w:r>
       <w:r>
         <w:rPr>
@@ -3241,35 +3008,15 @@
           <w:sz w:val="18"/>
           <w:szCs w:val="18"/>
         </w:rPr>
-        <w:t xml:space="preserve">A </w:t>
-      </w:r>
-      <w:proofErr w:type="gramStart"/>
-      <w:r>
-        <w:rPr>
-          <w:rFonts w:asciiTheme="minorBidi" w:hAnsiTheme="minorBidi" w:cstheme="minorBidi"/>
-          <w:b/>
-          <w:bCs/>
-          <w:sz w:val="18"/>
-          <w:szCs w:val="18"/>
-        </w:rPr>
-        <w:t>SEGUNDA</w:t>
-      </w:r>
-      <w:r>
-        <w:rPr>
-          <w:rFonts w:asciiTheme="minorBidi" w:hAnsiTheme="minorBidi" w:cstheme="minorBidi"/>
-          <w:sz w:val="18"/>
-          <w:szCs w:val="18"/>
-        </w:rPr>
-        <w:t>.-</w:t>
-      </w:r>
-      <w:proofErr w:type="gramEnd"/>
-      <w:r>
-        <w:rPr>
-          <w:rFonts w:asciiTheme="minorBidi" w:hAnsiTheme="minorBidi" w:cstheme="minorBidi"/>
-          <w:sz w:val="18"/>
-          <w:szCs w:val="18"/>
-        </w:rPr>
-        <w:t xml:space="preserve"> </w:t>
+        <w:t>A SEGUNDA</w:t>
+      </w:r>
+      <w:r>
+        <w:rPr>
+          <w:rFonts w:asciiTheme="minorBidi" w:hAnsiTheme="minorBidi" w:cstheme="minorBidi"/>
+          <w:sz w:val="18"/>
+          <w:szCs w:val="18"/>
+        </w:rPr>
+        <w:t xml:space="preserve">.- </w:t>
       </w:r>
       <w:r>
         <w:rPr>
@@ -3325,7 +3072,6 @@
         </w:rPr>
         <w:t xml:space="preserve">DECIMO </w:t>
       </w:r>
-      <w:proofErr w:type="gramStart"/>
       <w:r>
         <w:rPr>
           <w:rFonts w:asciiTheme="minorBidi" w:hAnsiTheme="minorBidi" w:cstheme="minorBidi"/>
@@ -3342,16 +3088,7 @@
           <w:sz w:val="18"/>
           <w:szCs w:val="18"/>
         </w:rPr>
-        <w:t>.-</w:t>
-      </w:r>
-      <w:proofErr w:type="gramEnd"/>
-      <w:r>
-        <w:rPr>
-          <w:rFonts w:asciiTheme="minorBidi" w:hAnsiTheme="minorBidi" w:cstheme="minorBidi"/>
-          <w:sz w:val="18"/>
-          <w:szCs w:val="18"/>
-        </w:rPr>
-        <w:t xml:space="preserve"> AMBAS PARTES CONTRATANTES DEBIDAMENTE ENTERADAS DE LAS CLÁUSULAS Y ESTIPULACIONES DEL PRESENTE CONTRATO LO ACEPTAN EN TODAS Y CADA UNA DE SUS PARTES OBLIGÁNDOSE A SU FIEL Y ESTRICTO CUMPLIMIENTO, SUSCRIBIENDO EL PRESENTE</w:t>
+        <w:t>.- AMBAS PARTES CONTRATANTES DEBIDAMENTE ENTERADAS DE LAS CLÁUSULAS Y ESTIPULACIONES DEL PRESENTE CONTRATO LO ACEPTAN EN TODAS Y CADA UNA DE SUS PARTES OBLIGÁNDOSE A SU FIEL Y ESTRICTO CUMPLIMIENTO, SUSCRIBIENDO EL PRESENTE</w:t>
       </w:r>
       <w:r>
         <w:rPr>
